--- a/Projetos/TAP_ENAJU/TAP_ENAJU_reestruturado.docx
+++ b/Projetos/TAP_ENAJU/TAP_ENAJU_reestruturado.docx
@@ -2,10 +2,10 @@
 <file path=word/document.xml><?xml version="1.0" encoding="utf-8"?>
 <w:document xmlns:w="http://schemas.openxmlformats.org/wordprocessingml/2006/main" xmlns:m="http://schemas.openxmlformats.org/officeDocument/2006/math" xmlns:r="http://schemas.openxmlformats.org/officeDocument/2006/relationships" xmlns:o="urn:schemas-microsoft-com:office:office" xmlns:v="urn:schemas-microsoft-com:vml" xmlns:w10="urn:schemas-microsoft-com:office:word" xmlns:a="http://schemas.openxmlformats.org/drawingml/2006/main" xmlns:pic="http://schemas.openxmlformats.org/drawingml/2006/picture" xmlns:wp="http://schemas.openxmlformats.org/drawingml/2006/wordprocessingDrawing">
   <w:body>
-    <w:bookmarkStart w:id="25" w:name="termo-de-abertura-de-projeto-tap"/>
-    <w:p>
-      <w:pPr>
-        <w:pStyle w:val="Heading1"/>
+    <w:bookmarkStart w:id="45" w:name="termo-de-abertura-de-projeto-tap"/>
+    <w:p>
+      <w:pPr>
+        <w:pStyle w:val="Ttulo1"/>
       </w:pPr>
       <w:r>
         <w:t xml:space="preserve">TERMO DE ABERTURA DE PROJETO (TAP)</w:t>
@@ -34,7 +34,19 @@
         <w:t xml:space="preserve"> </w:t>
       </w:r>
       <w:r>
-        <w:t xml:space="preserve">Esta é a versão reestruturada do TAP da ENAJU. Ela substitui o documento "Estruturação da Escola Nacional e aperfeiçoamento de servidores do Poder Judiciário" e incorpora os ajustes recomendados na análise crítica do TAP, o fato de a ENAJU já estar instituída na estrutura orgânica do CNJ (Portaria CNJ nº 221/2026, DOU de 1º de junho de 2026) e a diretriz de reunir, como entregas (KRs), os projetos que consolidam a ENAJU como referência nacional de capacitação de servidores e hub central das escolas judiciais.</w:t>
+        <w:t xml:space="preserve">Esta é a versão reestruturada do TAP da ENAJU. Ela substitui o documento</w:t>
+      </w:r>
+      <w:r>
+        <w:t xml:space="preserve"> </w:t>
+      </w:r>
+      <w:r>
+        <w:t xml:space="preserve">“Estruturação da Escola Nacional e aperfeiçoamento de servidores do Poder Judiciário”</w:t>
+      </w:r>
+      <w:r>
+        <w:t xml:space="preserve"> </w:t>
+      </w:r>
+      <w:r>
+        <w:t xml:space="preserve">e incorpora os ajustes recomendados na análise crítica do TAP, o fato de a ENAJU já estar instituída na estrutura orgânica do CNJ (Portaria CNJ nº 221/2026, DOU de 1º de junho de 2026) e a diretriz de reunir, como entregas (KRs), os projetos que consolidam a ENAJU como referência nacional de capacitação de servidores e hub central das escolas judiciais.</w:t>
       </w:r>
     </w:p>
     <w:p>
@@ -44,10 +56,10 @@
         </w:pict>
       </w:r>
     </w:p>
-    <w:bookmarkStart w:id="9" w:name="identificação-do-projeto"/>
-    <w:p>
-      <w:pPr>
-        <w:pStyle w:val="Heading2"/>
+    <w:bookmarkStart w:id="26" w:name="identificação-do-projeto"/>
+    <w:p>
+      <w:pPr>
+        <w:pStyle w:val="Ttulo2"/>
       </w:pPr>
       <w:r>
         <w:t xml:space="preserve">IDENTIFICAÇÃO DO PROJETO</w:t>
@@ -56,7 +68,8 @@
     <w:tbl>
       <w:tblPr>
         <w:tblStyle w:val="Table"/>
-        <w:tblW w:type="auto" w:w="0"/>
+        <w:tblW w:type="pct" w:w="5000"/>
+        <w:tblLayout w:type="fixed"/>
         <w:tblLook w:firstRow="1" w:lastRow="0" w:firstColumn="0" w:lastColumn="0" w:noHBand="0" w:noVBand="0" w:val="0020"/>
       </w:tblPr>
       <w:tblGrid>
@@ -188,7 +201,7 @@
               <w:pStyle w:val="Compact"/>
             </w:pPr>
             <w:r>
-              <w:t xml:space="preserve">Dr. Paulo — Secretário da Secretaria de Estratégia e Projetos (SEP)</w:t>
+              <w:t xml:space="preserve">Dr. Paulo — Secretário da Secretaria de Estratégia e Projetos (SEP)</w:t>
             </w:r>
           </w:p>
         </w:tc>
@@ -216,7 +229,7 @@
               <w:pStyle w:val="Compact"/>
             </w:pPr>
             <w:r>
-              <w:t xml:space="preserve">Dr. Daniel Avelar — Juiz Auxiliar da SEP</w:t>
+              <w:t xml:space="preserve">Dr. Daniel Avelar — Juiz Auxiliar da SEP</w:t>
             </w:r>
           </w:p>
         </w:tc>
@@ -295,20 +308,20 @@
         </w:pict>
       </w:r>
     </w:p>
-    <w:bookmarkEnd w:id="9"/>
-    <w:bookmarkStart w:id="13" w:name="plano-de-negócio"/>
-    <w:p>
-      <w:pPr>
-        <w:pStyle w:val="Heading2"/>
+    <w:bookmarkEnd w:id="26"/>
+    <w:bookmarkStart w:id="30" w:name="plano-de-negócio"/>
+    <w:p>
+      <w:pPr>
+        <w:pStyle w:val="Ttulo2"/>
       </w:pPr>
       <w:r>
         <w:t xml:space="preserve">PLANO DE NEGÓCIO</w:t>
       </w:r>
     </w:p>
-    <w:bookmarkStart w:id="10" w:name="objeto-do-projeto"/>
-    <w:p>
-      <w:pPr>
-        <w:pStyle w:val="Heading3"/>
+    <w:bookmarkStart w:id="27" w:name="objeto-do-projeto"/>
+    <w:p>
+      <w:pPr>
+        <w:pStyle w:val="Ttulo3"/>
       </w:pPr>
       <w:r>
         <w:t xml:space="preserve">OBJETO DO PROJETO</w:t>
@@ -441,11 +454,11 @@
         <w:t xml:space="preserve">.</w:t>
       </w:r>
     </w:p>
-    <w:bookmarkEnd w:id="10"/>
-    <w:bookmarkStart w:id="11" w:name="justificativa-do-projeto"/>
-    <w:p>
-      <w:pPr>
-        <w:pStyle w:val="Heading3"/>
+    <w:bookmarkEnd w:id="27"/>
+    <w:bookmarkStart w:id="28" w:name="justificativa-do-projeto"/>
+    <w:p>
+      <w:pPr>
+        <w:pStyle w:val="Ttulo3"/>
       </w:pPr>
       <w:r>
         <w:t xml:space="preserve">JUSTIFICATIVA DO PROJETO</w:t>
@@ -671,11 +684,11 @@
         <w:t xml:space="preserve">, gerando valor público por meio do desenvolvimento de competências dos servidores, da modernização da educação corporativa e da promoção de uma cultura nacional de aprendizagem contínua e de decisão baseada em evidências.</w:t>
       </w:r>
     </w:p>
-    <w:bookmarkEnd w:id="11"/>
-    <w:bookmarkStart w:id="12" w:name="alinhamento-estratégico"/>
-    <w:p>
-      <w:pPr>
-        <w:pStyle w:val="Heading3"/>
+    <w:bookmarkEnd w:id="28"/>
+    <w:bookmarkStart w:id="29" w:name="alinhamento-estratégico"/>
+    <w:p>
+      <w:pPr>
+        <w:pStyle w:val="Ttulo3"/>
       </w:pPr>
       <w:r>
         <w:t xml:space="preserve">ALINHAMENTO ESTRATÉGICO</w:t>
@@ -706,13 +719,13 @@
           <w:b/>
           <w:bCs/>
         </w:rPr>
-        <w:t xml:space="preserve">Objetivo estratégico I</w:t>
-      </w:r>
-      <w:r>
-        <w:t xml:space="preserve"> </w:t>
-      </w:r>
-      <w:r>
-        <w:t xml:space="preserve">— desenvolver políticas judiciárias e instrumentos para o aperfeiçoamento das atividades dos órgãos do Poder Judiciário, seus serviços auxiliares, notariais e de registro, e demais órgãos correicionais.</w:t>
+        <w:t xml:space="preserve">Objetivo estratégico 01</w:t>
+      </w:r>
+      <w:r>
+        <w:t xml:space="preserve"> </w:t>
+      </w:r>
+      <w:r>
+        <w:t xml:space="preserve">— desenvolver políticas judiciárias e outros instrumentos para o aperfeiçoamento das atividades dos órgãos do Poder Judiciário e dos seus serviços auxiliares e dos serviços notariais e de registro, e dos demais órgãos correicionais.</w:t>
       </w:r>
       <w:r>
         <w:t xml:space="preserve"> </w:t>
@@ -744,13 +757,13 @@
           <w:b/>
           <w:bCs/>
         </w:rPr>
-        <w:t xml:space="preserve">Objetivo estratégico IV</w:t>
-      </w:r>
-      <w:r>
-        <w:t xml:space="preserve"> </w:t>
-      </w:r>
-      <w:r>
-        <w:t xml:space="preserve">— promover a disseminação das informações de forma padronizada e sistêmica.</w:t>
+        <w:t xml:space="preserve">Objetivo estratégico 04</w:t>
+      </w:r>
+      <w:r>
+        <w:t xml:space="preserve"> </w:t>
+      </w:r>
+      <w:r>
+        <w:t xml:space="preserve">— promover a disseminação das informações, de forma padronizada e sistêmica.</w:t>
       </w:r>
       <w:r>
         <w:t xml:space="preserve"> </w:t>
@@ -782,13 +795,13 @@
           <w:b/>
           <w:bCs/>
         </w:rPr>
-        <w:t xml:space="preserve">Objetivo estratégico XVI</w:t>
-      </w:r>
-      <w:r>
-        <w:t xml:space="preserve"> </w:t>
-      </w:r>
-      <w:r>
-        <w:t xml:space="preserve">— aperfeiçoar políticas e práticas de gestão de pessoas.</w:t>
+        <w:t xml:space="preserve">Objetivo estratégico 16</w:t>
+      </w:r>
+      <w:r>
+        <w:t xml:space="preserve"> </w:t>
+      </w:r>
+      <w:r>
+        <w:t xml:space="preserve">— aperfeiçoar políticas e práticas de Gestão de Pessoas.</w:t>
       </w:r>
       <w:r>
         <w:t xml:space="preserve"> </w:t>
@@ -832,13 +845,13 @@
           <w:b/>
           <w:bCs/>
         </w:rPr>
-        <w:t xml:space="preserve">Macrodesafio:</w:t>
-      </w:r>
-      <w:r>
-        <w:t xml:space="preserve"> </w:t>
-      </w:r>
-      <w:r>
-        <w:t xml:space="preserve">Aperfeiçoamento da Gestão de Pessoas.</w:t>
+        <w:t xml:space="preserve">Macrodesafio 10:</w:t>
+      </w:r>
+      <w:r>
+        <w:t xml:space="preserve"> </w:t>
+      </w:r>
+      <w:r>
+        <w:t xml:space="preserve">Aperfeiçoamento da gestão de pessoas.</w:t>
       </w:r>
     </w:p>
     <w:p>
@@ -929,7 +942,16 @@
         <w:t xml:space="preserve"> </w:t>
       </w:r>
       <w:r>
-        <w:t xml:space="preserve">— Política de Comunicação do Poder Judiciário (fundamenta o KR 2.4 — série "Conversa com o CNJ!").</w:t>
+        <w:t xml:space="preserve">— Política de Comunicação do Poder Judiciário (fundamenta o KR 2.4 — série</w:t>
+      </w:r>
+      <w:r>
+        <w:t xml:space="preserve"> </w:t>
+      </w:r>
+      <w:r>
+        <w:t xml:space="preserve">“Conversa com o CNJ!”</w:t>
+      </w:r>
+      <w:r>
+        <w:t xml:space="preserve">).</w:t>
       </w:r>
     </w:p>
     <w:p>
@@ -983,12 +1005,12 @@
         </w:pict>
       </w:r>
     </w:p>
-    <w:bookmarkEnd w:id="12"/>
-    <w:bookmarkEnd w:id="13"/>
-    <w:bookmarkStart w:id="17" w:name="X9a50913410a9bbcfe3e7abe065e536ad42b679e"/>
-    <w:p>
-      <w:pPr>
-        <w:pStyle w:val="Heading2"/>
+    <w:bookmarkEnd w:id="29"/>
+    <w:bookmarkEnd w:id="30"/>
+    <w:bookmarkStart w:id="34" w:name="benefícios-valor-público-do-projeto-bkrs"/>
+    <w:p>
+      <w:pPr>
+        <w:pStyle w:val="Ttulo2"/>
       </w:pPr>
       <w:r>
         <w:t xml:space="preserve">BENEFÍCIOS / VALOR PÚBLICO DO PROJETO (BKRS)</w:t>
@@ -1031,10 +1053,10 @@
         <w:t xml:space="preserve">que correspondem a projetos entregáveis.</w:t>
       </w:r>
     </w:p>
-    <w:bookmarkStart w:id="14" w:name="X07c44bf2f6c5d3ca07529ed79bf67bf78cc3404"/>
-    <w:p>
-      <w:pPr>
-        <w:pStyle w:val="Heading3"/>
+    <w:bookmarkStart w:id="31" w:name="X20dedb0b7d230d28ade46abc2b6f33d3cb90b44"/>
+    <w:p>
+      <w:pPr>
+        <w:pStyle w:val="Ttulo3"/>
       </w:pPr>
       <w:r>
         <w:t xml:space="preserve">BENEFÍCIO 1 — Governança estruturada e capacidade institucional fortalecida</w:t>
@@ -1127,7 +1149,7 @@
         <w:t xml:space="preserve"> </w:t>
       </w:r>
       <w:r>
-        <w:t xml:space="preserve">como espaço de articulação da Rede e, simultaneamente, de fomento à adesão e ao povoamento do HUB ENAJU (KR 2.1).</w:t>
+        <w:t xml:space="preserve">como espaço de articulação da Rede e, simultaneamente, de fomento à adesão e ao povoamento do HUB ENAJU (KR 2.1), com plano de comunicação, estratégia de adesão ao HUB e diretrizes de identidade institucional articuladas à SCS.</w:t>
       </w:r>
     </w:p>
     <w:p>
@@ -1265,7 +1287,8 @@
     <w:tbl>
       <w:tblPr>
         <w:tblStyle w:val="Table"/>
-        <w:tblW w:type="auto" w:w="0"/>
+        <w:tblW w:type="pct" w:w="5000"/>
+        <w:tblLayout w:type="fixed"/>
         <w:tblLook w:firstRow="1" w:lastRow="0" w:firstColumn="0" w:lastColumn="0" w:noHBand="0" w:noVBand="0" w:val="0020"/>
       </w:tblPr>
       <w:tblGrid>
@@ -1365,7 +1388,7 @@
               <w:pStyle w:val="Compact"/>
             </w:pPr>
             <w:r>
-              <w:t xml:space="preserve">Modelo de operacionalização da Rede aprovado e em adesão</w:t>
+              <w:t xml:space="preserve">Modelo de operacionalização da Rede aprovado; plano de comunicação e estratégia de adesão ao HUB aprovados</w:t>
             </w:r>
           </w:p>
         </w:tc>
@@ -1518,11 +1541,11 @@
         <w:t xml:space="preserve">trimestral.</w:t>
       </w:r>
     </w:p>
-    <w:bookmarkEnd w:id="14"/>
-    <w:bookmarkStart w:id="15" w:name="Xa6af6553896be33bb19dcec9ab39dd78f68fc74"/>
-    <w:p>
-      <w:pPr>
-        <w:pStyle w:val="Heading3"/>
+    <w:bookmarkEnd w:id="31"/>
+    <w:bookmarkStart w:id="32" w:name="X9c6fffd4ff290cd6895ae42b65581b5943444ad"/>
+    <w:p>
+      <w:pPr>
+        <w:pStyle w:val="Ttulo3"/>
       </w:pPr>
       <w:r>
         <w:t xml:space="preserve">BENEFÍCIO 2 — Infraestrutura integrada de conteúdos e aprendizagem</w:t>
@@ -1577,7 +1600,7 @@
         <w:t xml:space="preserve"> </w:t>
       </w:r>
       <w:r>
-        <w:t xml:space="preserve">Vertente em rede da ENAJU que integra, em portal único, a oferta de cursos e trilhas para servidores e estrutura o repositório nacional de conteúdos educacionais das escolas judiciais, com curadoria, metadados padronizados e reaproveitamento pelos tribunais; a adesão das escolas é impulsionada pelo Encontro Nacional (KR 1.2).</w:t>
+        <w:t xml:space="preserve">Vertente em rede da ENAJU que integra, em portal único, a oferta de cursos e trilhas para servidores e estrutura o repositório nacional de conteúdos educacionais das escolas judiciais, com curadoria, metadados padronizados e reaproveitamento pelos tribunais; a adesão das escolas é impulsionada pelo Encontro Nacional (KR 1.2) e monitorada por número de escolas aderentes, percentual do universo de tribunais/escolas e quantidade de conteúdos catalogados.</w:t>
       </w:r>
     </w:p>
     <w:p>
@@ -1621,7 +1644,7 @@
         <w:t xml:space="preserve"> </w:t>
       </w:r>
       <w:r>
-        <w:t xml:space="preserve">Painel com dados consolidados e dinâmicos das ações formativas do Poder Judiciário, com adesão progressiva dos tribunais.</w:t>
+        <w:t xml:space="preserve">Painel com dados consolidados e dinâmicos das ações formativas do Poder Judiciário, com adesão progressiva dos tribunais; o protótipo funciona como marco intermediário, e o critério final é o painel operacional publicado e homologado.</w:t>
       </w:r>
     </w:p>
     <w:p>
@@ -1637,7 +1660,28 @@
           <w:b/>
           <w:bCs/>
         </w:rPr>
-        <w:t xml:space="preserve">KR 2.4 — "Conversa com o CNJ!": série audiovisual de mediação pedagógica.</w:t>
+        <w:t xml:space="preserve">KR 2.4 —</w:t>
+      </w:r>
+      <w:r>
+        <w:rPr>
+          <w:b/>
+          <w:bCs/>
+        </w:rPr>
+        <w:t xml:space="preserve"> </w:t>
+      </w:r>
+      <w:r>
+        <w:rPr>
+          <w:b/>
+          <w:bCs/>
+        </w:rPr>
+        <w:t xml:space="preserve">“Conversa com o CNJ!”</w:t>
+      </w:r>
+      <w:r>
+        <w:rPr>
+          <w:b/>
+          <w:bCs/>
+        </w:rPr>
+        <w:t xml:space="preserve">: série audiovisual de mediação pedagógica.</w:t>
       </w:r>
       <w:r>
         <w:t xml:space="preserve"> </w:t>
@@ -1743,7 +1787,8 @@
     <w:tbl>
       <w:tblPr>
         <w:tblStyle w:val="Table"/>
-        <w:tblW w:type="auto" w:w="0"/>
+        <w:tblW w:type="pct" w:w="5000"/>
+        <w:tblLayout w:type="fixed"/>
         <w:tblLook w:firstRow="1" w:lastRow="0" w:firstColumn="0" w:lastColumn="0" w:noHBand="0" w:noVBand="0" w:val="0020"/>
       </w:tblPr>
       <w:tblGrid>
@@ -1808,7 +1853,7 @@
               <w:pStyle w:val="Compact"/>
             </w:pPr>
             <w:r>
-              <w:t xml:space="preserve">HUB e Banco de Conteúdos publicados e em adesão pelas escolas</w:t>
+              <w:t xml:space="preserve">HUB e Banco de Conteúdos publicados; relatório de adesão com nº de escolas aderentes, % do universo de tribunais/escolas e nº de conteúdos catalogados</w:t>
             </w:r>
           </w:p>
         </w:tc>
@@ -1878,7 +1923,7 @@
               <w:pStyle w:val="Compact"/>
             </w:pPr>
             <w:r>
-              <w:t xml:space="preserve">Painel de BI publicado ou prototipado</w:t>
+              <w:t xml:space="preserve">Protótipo validado como marco intermediário e painel operacional publicado/homologado como critério final</w:t>
             </w:r>
           </w:p>
         </w:tc>
@@ -1996,11 +2041,11 @@
         <w:t xml:space="preserve">trimestral.</w:t>
       </w:r>
     </w:p>
-    <w:bookmarkEnd w:id="15"/>
-    <w:bookmarkStart w:id="16" w:name="X65a7802730e2d20fa10e8200f74a6e64895c1dc"/>
-    <w:p>
-      <w:pPr>
-        <w:pStyle w:val="Heading3"/>
+    <w:bookmarkEnd w:id="32"/>
+    <w:bookmarkStart w:id="33" w:name="Xb053bb05fce6dcba6f0a46d222e5c7e1e97734d"/>
+    <w:p>
+      <w:pPr>
+        <w:pStyle w:val="Ttulo3"/>
       </w:pPr>
       <w:r>
         <w:t xml:space="preserve">BENEFÍCIO 3 (NOVO) — Conhecimento aplicado e inteligência educacional baseada em evidências</w:t>
@@ -2090,7 +2135,16 @@
         <w:t xml:space="preserve"> </w:t>
       </w:r>
       <w:r>
-        <w:t xml:space="preserve">Série editorial que transforma cada ação formativa da ENAJU em inteligência institucional sistemática, rastreável e reutilizável (síntese, capacidades desenvolvidas, conexão com políticas judiciárias e agenda de continuidade), apoiada por pipeline de transcrição e análise; evento-piloto: webinário "Precisamos Falar de Cuidados e Pessoas Idosas".</w:t>
+        <w:t xml:space="preserve">Série editorial que transforma cada ação formativa da ENAJU em inteligência institucional sistemática, rastreável e reutilizável (síntese, capacidades desenvolvidas, conexão com políticas judiciárias e agenda de continuidade), apoiada por pipeline de transcrição e análise; evento-piloto: webinário</w:t>
+      </w:r>
+      <w:r>
+        <w:t xml:space="preserve"> </w:t>
+      </w:r>
+      <w:r>
+        <w:t xml:space="preserve">“Precisamos Falar de Cuidados e Pessoas Idosas”</w:t>
+      </w:r>
+      <w:r>
+        <w:t xml:space="preserve">.</w:t>
       </w:r>
     </w:p>
     <w:p>
@@ -2209,7 +2263,8 @@
     <w:tbl>
       <w:tblPr>
         <w:tblStyle w:val="Table"/>
-        <w:tblW w:type="auto" w:w="0"/>
+        <w:tblW w:type="pct" w:w="5000"/>
+        <w:tblLayout w:type="fixed"/>
         <w:tblLook w:firstRow="1" w:lastRow="0" w:firstColumn="0" w:lastColumn="0" w:noHBand="0" w:noVBand="0" w:val="0020"/>
       </w:tblPr>
       <w:tblGrid>
@@ -2434,12 +2489,12 @@
         </w:pict>
       </w:r>
     </w:p>
-    <w:bookmarkEnd w:id="16"/>
-    <w:bookmarkEnd w:id="17"/>
-    <w:bookmarkStart w:id="20" w:name="Xefd7a03b2a1cdef93b8fa66639a875b609138f9"/>
-    <w:p>
-      <w:pPr>
-        <w:pStyle w:val="Heading2"/>
+    <w:bookmarkEnd w:id="33"/>
+    <w:bookmarkEnd w:id="34"/>
+    <w:bookmarkStart w:id="40" w:name="Xefd7a03b2a1cdef93b8fa66639a875b609138f9"/>
+    <w:p>
+      <w:pPr>
+        <w:pStyle w:val="Ttulo2"/>
       </w:pPr>
       <w:r>
         <w:t xml:space="preserve">ESCOPO DO PROJETO E ESTRUTURA ANALÍTICA DE BENEFÍCIOS (EAB)</w:t>
@@ -2609,10 +2664,65 @@
         <w:t xml:space="preserve">    └── KR 3.3 NuPEC-EJ / Grupo de Altos Estudos + Parcerias</w:t>
       </w:r>
     </w:p>
-    <w:bookmarkStart w:id="18" w:name="não-escopo"/>
-    <w:p>
-      <w:pPr>
-        <w:pStyle w:val="Heading3"/>
+    <w:p>
+      <w:pPr>
+        <w:pStyle w:val="CaptionedFigure"/>
+      </w:pPr>
+      <w:r>
+        <w:drawing>
+          <wp:inline>
+            <wp:extent cx="5930900" cy="3888034"/>
+            <wp:effectExtent b="0" l="0" r="0" t="0"/>
+            <wp:docPr descr="Organograma da Estrutura Analítica de Benefícios (EAB) da ENAJU" title="" id="36" name="Picture"/>
+            <a:graphic>
+              <a:graphicData uri="http://schemas.openxmlformats.org/drawingml/2006/picture">
+                <pic:pic>
+                  <pic:nvPicPr>
+                    <pic:cNvPr descr="figuras/eab-organograma-enaju.png" id="37" name="Picture"/>
+                    <pic:cNvPicPr>
+                      <a:picLocks noChangeArrowheads="1" noChangeAspect="1"/>
+                    </pic:cNvPicPr>
+                  </pic:nvPicPr>
+                  <pic:blipFill>
+                    <a:blip r:embed="rId35"/>
+                    <a:stretch>
+                      <a:fillRect/>
+                    </a:stretch>
+                  </pic:blipFill>
+                  <pic:spPr bwMode="auto">
+                    <a:xfrm>
+                      <a:off x="0" y="0"/>
+                      <a:ext cx="5930900" cy="3888034"/>
+                    </a:xfrm>
+                    <a:prstGeom prst="rect">
+                      <a:avLst/>
+                    </a:prstGeom>
+                    <a:noFill/>
+                    <a:ln w="9525">
+                      <a:noFill/>
+                      <a:headEnd/>
+                      <a:tailEnd/>
+                    </a:ln>
+                  </pic:spPr>
+                </pic:pic>
+              </a:graphicData>
+            </a:graphic>
+          </wp:inline>
+        </w:drawing>
+      </w:r>
+    </w:p>
+    <w:p>
+      <w:pPr>
+        <w:pStyle w:val="ImageCaption"/>
+      </w:pPr>
+      <w:r>
+        <w:t xml:space="preserve">Organograma da Estrutura Analítica de Benefícios (EAB) da ENAJU</w:t>
+      </w:r>
+    </w:p>
+    <w:bookmarkStart w:id="38" w:name="não-escopo"/>
+    <w:p>
+      <w:pPr>
+        <w:pStyle w:val="Ttulo3"/>
       </w:pPr>
       <w:r>
         <w:t xml:space="preserve">NÃO ESCOPO</w:t>
@@ -2710,11 +2820,11 @@
         <w:t xml:space="preserve">a realização de contratações externas não previstas em estudo técnico específico.</w:t>
       </w:r>
     </w:p>
-    <w:bookmarkEnd w:id="18"/>
-    <w:bookmarkStart w:id="19" w:name="dicionário-da-eab"/>
-    <w:p>
-      <w:pPr>
-        <w:pStyle w:val="Heading3"/>
+    <w:bookmarkEnd w:id="38"/>
+    <w:bookmarkStart w:id="39" w:name="dicionário-da-eab"/>
+    <w:p>
+      <w:pPr>
+        <w:pStyle w:val="Ttulo3"/>
       </w:pPr>
       <w:r>
         <w:t xml:space="preserve">DICIONÁRIO DA EAB</w:t>
@@ -2773,7 +2883,7 @@
         <w:t xml:space="preserve"> </w:t>
       </w:r>
       <w:r>
-        <w:t xml:space="preserve">Definição de instâncias, regras de adesão e fluxos de cooperação da Rede de Escolas Judiciais, incluindo o Encontro Nacional de Escolas Judiciais como espaço de articulação e integração da Rede e, ao mesmo tempo, de mobilização das escolas para a adesão e o compartilhamento de conteúdos no HUB ENAJU (KR 2.1).</w:t>
+        <w:t xml:space="preserve">Definição de instâncias, regras de adesão e fluxos de cooperação da Rede de Escolas Judiciais, incluindo o Encontro Nacional de Escolas Judiciais como espaço de articulação e integração da Rede e, ao mesmo tempo, de mobilização das escolas para a adesão e o compartilhamento de conteúdos no HUB ENAJU (KR 2.1). Inclui plano de comunicação da ENAJU, estratégia de adesão ao HUB e diretrizes de identidade institucional em articulação com a SCS.</w:t>
       </w:r>
     </w:p>
     <w:p>
@@ -2851,7 +2961,7 @@
         <w:t xml:space="preserve"> </w:t>
       </w:r>
       <w:r>
-        <w:t xml:space="preserve">Portal único nacional que integra a oferta de cursos/trilhas para servidores e o repositório nacional de conteúdos educacionais das escolas judiciais, com governança em rede, curadoria, metadados padronizados e reaproveitamento pelos tribunais. A adesão das escolas é impulsionada pelo Encontro Nacional (KR 1.2).</w:t>
+        <w:t xml:space="preserve">Portal único nacional que integra a oferta de cursos/trilhas para servidores e o repositório nacional de conteúdos educacionais das escolas judiciais, com governança em rede, curadoria, metadados padronizados e reaproveitamento pelos tribunais. A adesão das escolas é impulsionada pelo Encontro Nacional (KR 1.2) e acompanhada por métricas objetivas de escolas aderentes, percentual de adesão sobre o universo de tribunais/escolas e conteúdos catalogados.</w:t>
       </w:r>
     </w:p>
     <w:p>
@@ -2895,7 +3005,7 @@
         <w:t xml:space="preserve"> </w:t>
       </w:r>
       <w:r>
-        <w:t xml:space="preserve">Painel com dados consolidados e dinâmicos das ações formativas do Poder Judiciário, com potencial de adesão progressiva dos tribunais.</w:t>
+        <w:t xml:space="preserve">Painel com dados consolidados e dinâmicos das ações formativas do Poder Judiciário, com potencial de adesão progressiva dos tribunais. O protótipo é tratado como entrega intermediária; a entrega final exige painel operacional publicado e homologado.</w:t>
       </w:r>
     </w:p>
     <w:p>
@@ -2911,7 +3021,28 @@
           <w:b/>
           <w:bCs/>
         </w:rPr>
-        <w:t xml:space="preserve">KR 2.4 — "Conversa com o CNJ!".</w:t>
+        <w:t xml:space="preserve">KR 2.4 —</w:t>
+      </w:r>
+      <w:r>
+        <w:rPr>
+          <w:b/>
+          <w:bCs/>
+        </w:rPr>
+        <w:t xml:space="preserve"> </w:t>
+      </w:r>
+      <w:r>
+        <w:rPr>
+          <w:b/>
+          <w:bCs/>
+        </w:rPr>
+        <w:t xml:space="preserve">“Conversa com o CNJ!”</w:t>
+      </w:r>
+      <w:r>
+        <w:rPr>
+          <w:b/>
+          <w:bCs/>
+        </w:rPr>
+        <w:t xml:space="preserve">.</w:t>
       </w:r>
       <w:r>
         <w:t xml:space="preserve"> </w:t>
@@ -3005,12 +3136,12 @@
         </w:pict>
       </w:r>
     </w:p>
-    <w:bookmarkEnd w:id="19"/>
-    <w:bookmarkEnd w:id="20"/>
-    <w:bookmarkStart w:id="21" w:name="cronograma-do-projeto-por-entregas"/>
-    <w:p>
-      <w:pPr>
-        <w:pStyle w:val="Heading2"/>
+    <w:bookmarkEnd w:id="39"/>
+    <w:bookmarkEnd w:id="40"/>
+    <w:bookmarkStart w:id="41" w:name="cronograma-do-projeto-por-entregas"/>
+    <w:p>
+      <w:pPr>
+        <w:pStyle w:val="Ttulo2"/>
       </w:pPr>
       <w:r>
         <w:t xml:space="preserve">CRONOGRAMA DO PROJETO (POR ENTREGAS)</w:t>
@@ -3072,7 +3203,8 @@
     <w:tbl>
       <w:tblPr>
         <w:tblStyle w:val="Table"/>
-        <w:tblW w:type="auto" w:w="0"/>
+        <w:tblW w:type="pct" w:w="5000"/>
+        <w:tblLayout w:type="fixed"/>
         <w:tblLook w:firstRow="1" w:lastRow="0" w:firstColumn="0" w:lastColumn="0" w:noHBand="0" w:noVBand="0" w:val="0020"/>
       </w:tblPr>
       <w:tblGrid>
@@ -3184,7 +3316,7 @@
               <w:pStyle w:val="Compact"/>
             </w:pPr>
             <w:r>
-              <w:t xml:space="preserve">TAP aprovado, EAB revisada, matriz de KRs aprovada, equipe designada</w:t>
+              <w:t xml:space="preserve">TAP elaborado, validado, aprovado e enviado ao ECP; EAB e matriz de KRs aprovadas; equipe designada</w:t>
             </w:r>
           </w:p>
         </w:tc>
@@ -3395,18 +3527,18 @@
               <w:pStyle w:val="Compact"/>
             </w:pPr>
             <w:r>
-              <w:t xml:space="preserve">Modelo de governança da Rede aprovado; Encontro Nacional realizado/planejado</w:t>
-            </w:r>
-          </w:p>
-        </w:tc>
-        <w:tc>
-          <w:tcPr/>
-          <w:p>
-            <w:pPr>
-              <w:pStyle w:val="Compact"/>
-            </w:pPr>
-            <w:r>
-              <w:t xml:space="preserve">ENAJU</w:t>
+              <w:t xml:space="preserve">Modelo de governança da Rede aprovado; plano de comunicação, estratégia de adesão ao HUB e diretrizes de identidade institucional aprovados; Encontro Nacional realizado/planejado</w:t>
+            </w:r>
+          </w:p>
+        </w:tc>
+        <w:tc>
+          <w:tcPr/>
+          <w:p>
+            <w:pPr>
+              <w:pStyle w:val="Compact"/>
+            </w:pPr>
+            <w:r>
+              <w:t xml:space="preserve">ENAJU / SCS</w:t>
             </w:r>
           </w:p>
         </w:tc>
@@ -3674,7 +3806,7 @@
               <w:pStyle w:val="Compact"/>
             </w:pPr>
             <w:r>
-              <w:t xml:space="preserve">Portal único e banco publicados; termos de adesão</w:t>
+              <w:t xml:space="preserve">Portal único e banco publicados; termos de adesão; relatório com escolas aderentes, % do universo e conteúdos catalogados</w:t>
             </w:r>
           </w:p>
         </w:tc>
@@ -3810,7 +3942,7 @@
               <w:pStyle w:val="Compact"/>
             </w:pPr>
             <w:r>
-              <w:t xml:space="preserve">Painel publicado/prototipado</w:t>
+              <w:t xml:space="preserve">Protótipo validado como marco intermediário; painel operacional publicado e homologado</w:t>
             </w:r>
           </w:p>
         </w:tc>
@@ -4214,18 +4346,86 @@
               <w:pStyle w:val="Compact"/>
             </w:pPr>
             <w:r>
-              <w:t xml:space="preserve">Homologação e encerramento</w:t>
-            </w:r>
-          </w:p>
-        </w:tc>
-        <w:tc>
-          <w:tcPr/>
-          <w:p>
-            <w:pPr>
-              <w:pStyle w:val="Compact"/>
-            </w:pPr>
-            <w:r>
-              <w:t xml:space="preserve">Relatório de benefícios, análise de resultados dos produtos entregues, evidências dos KRs e Termo de Encerramento do Projeto (TEP) enviado ao ECP</w:t>
+              <w:t xml:space="preserve">Monitoramento trimestral dos indicadores dos benefícios</w:t>
+            </w:r>
+          </w:p>
+        </w:tc>
+        <w:tc>
+          <w:tcPr/>
+          <w:p>
+            <w:pPr>
+              <w:pStyle w:val="Compact"/>
+            </w:pPr>
+            <w:r>
+              <w:t xml:space="preserve">Relatórios trimestrais de acompanhamento dos KRs, com consolidação dos indicadores dos três benefícios</w:t>
+            </w:r>
+          </w:p>
+        </w:tc>
+        <w:tc>
+          <w:tcPr/>
+          <w:p>
+            <w:pPr>
+              <w:pStyle w:val="Compact"/>
+            </w:pPr>
+            <w:r>
+              <w:t xml:space="preserve">Gerente do Projeto / ENAJU / ECP</w:t>
+            </w:r>
+          </w:p>
+        </w:tc>
+        <w:tc>
+          <w:tcPr/>
+          <w:p>
+            <w:pPr>
+              <w:pStyle w:val="Compact"/>
+            </w:pPr>
+            <w:r>
+              <w:t xml:space="preserve">01/09/2026</w:t>
+            </w:r>
+          </w:p>
+        </w:tc>
+        <w:tc>
+          <w:tcPr/>
+          <w:p>
+            <w:pPr>
+              <w:pStyle w:val="Compact"/>
+            </w:pPr>
+            <w:r>
+              <w:t xml:space="preserve">31/05/2027</w:t>
+            </w:r>
+          </w:p>
+        </w:tc>
+      </w:tr>
+      <w:tr>
+        <w:tc>
+          <w:tcPr/>
+          <w:p>
+            <w:pPr>
+              <w:pStyle w:val="Compact"/>
+            </w:pPr>
+            <w:r>
+              <w:t xml:space="preserve">6</w:t>
+            </w:r>
+          </w:p>
+        </w:tc>
+        <w:tc>
+          <w:tcPr/>
+          <w:p>
+            <w:pPr>
+              <w:pStyle w:val="Compact"/>
+            </w:pPr>
+            <w:r>
+              <w:t xml:space="preserve">Análise final de benefícios e consolidação de evidências</w:t>
+            </w:r>
+          </w:p>
+        </w:tc>
+        <w:tc>
+          <w:tcPr/>
+          <w:p>
+            <w:pPr>
+              <w:pStyle w:val="Compact"/>
+            </w:pPr>
+            <w:r>
+              <w:t xml:space="preserve">Relatório de benefícios validado, análise de resultados dos produtos entregues e evidências consolidadas dos KRs</w:t>
             </w:r>
           </w:p>
         </w:tc>
@@ -4248,6 +4448,74 @@
             </w:pPr>
             <w:r>
               <w:t xml:space="preserve">01/06/2027</w:t>
+            </w:r>
+          </w:p>
+        </w:tc>
+        <w:tc>
+          <w:tcPr/>
+          <w:p>
+            <w:pPr>
+              <w:pStyle w:val="Compact"/>
+            </w:pPr>
+            <w:r>
+              <w:t xml:space="preserve">20/06/2027</w:t>
+            </w:r>
+          </w:p>
+        </w:tc>
+      </w:tr>
+      <w:tr>
+        <w:tc>
+          <w:tcPr/>
+          <w:p>
+            <w:pPr>
+              <w:pStyle w:val="Compact"/>
+            </w:pPr>
+            <w:r>
+              <w:t xml:space="preserve">7</w:t>
+            </w:r>
+          </w:p>
+        </w:tc>
+        <w:tc>
+          <w:tcPr/>
+          <w:p>
+            <w:pPr>
+              <w:pStyle w:val="Compact"/>
+            </w:pPr>
+            <w:r>
+              <w:t xml:space="preserve">Encerramento formal com TEP</w:t>
+            </w:r>
+          </w:p>
+        </w:tc>
+        <w:tc>
+          <w:tcPr/>
+          <w:p>
+            <w:pPr>
+              <w:pStyle w:val="Compact"/>
+            </w:pPr>
+            <w:r>
+              <w:t xml:space="preserve">Termo de Encerramento do Projeto (TEP) enviado ao ECP</w:t>
+            </w:r>
+          </w:p>
+        </w:tc>
+        <w:tc>
+          <w:tcPr/>
+          <w:p>
+            <w:pPr>
+              <w:pStyle w:val="Compact"/>
+            </w:pPr>
+            <w:r>
+              <w:t xml:space="preserve">Gerente do Projeto</w:t>
+            </w:r>
+          </w:p>
+        </w:tc>
+        <w:tc>
+          <w:tcPr/>
+          <w:p>
+            <w:pPr>
+              <w:pStyle w:val="Compact"/>
+            </w:pPr>
+            <w:r>
+              <w:t xml:space="preserve">21/06/2027</w:t>
             </w:r>
           </w:p>
         </w:tc>
@@ -4271,11 +4539,11 @@
         </w:pict>
       </w:r>
     </w:p>
-    <w:bookmarkEnd w:id="21"/>
-    <w:bookmarkStart w:id="22" w:name="desembolso-financeiro"/>
-    <w:p>
-      <w:pPr>
-        <w:pStyle w:val="Heading2"/>
+    <w:bookmarkEnd w:id="41"/>
+    <w:bookmarkStart w:id="42" w:name="desembolso-financeiro"/>
+    <w:p>
+      <w:pPr>
+        <w:pStyle w:val="Ttulo2"/>
       </w:pPr>
       <w:r>
         <w:t xml:space="preserve">DESEMBOLSO FINANCEIRO</w:t>
@@ -4287,289 +4555,82 @@
       </w:pPr>
       <w:r>
         <w:t xml:space="preserve">O orçamento reflete a natureza mista do projeto: entregas estritamente normativas têm custo direto nulo, enquanto entregas de infraestrutura, produção audiovisual e eventos exigem custo de capacidade institucional e/ou contratação, a detalhar por estudo técnico específico.</w:t>
+      </w:r>
+    </w:p>
+    <w:p>
+      <w:pPr>
+        <w:pStyle w:val="BodyText"/>
+      </w:pPr>
+      <w:r>
+        <w:t xml:space="preserve">Áreas | Valor (R$) | Observações / Detalhamento |</w:t>
+      </w:r>
+    </w:p>
+    <w:p>
+      <w:pPr>
+        <w:pStyle w:val="BodyText"/>
+      </w:pPr>
+      <w:r>
+        <w:t xml:space="preserve">|—|—|—|</w:t>
+      </w:r>
+      <w:r>
+        <w:t xml:space="preserve"> </w:t>
+      </w:r>
+      <w:r>
+        <w:t xml:space="preserve">| Entregas normativas (KR 1.1, 1.2, 1.3) | 0,00 | Essencialmente normativas/administrativas, sem contratação externa. |</w:t>
+      </w:r>
+      <w:r>
+        <w:t xml:space="preserve"> </w:t>
+      </w:r>
+      <w:r>
+        <w:t xml:space="preserve">| Recursos de TI — HUB/portal, Moodle, BI (KR 2.1–2.3) | A detalhar por estudo técnico | Custo de capacidade do DTI; verificar reaproveitamento de soluções existentes; eventuais contratações sob estudo técnico. |</w:t>
+      </w:r>
+      <w:r>
+        <w:t xml:space="preserve"> </w:t>
+      </w:r>
+      <w:r>
+        <w:t xml:space="preserve">| Estúdio de gravação (KR 1.4) | A detalhar por estudo técnico | Implantação física: engenharia, equipamentos e instalação. |</w:t>
+      </w:r>
+      <w:r>
+        <w:t xml:space="preserve"> </w:t>
+      </w:r>
+      <w:r>
+        <w:t xml:space="preserve">| Produção audiovisual — Conversa com o CNJ! (KR 2.4) | A detalhar por estudo técnico | Gravação, edição, identidade visual e difusão; em articulação com a SCS. |</w:t>
+      </w:r>
+      <w:r>
+        <w:t xml:space="preserve"> </w:t>
+      </w:r>
+      <w:r>
+        <w:t xml:space="preserve">| Conhecimento e eventos (KR 3.1–3.3) | Estimativa anual | EPEJ: R$ 80–150 mil/ano; publicações/diagramação: R$ 30–60 mil/ano; plataforma/repositório: R$ 20–40 mil/ano; viagens de representação (IOJT, EJTN, eventos): R$ 30–50 mil/ano. |</w:t>
+      </w:r>
+      <w:r>
+        <w:t xml:space="preserve"> </w:t>
+      </w:r>
+      <w:r>
+        <w:t xml:space="preserve">| Total | A consolidar | Consolidar após estudos técnicos dos KRs com custo. Explorar fontes externas (cooperação PNUD, editais de fomento, acordos de cooperação técnica). |</w:t>
+      </w:r>
+    </w:p>
+    <w:p>
+      <w:r>
+        <w:pict>
+          <v:rect style="width:0;height:1.5pt" o:hralign="center" o:hrstd="t" o:hr="t"/>
+        </w:pict>
+      </w:r>
+    </w:p>
+    <w:bookmarkEnd w:id="42"/>
+    <w:bookmarkStart w:id="43" w:name="riscos"/>
+    <w:p>
+      <w:pPr>
+        <w:pStyle w:val="Ttulo2"/>
+      </w:pPr>
+      <w:r>
+        <w:t xml:space="preserve">RISCOS</w:t>
       </w:r>
     </w:p>
     <w:tbl>
       <w:tblPr>
         <w:tblStyle w:val="Table"/>
-        <w:tblW w:type="auto" w:w="0"/>
-        <w:tblLook w:firstRow="1" w:lastRow="0" w:firstColumn="0" w:lastColumn="0" w:noHBand="0" w:noVBand="0" w:val="0020"/>
-      </w:tblPr>
-      <w:tblGrid>
-        <w:gridCol w:w="2640"/>
-        <w:gridCol w:w="2640"/>
-        <w:gridCol w:w="2640"/>
-      </w:tblGrid>
-      <w:tr>
-        <w:trPr>
-          <w:tblHeader w:val="on"/>
-        </w:trPr>
-        <w:tc>
-          <w:tcPr/>
-          <w:p>
-            <w:pPr>
-              <w:pStyle w:val="Compact"/>
-            </w:pPr>
-            <w:r>
-              <w:t xml:space="preserve">Áreas</w:t>
-            </w:r>
-          </w:p>
-        </w:tc>
-        <w:tc>
-          <w:tcPr/>
-          <w:p>
-            <w:pPr>
-              <w:pStyle w:val="Compact"/>
-            </w:pPr>
-            <w:r>
-              <w:t xml:space="preserve">Valor (R$)</w:t>
-            </w:r>
-          </w:p>
-        </w:tc>
-        <w:tc>
-          <w:tcPr/>
-          <w:p>
-            <w:pPr>
-              <w:pStyle w:val="Compact"/>
-            </w:pPr>
-            <w:r>
-              <w:t xml:space="preserve">Observações / Detalhamento</w:t>
-            </w:r>
-          </w:p>
-        </w:tc>
-      </w:tr>
-      <w:tr>
-        <w:tc>
-          <w:tcPr/>
-          <w:p>
-            <w:pPr>
-              <w:pStyle w:val="Compact"/>
-            </w:pPr>
-            <w:r>
-              <w:t xml:space="preserve">Entregas normativas (KR 1.1, 1.2, 1.3)</w:t>
-            </w:r>
-          </w:p>
-        </w:tc>
-        <w:tc>
-          <w:tcPr/>
-          <w:p>
-            <w:pPr>
-              <w:pStyle w:val="Compact"/>
-            </w:pPr>
-            <w:r>
-              <w:t xml:space="preserve">0,00</w:t>
-            </w:r>
-          </w:p>
-        </w:tc>
-        <w:tc>
-          <w:tcPr/>
-          <w:p>
-            <w:pPr>
-              <w:pStyle w:val="Compact"/>
-            </w:pPr>
-            <w:r>
-              <w:t xml:space="preserve">Essencialmente normativas/administrativas, sem contratação externa.</w:t>
-            </w:r>
-          </w:p>
-        </w:tc>
-      </w:tr>
-      <w:tr>
-        <w:tc>
-          <w:tcPr/>
-          <w:p>
-            <w:pPr>
-              <w:pStyle w:val="Compact"/>
-            </w:pPr>
-            <w:r>
-              <w:t xml:space="preserve">Recursos de TI — HUB/portal, Moodle, BI (KR 2.1–2.3)</w:t>
-            </w:r>
-          </w:p>
-        </w:tc>
-        <w:tc>
-          <w:tcPr/>
-          <w:p>
-            <w:pPr>
-              <w:pStyle w:val="Compact"/>
-            </w:pPr>
-            <w:r>
-              <w:t xml:space="preserve">A detalhar por estudo técnico</w:t>
-            </w:r>
-          </w:p>
-        </w:tc>
-        <w:tc>
-          <w:tcPr/>
-          <w:p>
-            <w:pPr>
-              <w:pStyle w:val="Compact"/>
-            </w:pPr>
-            <w:r>
-              <w:t xml:space="preserve">Custo de capacidade do DTI; verificar reaproveitamento de soluções existentes; eventuais contratações sob estudo técnico.</w:t>
-            </w:r>
-          </w:p>
-        </w:tc>
-      </w:tr>
-      <w:tr>
-        <w:tc>
-          <w:tcPr/>
-          <w:p>
-            <w:pPr>
-              <w:pStyle w:val="Compact"/>
-            </w:pPr>
-            <w:r>
-              <w:t xml:space="preserve">Estúdio de gravação (KR 1.4)</w:t>
-            </w:r>
-          </w:p>
-        </w:tc>
-        <w:tc>
-          <w:tcPr/>
-          <w:p>
-            <w:pPr>
-              <w:pStyle w:val="Compact"/>
-            </w:pPr>
-            <w:r>
-              <w:t xml:space="preserve">A detalhar por estudo técnico</w:t>
-            </w:r>
-          </w:p>
-        </w:tc>
-        <w:tc>
-          <w:tcPr/>
-          <w:p>
-            <w:pPr>
-              <w:pStyle w:val="Compact"/>
-            </w:pPr>
-            <w:r>
-              <w:t xml:space="preserve">Implantação física: engenharia, equipamentos e instalação.</w:t>
-            </w:r>
-          </w:p>
-        </w:tc>
-      </w:tr>
-      <w:tr>
-        <w:tc>
-          <w:tcPr/>
-          <w:p>
-            <w:pPr>
-              <w:pStyle w:val="Compact"/>
-            </w:pPr>
-            <w:r>
-              <w:t xml:space="preserve">Produção audiovisual — Conversa com o CNJ! (KR 2.4)</w:t>
-            </w:r>
-          </w:p>
-        </w:tc>
-        <w:tc>
-          <w:tcPr/>
-          <w:p>
-            <w:pPr>
-              <w:pStyle w:val="Compact"/>
-            </w:pPr>
-            <w:r>
-              <w:t xml:space="preserve">A detalhar por estudo técnico</w:t>
-            </w:r>
-          </w:p>
-        </w:tc>
-        <w:tc>
-          <w:tcPr/>
-          <w:p>
-            <w:pPr>
-              <w:pStyle w:val="Compact"/>
-            </w:pPr>
-            <w:r>
-              <w:t xml:space="preserve">Gravação, edição, identidade visual e difusão; em articulação com a SCS.</w:t>
-            </w:r>
-          </w:p>
-        </w:tc>
-      </w:tr>
-      <w:tr>
-        <w:tc>
-          <w:tcPr/>
-          <w:p>
-            <w:pPr>
-              <w:pStyle w:val="Compact"/>
-            </w:pPr>
-            <w:r>
-              <w:t xml:space="preserve">Conhecimento e eventos (KR 3.1–3.3)</w:t>
-            </w:r>
-          </w:p>
-        </w:tc>
-        <w:tc>
-          <w:tcPr/>
-          <w:p>
-            <w:pPr>
-              <w:pStyle w:val="Compact"/>
-            </w:pPr>
-            <w:r>
-              <w:t xml:space="preserve">Estimativa anual</w:t>
-            </w:r>
-          </w:p>
-        </w:tc>
-        <w:tc>
-          <w:tcPr/>
-          <w:p>
-            <w:pPr>
-              <w:pStyle w:val="Compact"/>
-            </w:pPr>
-            <w:r>
-              <w:t xml:space="preserve">EPEJ: R$ 80–150 mil/ano; publicações/diagramação: R$ 30–60 mil/ano; plataforma/repositório: R$ 20–40 mil/ano; viagens de representação (IOJT, EJTN, eventos): R$ 30–50 mil/ano.</w:t>
-            </w:r>
-          </w:p>
-        </w:tc>
-      </w:tr>
-      <w:tr>
-        <w:tc>
-          <w:tcPr/>
-          <w:p>
-            <w:pPr>
-              <w:pStyle w:val="Compact"/>
-            </w:pPr>
-            <w:r>
-              <w:t xml:space="preserve">Total</w:t>
-            </w:r>
-          </w:p>
-        </w:tc>
-        <w:tc>
-          <w:tcPr/>
-          <w:p>
-            <w:pPr>
-              <w:pStyle w:val="Compact"/>
-            </w:pPr>
-            <w:r>
-              <w:t xml:space="preserve">A consolidar</w:t>
-            </w:r>
-          </w:p>
-        </w:tc>
-        <w:tc>
-          <w:tcPr/>
-          <w:p>
-            <w:pPr>
-              <w:pStyle w:val="Compact"/>
-            </w:pPr>
-            <w:r>
-              <w:t xml:space="preserve">Consolidar após estudos técnicos dos KRs com custo. Explorar fontes externas (cooperação PNUD, editais de fomento, acordos de cooperação técnica).</w:t>
-            </w:r>
-          </w:p>
-        </w:tc>
-      </w:tr>
-    </w:tbl>
-    <w:p>
-      <w:r>
-        <w:pict>
-          <v:rect style="width:0;height:1.5pt" o:hralign="center" o:hrstd="t" o:hr="t"/>
-        </w:pict>
-      </w:r>
-    </w:p>
-    <w:bookmarkEnd w:id="22"/>
-    <w:bookmarkStart w:id="23" w:name="riscos"/>
-    <w:p>
-      <w:pPr>
-        <w:pStyle w:val="Heading2"/>
-      </w:pPr>
-      <w:r>
-        <w:t xml:space="preserve">RISCOS</w:t>
-      </w:r>
-    </w:p>
-    <w:tbl>
-      <w:tblPr>
-        <w:tblStyle w:val="Table"/>
-        <w:tblW w:type="auto" w:w="0"/>
+        <w:tblW w:type="pct" w:w="5000"/>
+        <w:tblLayout w:type="fixed"/>
         <w:tblLook w:firstRow="1" w:lastRow="0" w:firstColumn="0" w:lastColumn="0" w:noHBand="0" w:noVBand="0" w:val="0020"/>
       </w:tblPr>
       <w:tblGrid>
@@ -4683,7 +4744,16 @@
               <w:pStyle w:val="Compact"/>
             </w:pPr>
             <w:r>
-              <w:t xml:space="preserve">Dificuldade de agenda com conselheiros para a série "Conversa com o CNJ!".</w:t>
+              <w:t xml:space="preserve">Dificuldade de agenda com conselheiros para a série</w:t>
+            </w:r>
+            <w:r>
+              <w:t xml:space="preserve"> </w:t>
+            </w:r>
+            <w:r>
+              <w:t xml:space="preserve">“Conversa com o CNJ!”</w:t>
+            </w:r>
+            <w:r>
+              <w:t xml:space="preserve">.</w:t>
             </w:r>
           </w:p>
         </w:tc>
@@ -4815,6 +4885,30 @@
             </w:pPr>
             <w:r>
               <w:t xml:space="preserve">Priorizar a publicação dos normativos do KR 1.1; indicar responsáveis provisórios; registrar condicionantes de implementação.</w:t>
+            </w:r>
+          </w:p>
+        </w:tc>
+      </w:tr>
+      <w:tr>
+        <w:tc>
+          <w:tcPr/>
+          <w:p>
+            <w:pPr>
+              <w:pStyle w:val="Compact"/>
+            </w:pPr>
+            <w:r>
+              <w:t xml:space="preserve">Sobrecarga da equipe e paralelismo excessivo de entregas estratégicas.</w:t>
+            </w:r>
+          </w:p>
+        </w:tc>
+        <w:tc>
+          <w:tcPr/>
+          <w:p>
+            <w:pPr>
+              <w:pStyle w:val="Compact"/>
+            </w:pPr>
+            <w:r>
+              <w:t xml:space="preserve">Priorizar por caminho crítico; realizar gestão trimestral de capacidade; escalonar ao patrocinador conflitos entre frentes que comprometam prazo, qualidade ou entrega dos benefícios.</w:t>
             </w:r>
           </w:p>
         </w:tc>
@@ -4827,11 +4921,11 @@
         </w:pict>
       </w:r>
     </w:p>
-    <w:bookmarkEnd w:id="23"/>
-    <w:bookmarkStart w:id="24" w:name="assinatura-do-responsável"/>
-    <w:p>
-      <w:pPr>
-        <w:pStyle w:val="Heading2"/>
+    <w:bookmarkEnd w:id="43"/>
+    <w:bookmarkStart w:id="44" w:name="assinatura-do-responsável"/>
+    <w:p>
+      <w:pPr>
+        <w:pStyle w:val="Ttulo2"/>
       </w:pPr>
       <w:r>
         <w:t xml:space="preserve">ASSINATURA DO RESPONSÁVEL</w:t>
@@ -4845,12 +4939,15 @@
         <w:t xml:space="preserve">Assinatura do Patrocinador ou Supervisor do projeto. A assinatura pode ser realizada no formulário ou no despacho de encaminhamento do SEI, ratificando as informações constantes no TAP, PGP ou TEP registrado no SEI em formato PDF.</w:t>
       </w:r>
     </w:p>
-    <w:bookmarkEnd w:id="24"/>
-    <w:bookmarkEnd w:id="25"/>
+    <w:bookmarkEnd w:id="44"/>
+    <w:bookmarkEnd w:id="45"/>
     <w:sectPr>
-      <w:footnotePr>
-        <w:numRestart w:val="eachSect"/>
-      </w:footnotePr>
+      <w:headerReference r:id="rId16" w:type="default"/>
+      <w:footerReference r:id="rId17" w:type="default"/>
+      <w:pgSz w:h="16838" w:orient="portrait" w:w="11906"/>
+      <w:pgMar w:bottom="1417" w:footer="138" w:gutter="0" w:header="1" w:left="1701" w:right="849" w:top="2108"/>
+      <w:pgNumType w:start="1"/>
+      <w:cols w:space="720"/>
     </w:sectPr>
   </w:body>
 </w:document>
@@ -4860,6 +4957,81 @@
 <w:comments xmlns:w="http://schemas.openxmlformats.org/wordprocessingml/2006/main" xmlns:m="http://schemas.openxmlformats.org/officeDocument/2006/math" xmlns:r="http://schemas.openxmlformats.org/officeDocument/2006/relationships" xmlns:o="urn:schemas-microsoft-com:office:office" xmlns:v="urn:schemas-microsoft-com:vml" xmlns:w10="urn:schemas-microsoft-com:office:word" xmlns:a="http://schemas.openxmlformats.org/drawingml/2006/main" xmlns:pic="http://schemas.openxmlformats.org/drawingml/2006/picture" xmlns:wp="http://schemas.openxmlformats.org/drawingml/2006/wordprocessingDrawing"/>
 </file>
 
+<file path=word/footer1.xml><?xml version="1.0" encoding="utf-8"?>
+<w:ftr xmlns:wpc="http://schemas.microsoft.com/office/word/2010/wordprocessingCanvas" xmlns:cx="http://schemas.microsoft.com/office/drawing/2014/chartex" xmlns:cx1="http://schemas.microsoft.com/office/drawing/2015/9/8/chartex" xmlns:cx2="http://schemas.microsoft.com/office/drawing/2015/10/21/chartex" xmlns:cx3="http://schemas.microsoft.com/office/drawing/2016/5/9/chartex" xmlns:cx4="http://schemas.microsoft.com/office/drawing/2016/5/10/chartex" xmlns:cx5="http://schemas.microsoft.com/office/drawing/2016/5/11/chartex" xmlns:cx6="http://schemas.microsoft.com/office/drawing/2016/5/12/chartex" xmlns:cx7="http://schemas.microsoft.com/office/drawing/2016/5/13/chartex" xmlns:cx8="http://schemas.microsoft.com/office/drawing/2016/5/14/chartex" xmlns:mc="http://schemas.openxmlformats.org/markup-compatibility/2006" xmlns:aink="http://schemas.microsoft.com/office/drawing/2016/ink" xmlns:am3d="http://schemas.microsoft.com/office/drawing/2017/model3d" xmlns:o="urn:schemas-microsoft-com:office:office" xmlns:oel="http://schemas.microsoft.com/office/2019/extlst" xmlns:r="http://schemas.openxmlformats.org/officeDocument/2006/relationships" xmlns:m="http://schemas.openxmlformats.org/officeDocument/2006/math" xmlns:v="urn:schemas-microsoft-com:vml" xmlns:wp14="http://schemas.microsoft.com/office/word/2010/wordprocessingDrawing" xmlns:wp="http://schemas.openxmlformats.org/drawingml/2006/wordprocessingDrawing" xmlns:w10="urn:schemas-microsoft-com:office:word" xmlns:w="http://schemas.openxmlformats.org/wordprocessingml/2006/main" xmlns:w14="http://schemas.microsoft.com/office/word/2010/wordml" xmlns:w15="http://schemas.microsoft.com/office/word/2012/wordml" xmlns:w16cex="http://schemas.microsoft.com/office/word/2018/wordml/cex" xmlns:w16cid="http://schemas.microsoft.com/office/word/2016/wordml/cid" xmlns:w16="http://schemas.microsoft.com/office/word/2018/wordml" xmlns:w16du="http://schemas.microsoft.com/office/word/2023/wordml/word16du" xmlns:w16sdtdh="http://schemas.microsoft.com/office/word/2020/wordml/sdtdatahash" xmlns:w16sdtfl="http://schemas.microsoft.com/office/word/2024/wordml/sdtformatlock" xmlns:w16se="http://schemas.microsoft.com/office/word/2015/wordml/symex" xmlns:wpg="http://schemas.microsoft.com/office/word/2010/wordprocessingGroup" xmlns:wpi="http://schemas.microsoft.com/office/word/2010/wordprocessingInk" xmlns:wne="http://schemas.microsoft.com/office/word/2006/wordml" xmlns:wps="http://schemas.microsoft.com/office/word/2010/wordprocessingShape" mc:Ignorable="w14 w15 w16se w16cid w16 w16cex w16sdtdh w16sdtfl w16du wp14">
+  <w:p>
+    <w:pPr>
+      <w:pBdr>
+        <w:top w:val="nil"/>
+        <w:left w:val="nil"/>
+        <w:bottom w:val="nil"/>
+        <w:right w:val="nil"/>
+        <w:between w:val="nil"/>
+      </w:pBdr>
+      <w:tabs>
+        <w:tab w:val="center" w:pos="4252"/>
+        <w:tab w:val="right" w:pos="8504"/>
+      </w:tabs>
+      <w:spacing w:after="0" w:line="240" w:lineRule="auto"/>
+      <w:jc w:val="center"/>
+      <w:rPr>
+        <w:color w:val="000000"/>
+      </w:rPr>
+    </w:pPr>
+    <w:r>
+      <w:rPr>
+        <w:color w:val="000000"/>
+      </w:rPr>
+      <w:fldChar w:fldCharType="begin"/>
+    </w:r>
+    <w:r>
+      <w:rPr>
+        <w:color w:val="000000"/>
+      </w:rPr>
+      <w:instrText>PAGE</w:instrText>
+    </w:r>
+    <w:r>
+      <w:rPr>
+        <w:color w:val="000000"/>
+      </w:rPr>
+      <w:fldChar w:fldCharType="separate"/>
+    </w:r>
+    <w:r>
+      <w:rPr>
+        <w:noProof/>
+        <w:color w:val="000000"/>
+      </w:rPr>
+      <w:t>6</w:t>
+    </w:r>
+    <w:r>
+      <w:rPr>
+        <w:color w:val="000000"/>
+      </w:rPr>
+      <w:fldChar w:fldCharType="end"/>
+    </w:r>
+  </w:p>
+  <w:p>
+    <w:pPr>
+      <w:pBdr>
+        <w:top w:val="nil"/>
+        <w:left w:val="nil"/>
+        <w:bottom w:val="nil"/>
+        <w:right w:val="nil"/>
+        <w:between w:val="nil"/>
+      </w:pBdr>
+      <w:tabs>
+        <w:tab w:val="center" w:pos="4252"/>
+        <w:tab w:val="right" w:pos="8504"/>
+      </w:tabs>
+      <w:spacing w:after="0" w:line="240" w:lineRule="auto"/>
+      <w:rPr>
+        <w:color w:val="000000"/>
+      </w:rPr>
+    </w:pPr>
+  </w:p>
+</w:ftr>
+</file>
+
 <file path=word/footnotes.xml><?xml version="1.0" encoding="utf-8"?>
 <w:footnotes xmlns:w="http://schemas.openxmlformats.org/wordprocessingml/2006/main" xmlns:m="http://schemas.openxmlformats.org/officeDocument/2006/math" xmlns:r="http://schemas.openxmlformats.org/officeDocument/2006/relationships" xmlns:o="urn:schemas-microsoft-com:office:office" xmlns:v="urn:schemas-microsoft-com:vml" xmlns:w10="urn:schemas-microsoft-com:office:word" xmlns:a="http://schemas.openxmlformats.org/drawingml/2006/main" xmlns:pic="http://schemas.openxmlformats.org/drawingml/2006/picture" xmlns:wp="http://schemas.openxmlformats.org/drawingml/2006/wordprocessingDrawing">
   <w:footnote w:type="continuationSeparator" w:id="0">
@@ -4879,8 +5051,3659 @@
 </w:footnotes>
 </file>
 
+<file path=word/header1.xml><?xml version="1.0" encoding="utf-8"?>
+<w:hdr xmlns:wpc="http://schemas.microsoft.com/office/word/2010/wordprocessingCanvas" xmlns:cx="http://schemas.microsoft.com/office/drawing/2014/chartex" xmlns:cx1="http://schemas.microsoft.com/office/drawing/2015/9/8/chartex" xmlns:cx2="http://schemas.microsoft.com/office/drawing/2015/10/21/chartex" xmlns:cx3="http://schemas.microsoft.com/office/drawing/2016/5/9/chartex" xmlns:cx4="http://schemas.microsoft.com/office/drawing/2016/5/10/chartex" xmlns:cx5="http://schemas.microsoft.com/office/drawing/2016/5/11/chartex" xmlns:cx6="http://schemas.microsoft.com/office/drawing/2016/5/12/chartex" xmlns:cx7="http://schemas.microsoft.com/office/drawing/2016/5/13/chartex" xmlns:cx8="http://schemas.microsoft.com/office/drawing/2016/5/14/chartex" xmlns:mc="http://schemas.openxmlformats.org/markup-compatibility/2006" xmlns:aink="http://schemas.microsoft.com/office/drawing/2016/ink" xmlns:am3d="http://schemas.microsoft.com/office/drawing/2017/model3d" xmlns:o="urn:schemas-microsoft-com:office:office" xmlns:oel="http://schemas.microsoft.com/office/2019/extlst" xmlns:r="http://schemas.openxmlformats.org/officeDocument/2006/relationships" xmlns:m="http://schemas.openxmlformats.org/officeDocument/2006/math" xmlns:v="urn:schemas-microsoft-com:vml" xmlns:wp14="http://schemas.microsoft.com/office/word/2010/wordprocessingDrawing" xmlns:wp="http://schemas.openxmlformats.org/drawingml/2006/wordprocessingDrawing" xmlns:w10="urn:schemas-microsoft-com:office:word" xmlns:w="http://schemas.openxmlformats.org/wordprocessingml/2006/main" xmlns:w14="http://schemas.microsoft.com/office/word/2010/wordml" xmlns:w15="http://schemas.microsoft.com/office/word/2012/wordml" xmlns:w16cex="http://schemas.microsoft.com/office/word/2018/wordml/cex" xmlns:w16cid="http://schemas.microsoft.com/office/word/2016/wordml/cid" xmlns:w16="http://schemas.microsoft.com/office/word/2018/wordml" xmlns:w16du="http://schemas.microsoft.com/office/word/2023/wordml/word16du" xmlns:w16sdtdh="http://schemas.microsoft.com/office/word/2020/wordml/sdtdatahash" xmlns:w16sdtfl="http://schemas.microsoft.com/office/word/2024/wordml/sdtformatlock" xmlns:w16se="http://schemas.microsoft.com/office/word/2015/wordml/symex" xmlns:wpg="http://schemas.microsoft.com/office/word/2010/wordprocessingGroup" xmlns:wpi="http://schemas.microsoft.com/office/word/2010/wordprocessingInk" xmlns:wne="http://schemas.microsoft.com/office/word/2006/wordml" xmlns:wps="http://schemas.microsoft.com/office/word/2010/wordprocessingShape" xmlns:a="http://schemas.openxmlformats.org/drawingml/2006/main" xmlns:pic="http://schemas.openxmlformats.org/drawingml/2006/picture" mc:Ignorable="w14 w15 w16se w16cid w16 w16cex w16sdtdh w16sdtfl w16du wp14">
+  <w:p>
+    <w:pPr>
+      <w:pBdr>
+        <w:top w:val="nil"/>
+        <w:left w:val="nil"/>
+        <w:bottom w:val="nil"/>
+        <w:right w:val="nil"/>
+        <w:between w:val="nil"/>
+      </w:pBdr>
+      <w:tabs>
+        <w:tab w:val="center" w:pos="4252"/>
+        <w:tab w:val="right" w:pos="8504"/>
+      </w:tabs>
+      <w:spacing w:after="0" w:line="240" w:lineRule="auto"/>
+      <w:ind w:left="-1701"/>
+      <w:rPr>
+        <w:color w:val="000000"/>
+      </w:rPr>
+    </w:pPr>
+    <w:bookmarkStart w:name="_heading=h.30j0zll" w:colFirst="0" w:colLast="0" w:id="0"/>
+    <w:bookmarkEnd w:id="0"/>
+    <w:r>
+      <w:rPr>
+        <w:noProof/>
+      </w:rPr>
+      <mc:AlternateContent>
+        <mc:Choice Requires="wps">
+          <w:drawing>
+            <wp:anchor distT="0" distB="0" distL="114300" distR="114300" simplePos="0" relativeHeight="251658240" behindDoc="0" locked="0" layoutInCell="1" hidden="0" allowOverlap="1" wp14:anchorId="4B74B10D" wp14:editId="56B9282C">
+              <wp:simplePos x="0" y="0"/>
+              <wp:positionH relativeFrom="column">
+                <wp:posOffset>-1587499</wp:posOffset>
+              </wp:positionH>
+              <wp:positionV relativeFrom="paragraph">
+                <wp:posOffset>0</wp:posOffset>
+              </wp:positionV>
+              <wp:extent cx="8103870" cy="1223010"/>
+              <wp:effectExtent l="0" t="0" r="0" b="0"/>
+              <wp:wrapNone/>
+              <wp:docPr id="42" name="Retângulo 42"/>
+              <wp:cNvGraphicFramePr/>
+              <a:graphic xmlns:a="http://schemas.openxmlformats.org/drawingml/2006/main">
+                <a:graphicData uri="http://schemas.microsoft.com/office/word/2010/wordprocessingShape">
+                  <wps:wsp>
+                    <wps:cNvSpPr/>
+                    <wps:spPr>
+                      <a:xfrm>
+                        <a:off x="1303590" y="3178020"/>
+                        <a:ext cx="8084820" cy="1203960"/>
+                      </a:xfrm>
+                      <a:prstGeom prst="rect">
+                        <a:avLst/>
+                      </a:prstGeom>
+                      <a:solidFill>
+                        <a:srgbClr val="002060"/>
+                      </a:solidFill>
+                      <a:ln>
+                        <a:noFill/>
+                      </a:ln>
+                    </wps:spPr>
+                    <wps:txbx>
+                      <w:txbxContent>
+                        <w:p>
+                          <w:pPr>
+                            <w:spacing w:after="0" w:line="240" w:lineRule="auto"/>
+                            <w:textDirection w:val="btLr"/>
+                          </w:pPr>
+                        </w:p>
+                      </w:txbxContent>
+                    </wps:txbx>
+                    <wps:bodyPr spcFirstLastPara="1" wrap="square" lIns="91425" tIns="91425" rIns="91425" bIns="91425" anchor="ctr" anchorCtr="0">
+                      <a:noAutofit/>
+                    </wps:bodyPr>
+                  </wps:wsp>
+                </a:graphicData>
+              </a:graphic>
+            </wp:anchor>
+          </w:drawing>
+        </mc:Choice>
+        <mc:Fallback>
+          <w:pict w14:anchorId="5FB583CE">
+            <v:rect id="Retângulo 42" style="position:absolute;left:0;text-align:left;margin-left:-125pt;margin-top:0;width:638.1pt;height:96.3pt;z-index:251658240;visibility:visible;mso-wrap-style:square;mso-wrap-distance-left:9pt;mso-wrap-distance-top:0;mso-wrap-distance-right:9pt;mso-wrap-distance-bottom:0;mso-position-horizontal:absolute;mso-position-horizontal-relative:text;mso-position-vertical:absolute;mso-position-vertical-relative:text;v-text-anchor:middle" o:spid="_x0000_s1026" fillcolor="#002060" stroked="f" w14:anchorId="4B74B10D" o:gfxdata="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">
+              <v:textbox inset="2.53958mm,2.53958mm,2.53958mm,2.53958mm">
+                <w:txbxContent>
+                  <w:p>
+                    <w:pPr>
+                      <w:spacing w:after="0" w:line="240" w:lineRule="auto"/>
+                      <w:textDirection w:val="btLr"/>
+                    </w:pPr>
+                  </w:p>
+                </w:txbxContent>
+              </v:textbox>
+            </v:rect>
+          </w:pict>
+        </mc:Fallback>
+      </mc:AlternateContent>
+    </w:r>
+    <w:r>
+      <w:rPr>
+        <w:noProof/>
+      </w:rPr>
+      <w:drawing>
+        <wp:anchor distT="0" distB="0" distL="114300" distR="114300" simplePos="0" relativeHeight="251658241" behindDoc="0" locked="0" layoutInCell="1" hidden="0" allowOverlap="1" wp14:anchorId="184701C5" wp14:editId="771B979D">
+          <wp:simplePos x="0" y="0"/>
+          <wp:positionH relativeFrom="column">
+            <wp:posOffset>-978533</wp:posOffset>
+          </wp:positionH>
+          <wp:positionV relativeFrom="paragraph">
+            <wp:posOffset>304165</wp:posOffset>
+          </wp:positionV>
+          <wp:extent cx="1597290" cy="444553"/>
+          <wp:effectExtent l="0" t="0" r="0" b="0"/>
+          <wp:wrapNone/>
+          <wp:docPr id="14" name="Imagem 14" descr="Portal CNJ"/>
+          <wp:cNvGraphicFramePr/>
+          <a:graphic xmlns:a="http://schemas.openxmlformats.org/drawingml/2006/main">
+            <a:graphicData uri="http://schemas.openxmlformats.org/drawingml/2006/picture">
+              <pic:pic xmlns:pic="http://schemas.openxmlformats.org/drawingml/2006/picture">
+                <pic:nvPicPr>
+                  <pic:cNvPr id="0" name="image2.png" descr="Portal CNJ"/>
+                  <pic:cNvPicPr preferRelativeResize="0"/>
+                </pic:nvPicPr>
+                <pic:blipFill>
+                  <a:blip r:embed="rId1"/>
+                  <a:srcRect/>
+                  <a:stretch>
+                    <a:fillRect/>
+                  </a:stretch>
+                </pic:blipFill>
+                <pic:spPr>
+                  <a:xfrm>
+                    <a:off x="0" y="0"/>
+                    <a:ext cx="1597290" cy="444553"/>
+                  </a:xfrm>
+                  <a:prstGeom prst="rect">
+                    <a:avLst/>
+                  </a:prstGeom>
+                  <a:ln/>
+                </pic:spPr>
+              </pic:pic>
+            </a:graphicData>
+          </a:graphic>
+        </wp:anchor>
+      </w:drawing>
+    </w:r>
+    <w:r>
+      <w:rPr>
+        <w:noProof/>
+      </w:rPr>
+      <w:drawing>
+        <wp:anchor distT="0" distB="0" distL="114300" distR="114300" simplePos="0" relativeHeight="251658242" behindDoc="0" locked="0" layoutInCell="1" hidden="0" allowOverlap="1" wp14:anchorId="789452F3" wp14:editId="6D3F2A49">
+          <wp:simplePos x="0" y="0"/>
+          <wp:positionH relativeFrom="column">
+            <wp:posOffset>5082073</wp:posOffset>
+          </wp:positionH>
+          <wp:positionV relativeFrom="paragraph">
+            <wp:posOffset>240665</wp:posOffset>
+          </wp:positionV>
+          <wp:extent cx="1263962" cy="562974"/>
+          <wp:effectExtent l="0" t="0" r="0" b="0"/>
+          <wp:wrapNone/>
+          <wp:docPr id="15" name="Imagem 15" descr="Logotipo&#10;&#10;Descrição gerada automaticamente"/>
+          <wp:cNvGraphicFramePr/>
+          <a:graphic xmlns:a="http://schemas.openxmlformats.org/drawingml/2006/main">
+            <a:graphicData uri="http://schemas.openxmlformats.org/drawingml/2006/picture">
+              <pic:pic xmlns:pic="http://schemas.openxmlformats.org/drawingml/2006/picture">
+                <pic:nvPicPr>
+                  <pic:cNvPr id="0" name="image3.png" descr="Logotipo&#10;&#10;Descrição gerada automaticamente"/>
+                  <pic:cNvPicPr preferRelativeResize="0"/>
+                </pic:nvPicPr>
+                <pic:blipFill>
+                  <a:blip r:embed="rId2"/>
+                  <a:srcRect l="4430" t="12652" r="6124" b="17778"/>
+                  <a:stretch>
+                    <a:fillRect/>
+                  </a:stretch>
+                </pic:blipFill>
+                <pic:spPr>
+                  <a:xfrm>
+                    <a:off x="0" y="0"/>
+                    <a:ext cx="1263962" cy="562974"/>
+                  </a:xfrm>
+                  <a:prstGeom prst="rect">
+                    <a:avLst/>
+                  </a:prstGeom>
+                  <a:ln/>
+                </pic:spPr>
+              </pic:pic>
+            </a:graphicData>
+          </a:graphic>
+        </wp:anchor>
+      </w:drawing>
+    </w:r>
+  </w:p>
+  <w:p>
+    <w:pPr>
+      <w:pBdr>
+        <w:top w:val="nil"/>
+        <w:left w:val="nil"/>
+        <w:bottom w:val="nil"/>
+        <w:right w:val="nil"/>
+        <w:between w:val="nil"/>
+      </w:pBdr>
+      <w:tabs>
+        <w:tab w:val="center" w:pos="4252"/>
+        <w:tab w:val="right" w:pos="8504"/>
+      </w:tabs>
+      <w:spacing w:after="0" w:line="240" w:lineRule="auto"/>
+      <w:ind w:left="-1701"/>
+      <w:rPr>
+        <w:color w:val="000000"/>
+      </w:rPr>
+    </w:pPr>
+    <w:r>
+      <w:rPr>
+        <w:noProof/>
+      </w:rPr>
+      <mc:AlternateContent>
+        <mc:Choice Requires="wps">
+          <w:drawing>
+            <wp:anchor distT="0" distB="0" distL="114300" distR="114300" simplePos="0" relativeHeight="251658243" behindDoc="0" locked="0" layoutInCell="1" hidden="0" allowOverlap="1" wp14:anchorId="2B463605" wp14:editId="3F932F44">
+              <wp:simplePos x="0" y="0"/>
+              <wp:positionH relativeFrom="column">
+                <wp:posOffset>457200</wp:posOffset>
+              </wp:positionH>
+              <wp:positionV relativeFrom="paragraph">
+                <wp:posOffset>38100</wp:posOffset>
+              </wp:positionV>
+              <wp:extent cx="4772025" cy="857250"/>
+              <wp:effectExtent l="0" t="0" r="0" b="0"/>
+              <wp:wrapNone/>
+              <wp:docPr id="43" name="Retângulo 43"/>
+              <wp:cNvGraphicFramePr/>
+              <a:graphic xmlns:a="http://schemas.openxmlformats.org/drawingml/2006/main">
+                <a:graphicData uri="http://schemas.microsoft.com/office/word/2010/wordprocessingShape">
+                  <wps:wsp>
+                    <wps:cNvSpPr/>
+                    <wps:spPr>
+                      <a:xfrm>
+                        <a:off x="2969513" y="3360900"/>
+                        <a:ext cx="4752975" cy="838200"/>
+                      </a:xfrm>
+                      <a:prstGeom prst="rect">
+                        <a:avLst/>
+                      </a:prstGeom>
+                      <a:noFill/>
+                      <a:ln>
+                        <a:noFill/>
+                      </a:ln>
+                    </wps:spPr>
+                    <wps:txbx>
+                      <w:txbxContent>
+                        <w:p>
+                          <w:pPr>
+                            <w:spacing w:line="258" w:lineRule="auto"/>
+                            <w:jc w:val="center"/>
+                            <w:textDirection w:val="btLr"/>
+                          </w:pPr>
+                          <w:r>
+                            <w:rPr>
+                              <w:color w:val="FFFFFF"/>
+                              <w:sz w:val="38"/>
+                            </w:rPr>
+                            <w:t>Termo de Abertura do Projeto - TAP</w:t>
+                          </w:r>
+                        </w:p>
+                      </w:txbxContent>
+                    </wps:txbx>
+                    <wps:bodyPr spcFirstLastPara="1" wrap="square" lIns="91425" tIns="45700" rIns="91425" bIns="45700" anchor="ctr" anchorCtr="0">
+                      <a:noAutofit/>
+                    </wps:bodyPr>
+                  </wps:wsp>
+                </a:graphicData>
+              </a:graphic>
+            </wp:anchor>
+          </w:drawing>
+        </mc:Choice>
+        <mc:Fallback>
+          <w:pict w14:anchorId="36762397">
+            <v:rect id="Retângulo 43" style="position:absolute;left:0;text-align:left;margin-left:36pt;margin-top:3pt;width:375.75pt;height:67.5pt;z-index:251658243;visibility:visible;mso-wrap-style:square;mso-wrap-distance-left:9pt;mso-wrap-distance-top:0;mso-wrap-distance-right:9pt;mso-wrap-distance-bottom:0;mso-position-horizontal:absolute;mso-position-horizontal-relative:text;mso-position-vertical:absolute;mso-position-vertical-relative:text;v-text-anchor:middle" o:spid="_x0000_s1027" filled="f" stroked="f" w14:anchorId="2B463605" o:gfxdata="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">
+              <v:textbox inset="2.53958mm,1.2694mm,2.53958mm,1.2694mm">
+                <w:txbxContent>
+                  <w:p>
+                    <w:pPr>
+                      <w:spacing w:line="258" w:lineRule="auto"/>
+                      <w:jc w:val="center"/>
+                      <w:textDirection w:val="btLr"/>
+                    </w:pPr>
+                    <w:r>
+                      <w:rPr>
+                        <w:color w:val="FFFFFF"/>
+                        <w:sz w:val="38"/>
+                      </w:rPr>
+                      <w:t>Termo de Abertura do Projeto - TAP</w:t>
+                    </w:r>
+                  </w:p>
+                </w:txbxContent>
+              </v:textbox>
+            </v:rect>
+          </w:pict>
+        </mc:Fallback>
+      </mc:AlternateContent>
+    </w:r>
+  </w:p>
+</w:hdr>
+</file>
+
 <file path=word/numbering.xml><?xml version="1.0" encoding="utf-8"?>
-<w:numbering xmlns:w="http://schemas.openxmlformats.org/wordprocessingml/2006/main">
+<w:numbering xmlns:aink="http://schemas.microsoft.com/office/drawing/2016/ink" xmlns:am3d="http://schemas.microsoft.com/office/drawing/2017/model3d" xmlns:cx="http://schemas.microsoft.com/office/drawing/2014/chartex" xmlns:cx1="http://schemas.microsoft.com/office/drawing/2015/9/8/chartex" xmlns:cx2="http://schemas.microsoft.com/office/drawing/2015/10/21/chartex" xmlns:cx3="http://schemas.microsoft.com/office/drawing/2016/5/9/chartex" xmlns:cx4="http://schemas.microsoft.com/office/drawing/2016/5/10/chartex" xmlns:cx5="http://schemas.microsoft.com/office/drawing/2016/5/11/chartex" xmlns:cx6="http://schemas.microsoft.com/office/drawing/2016/5/12/chartex" xmlns:cx7="http://schemas.microsoft.com/office/drawing/2016/5/13/chartex" xmlns:cx8="http://schemas.microsoft.com/office/drawing/2016/5/14/chartex" xmlns:m="http://schemas.openxmlformats.org/officeDocument/2006/math" xmlns:mc="http://schemas.openxmlformats.org/markup-compatibility/2006" xmlns:o="urn:schemas-microsoft-com:office:office" xmlns:oel="http://schemas.microsoft.com/office/2019/extlst" xmlns:r="http://schemas.openxmlformats.org/officeDocument/2006/relationships" xmlns:v="urn:schemas-microsoft-com:vml" xmlns:w="http://schemas.openxmlformats.org/wordprocessingml/2006/main" xmlns:w10="urn:schemas-microsoft-com:office:word" xmlns:w14="http://schemas.microsoft.com/office/word/2010/wordml" xmlns:w15="http://schemas.microsoft.com/office/word/2012/wordml" xmlns:w16="http://schemas.microsoft.com/office/word/2018/wordml" xmlns:w16cex="http://schemas.microsoft.com/office/word/2018/wordml/cex" xmlns:w16cid="http://schemas.microsoft.com/office/word/2016/wordml/cid" xmlns:w16du="http://schemas.microsoft.com/office/word/2023/wordml/word16du" xmlns:w16sdtdh="http://schemas.microsoft.com/office/word/2020/wordml/sdtdatahash" xmlns:w16sdtfl="http://schemas.microsoft.com/office/word/2024/wordml/sdtformatlock" xmlns:w16se="http://schemas.microsoft.com/office/word/2015/wordml/symex" xmlns:wne="http://schemas.microsoft.com/office/word/2006/wordml" xmlns:wp="http://schemas.openxmlformats.org/drawingml/2006/wordprocessingDrawing" xmlns:wp14="http://schemas.microsoft.com/office/word/2010/wordprocessingDrawing" xmlns:wpc="http://schemas.microsoft.com/office/word/2010/wordprocessingCanvas" xmlns:wpg="http://schemas.microsoft.com/office/word/2010/wordprocessingGroup" xmlns:wpi="http://schemas.microsoft.com/office/word/2010/wordprocessingInk" xmlns:wps="http://schemas.microsoft.com/office/word/2010/wordprocessingShape" mc:Ignorable="w14 w15 w16se w16cid w16 w16cex w16sdtdh w16sdtfl w16du wp14">
+  <w:abstractNum w15:restartNumberingAfterBreak="0" w:abstractNumId="0">
+    <w:nsid w:val="0000A991"/>
+    <w:multiLevelType w:val="multilevel"/>
+    <w:tmpl w:val="FFFFFFFF"/>
+    <w:lvl w:ilvl="0">
+      <w:numFmt w:val="bullet"/>
+      <w:lvlText w:val=""/>
+      <w:lvlJc w:val="left"/>
+      <w:pPr>
+        <w:ind w:hanging="360" w:left="720"/>
+      </w:pPr>
+      <w:rPr>
+        <w:rFonts w:ascii="Symbol" w:cs="Symbol" w:hAnsi="Symbol" w:hint="default"/>
+      </w:rPr>
+    </w:lvl>
+    <w:lvl w:ilvl="1">
+      <w:numFmt w:val="bullet"/>
+      <w:lvlText w:val="o"/>
+      <w:lvlJc w:val="left"/>
+      <w:pPr>
+        <w:ind w:hanging="360" w:left="1440"/>
+      </w:pPr>
+      <w:rPr>
+        <w:rFonts w:ascii="Courier New" w:cs="Courier New" w:hAnsi="Courier New" w:hint="default"/>
+      </w:rPr>
+    </w:lvl>
+    <w:lvl w:ilvl="2">
+      <w:numFmt w:val="bullet"/>
+      <w:lvlText w:val=""/>
+      <w:lvlJc w:val="left"/>
+      <w:pPr>
+        <w:ind w:hanging="360" w:left="2160"/>
+      </w:pPr>
+      <w:rPr>
+        <w:rFonts w:ascii="Wingdings" w:cs="Wingdings" w:hAnsi="Wingdings" w:hint="default"/>
+      </w:rPr>
+    </w:lvl>
+    <w:lvl w:ilvl="3">
+      <w:numFmt w:val="bullet"/>
+      <w:lvlText w:val=""/>
+      <w:lvlJc w:val="left"/>
+      <w:pPr>
+        <w:ind w:hanging="360" w:left="2880"/>
+      </w:pPr>
+      <w:rPr>
+        <w:rFonts w:ascii="Symbol" w:cs="Symbol" w:hAnsi="Symbol" w:hint="default"/>
+      </w:rPr>
+    </w:lvl>
+    <w:lvl w:ilvl="4">
+      <w:numFmt w:val="bullet"/>
+      <w:lvlText w:val="o"/>
+      <w:lvlJc w:val="left"/>
+      <w:pPr>
+        <w:ind w:hanging="360" w:left="3600"/>
+      </w:pPr>
+      <w:rPr>
+        <w:rFonts w:ascii="Courier New" w:cs="Courier New" w:hAnsi="Courier New" w:hint="default"/>
+      </w:rPr>
+    </w:lvl>
+    <w:lvl w:ilvl="5">
+      <w:numFmt w:val="bullet"/>
+      <w:lvlText w:val=""/>
+      <w:lvlJc w:val="left"/>
+      <w:pPr>
+        <w:ind w:hanging="360" w:left="4320"/>
+      </w:pPr>
+      <w:rPr>
+        <w:rFonts w:ascii="Wingdings" w:cs="Wingdings" w:hAnsi="Wingdings" w:hint="default"/>
+      </w:rPr>
+    </w:lvl>
+    <w:lvl w:ilvl="6">
+      <w:numFmt w:val="bullet"/>
+      <w:lvlText w:val=""/>
+      <w:lvlJc w:val="left"/>
+      <w:pPr>
+        <w:ind w:hanging="360" w:left="5040"/>
+      </w:pPr>
+      <w:rPr>
+        <w:rFonts w:ascii="Symbol" w:cs="Symbol" w:hAnsi="Symbol" w:hint="default"/>
+      </w:rPr>
+    </w:lvl>
+    <w:lvl w:ilvl="7">
+      <w:numFmt w:val="bullet"/>
+      <w:lvlText w:val="o"/>
+      <w:lvlJc w:val="left"/>
+      <w:pPr>
+        <w:ind w:hanging="360" w:left="5760"/>
+      </w:pPr>
+      <w:rPr>
+        <w:rFonts w:ascii="Courier New" w:cs="Courier New" w:hAnsi="Courier New" w:hint="default"/>
+      </w:rPr>
+    </w:lvl>
+    <w:lvl w:ilvl="8">
+      <w:numFmt w:val="bullet"/>
+      <w:lvlText w:val=""/>
+      <w:lvlJc w:val="left"/>
+      <w:pPr>
+        <w:ind w:hanging="360" w:left="6480"/>
+      </w:pPr>
+      <w:rPr>
+        <w:rFonts w:ascii="Wingdings" w:cs="Wingdings" w:hAnsi="Wingdings" w:hint="default"/>
+      </w:rPr>
+    </w:lvl>
+  </w:abstractNum>
+  <w:abstractNum w15:restartNumberingAfterBreak="0" w:abstractNumId="1">
+    <w:nsid w:val="00A99411"/>
+    <w:multiLevelType w:val="multilevel"/>
+    <w:tmpl w:val="FFFFFFFF"/>
+    <w:lvl w:ilvl="0">
+      <w:start w:val="1"/>
+      <w:numFmt w:val="decimal"/>
+      <w:lvlText w:val="%1."/>
+      <w:lvlJc w:val="left"/>
+      <w:pPr>
+        <w:ind w:hanging="360" w:left="720"/>
+      </w:pPr>
+    </w:lvl>
+    <w:lvl w:ilvl="1">
+      <w:start w:val="1"/>
+      <w:numFmt w:val="decimal"/>
+      <w:lvlText w:val="%2."/>
+      <w:lvlJc w:val="left"/>
+      <w:pPr>
+        <w:ind w:hanging="360" w:left="1440"/>
+      </w:pPr>
+    </w:lvl>
+    <w:lvl w:ilvl="2">
+      <w:start w:val="1"/>
+      <w:numFmt w:val="decimal"/>
+      <w:lvlText w:val="%3."/>
+      <w:lvlJc w:val="left"/>
+      <w:pPr>
+        <w:ind w:hanging="360" w:left="2160"/>
+      </w:pPr>
+    </w:lvl>
+    <w:lvl w:ilvl="3">
+      <w:start w:val="1"/>
+      <w:numFmt w:val="decimal"/>
+      <w:lvlText w:val="%4."/>
+      <w:lvlJc w:val="left"/>
+      <w:pPr>
+        <w:ind w:hanging="360" w:left="2880"/>
+      </w:pPr>
+    </w:lvl>
+    <w:lvl w:ilvl="4">
+      <w:start w:val="1"/>
+      <w:numFmt w:val="decimal"/>
+      <w:lvlText w:val="%5."/>
+      <w:lvlJc w:val="left"/>
+      <w:pPr>
+        <w:ind w:hanging="360" w:left="3600"/>
+      </w:pPr>
+    </w:lvl>
+    <w:lvl w:ilvl="5">
+      <w:start w:val="1"/>
+      <w:numFmt w:val="decimal"/>
+      <w:lvlText w:val="%6."/>
+      <w:lvlJc w:val="left"/>
+      <w:pPr>
+        <w:ind w:hanging="360" w:left="4320"/>
+      </w:pPr>
+    </w:lvl>
+    <w:lvl w:ilvl="6">
+      <w:start w:val="1"/>
+      <w:numFmt w:val="decimal"/>
+      <w:lvlText w:val="%7."/>
+      <w:lvlJc w:val="left"/>
+      <w:pPr>
+        <w:ind w:hanging="360" w:left="5040"/>
+      </w:pPr>
+    </w:lvl>
+    <w:lvl w:ilvl="7">
+      <w:start w:val="1"/>
+      <w:numFmt w:val="decimal"/>
+      <w:lvlText w:val="%8."/>
+      <w:lvlJc w:val="left"/>
+      <w:pPr>
+        <w:ind w:hanging="360" w:left="5760"/>
+      </w:pPr>
+    </w:lvl>
+    <w:lvl w:ilvl="8">
+      <w:start w:val="1"/>
+      <w:numFmt w:val="decimal"/>
+      <w:lvlText w:val="%9."/>
+      <w:lvlJc w:val="left"/>
+      <w:pPr>
+        <w:ind w:hanging="360" w:left="6480"/>
+      </w:pPr>
+    </w:lvl>
+  </w:abstractNum>
+  <w:abstractNum w15:restartNumberingAfterBreak="0" w:abstractNumId="2">
+    <w:nsid w:val="00D81AC3"/>
+    <w:multiLevelType w:val="multilevel"/>
+    <w:tmpl w:val="C9A8C814"/>
+    <w:lvl w:ilvl="0">
+      <w:start w:val="1"/>
+      <w:numFmt w:val="bullet"/>
+      <w:lvlText w:val=""/>
+      <w:lvlJc w:val="left"/>
+      <w:pPr>
+        <w:tabs>
+          <w:tab w:pos="1068" w:val="num"/>
+        </w:tabs>
+        <w:ind w:hanging="360" w:left="1068"/>
+      </w:pPr>
+      <w:rPr>
+        <w:rFonts w:ascii="Symbol" w:hAnsi="Symbol" w:hint="default"/>
+        <w:sz w:val="20"/>
+      </w:rPr>
+    </w:lvl>
+    <w:lvl w:ilvl="1" w:tentative="1">
+      <w:start w:val="1"/>
+      <w:numFmt w:val="bullet"/>
+      <w:lvlText w:val="o"/>
+      <w:lvlJc w:val="left"/>
+      <w:pPr>
+        <w:tabs>
+          <w:tab w:pos="1788" w:val="num"/>
+        </w:tabs>
+        <w:ind w:hanging="360" w:left="1788"/>
+      </w:pPr>
+      <w:rPr>
+        <w:rFonts w:ascii="Courier New" w:hAnsi="Courier New" w:hint="default"/>
+        <w:sz w:val="20"/>
+      </w:rPr>
+    </w:lvl>
+    <w:lvl w:ilvl="2" w:tentative="1">
+      <w:start w:val="1"/>
+      <w:numFmt w:val="bullet"/>
+      <w:lvlText w:val=""/>
+      <w:lvlJc w:val="left"/>
+      <w:pPr>
+        <w:tabs>
+          <w:tab w:pos="2508" w:val="num"/>
+        </w:tabs>
+        <w:ind w:hanging="360" w:left="2508"/>
+      </w:pPr>
+      <w:rPr>
+        <w:rFonts w:ascii="Wingdings" w:hAnsi="Wingdings" w:hint="default"/>
+        <w:sz w:val="20"/>
+      </w:rPr>
+    </w:lvl>
+    <w:lvl w:ilvl="3" w:tentative="1">
+      <w:start w:val="1"/>
+      <w:numFmt w:val="bullet"/>
+      <w:lvlText w:val=""/>
+      <w:lvlJc w:val="left"/>
+      <w:pPr>
+        <w:tabs>
+          <w:tab w:pos="3228" w:val="num"/>
+        </w:tabs>
+        <w:ind w:hanging="360" w:left="3228"/>
+      </w:pPr>
+      <w:rPr>
+        <w:rFonts w:ascii="Wingdings" w:hAnsi="Wingdings" w:hint="default"/>
+        <w:sz w:val="20"/>
+      </w:rPr>
+    </w:lvl>
+    <w:lvl w:ilvl="4" w:tentative="1">
+      <w:start w:val="1"/>
+      <w:numFmt w:val="bullet"/>
+      <w:lvlText w:val=""/>
+      <w:lvlJc w:val="left"/>
+      <w:pPr>
+        <w:tabs>
+          <w:tab w:pos="3948" w:val="num"/>
+        </w:tabs>
+        <w:ind w:hanging="360" w:left="3948"/>
+      </w:pPr>
+      <w:rPr>
+        <w:rFonts w:ascii="Wingdings" w:hAnsi="Wingdings" w:hint="default"/>
+        <w:sz w:val="20"/>
+      </w:rPr>
+    </w:lvl>
+    <w:lvl w:ilvl="5" w:tentative="1">
+      <w:start w:val="1"/>
+      <w:numFmt w:val="bullet"/>
+      <w:lvlText w:val=""/>
+      <w:lvlJc w:val="left"/>
+      <w:pPr>
+        <w:tabs>
+          <w:tab w:pos="4668" w:val="num"/>
+        </w:tabs>
+        <w:ind w:hanging="360" w:left="4668"/>
+      </w:pPr>
+      <w:rPr>
+        <w:rFonts w:ascii="Wingdings" w:hAnsi="Wingdings" w:hint="default"/>
+        <w:sz w:val="20"/>
+      </w:rPr>
+    </w:lvl>
+    <w:lvl w:ilvl="6" w:tentative="1">
+      <w:start w:val="1"/>
+      <w:numFmt w:val="bullet"/>
+      <w:lvlText w:val=""/>
+      <w:lvlJc w:val="left"/>
+      <w:pPr>
+        <w:tabs>
+          <w:tab w:pos="5388" w:val="num"/>
+        </w:tabs>
+        <w:ind w:hanging="360" w:left="5388"/>
+      </w:pPr>
+      <w:rPr>
+        <w:rFonts w:ascii="Wingdings" w:hAnsi="Wingdings" w:hint="default"/>
+        <w:sz w:val="20"/>
+      </w:rPr>
+    </w:lvl>
+    <w:lvl w:ilvl="7" w:tentative="1">
+      <w:start w:val="1"/>
+      <w:numFmt w:val="bullet"/>
+      <w:lvlText w:val=""/>
+      <w:lvlJc w:val="left"/>
+      <w:pPr>
+        <w:tabs>
+          <w:tab w:pos="6108" w:val="num"/>
+        </w:tabs>
+        <w:ind w:hanging="360" w:left="6108"/>
+      </w:pPr>
+      <w:rPr>
+        <w:rFonts w:ascii="Wingdings" w:hAnsi="Wingdings" w:hint="default"/>
+        <w:sz w:val="20"/>
+      </w:rPr>
+    </w:lvl>
+    <w:lvl w:ilvl="8" w:tentative="1">
+      <w:start w:val="1"/>
+      <w:numFmt w:val="bullet"/>
+      <w:lvlText w:val=""/>
+      <w:lvlJc w:val="left"/>
+      <w:pPr>
+        <w:tabs>
+          <w:tab w:pos="6828" w:val="num"/>
+        </w:tabs>
+        <w:ind w:hanging="360" w:left="6828"/>
+      </w:pPr>
+      <w:rPr>
+        <w:rFonts w:ascii="Wingdings" w:hAnsi="Wingdings" w:hint="default"/>
+        <w:sz w:val="20"/>
+      </w:rPr>
+    </w:lvl>
+  </w:abstractNum>
+  <w:abstractNum w15:restartNumberingAfterBreak="0" w:abstractNumId="3">
+    <w:nsid w:val="01596206"/>
+    <w:multiLevelType w:val="multilevel"/>
+    <w:tmpl w:val="756C5120"/>
+    <w:lvl w:ilvl="0">
+      <w:start w:val="1"/>
+      <w:numFmt w:val="bullet"/>
+      <w:lvlText w:val=""/>
+      <w:lvlJc w:val="left"/>
+      <w:pPr>
+        <w:tabs>
+          <w:tab w:pos="720" w:val="num"/>
+        </w:tabs>
+        <w:ind w:hanging="360" w:left="720"/>
+      </w:pPr>
+      <w:rPr>
+        <w:rFonts w:ascii="Symbol" w:hAnsi="Symbol" w:hint="default"/>
+        <w:sz w:val="20"/>
+      </w:rPr>
+    </w:lvl>
+    <w:lvl w:ilvl="1" w:tentative="1">
+      <w:start w:val="1"/>
+      <w:numFmt w:val="bullet"/>
+      <w:lvlText w:val="o"/>
+      <w:lvlJc w:val="left"/>
+      <w:pPr>
+        <w:tabs>
+          <w:tab w:pos="1440" w:val="num"/>
+        </w:tabs>
+        <w:ind w:hanging="360" w:left="1440"/>
+      </w:pPr>
+      <w:rPr>
+        <w:rFonts w:ascii="Courier New" w:hAnsi="Courier New" w:hint="default"/>
+        <w:sz w:val="20"/>
+      </w:rPr>
+    </w:lvl>
+    <w:lvl w:ilvl="2" w:tentative="1">
+      <w:start w:val="1"/>
+      <w:numFmt w:val="bullet"/>
+      <w:lvlText w:val=""/>
+      <w:lvlJc w:val="left"/>
+      <w:pPr>
+        <w:tabs>
+          <w:tab w:pos="2160" w:val="num"/>
+        </w:tabs>
+        <w:ind w:hanging="360" w:left="2160"/>
+      </w:pPr>
+      <w:rPr>
+        <w:rFonts w:ascii="Wingdings" w:hAnsi="Wingdings" w:hint="default"/>
+        <w:sz w:val="20"/>
+      </w:rPr>
+    </w:lvl>
+    <w:lvl w:ilvl="3" w:tentative="1">
+      <w:start w:val="1"/>
+      <w:numFmt w:val="bullet"/>
+      <w:lvlText w:val=""/>
+      <w:lvlJc w:val="left"/>
+      <w:pPr>
+        <w:tabs>
+          <w:tab w:pos="2880" w:val="num"/>
+        </w:tabs>
+        <w:ind w:hanging="360" w:left="2880"/>
+      </w:pPr>
+      <w:rPr>
+        <w:rFonts w:ascii="Wingdings" w:hAnsi="Wingdings" w:hint="default"/>
+        <w:sz w:val="20"/>
+      </w:rPr>
+    </w:lvl>
+    <w:lvl w:ilvl="4" w:tentative="1">
+      <w:start w:val="1"/>
+      <w:numFmt w:val="bullet"/>
+      <w:lvlText w:val=""/>
+      <w:lvlJc w:val="left"/>
+      <w:pPr>
+        <w:tabs>
+          <w:tab w:pos="3600" w:val="num"/>
+        </w:tabs>
+        <w:ind w:hanging="360" w:left="3600"/>
+      </w:pPr>
+      <w:rPr>
+        <w:rFonts w:ascii="Wingdings" w:hAnsi="Wingdings" w:hint="default"/>
+        <w:sz w:val="20"/>
+      </w:rPr>
+    </w:lvl>
+    <w:lvl w:ilvl="5" w:tentative="1">
+      <w:start w:val="1"/>
+      <w:numFmt w:val="bullet"/>
+      <w:lvlText w:val=""/>
+      <w:lvlJc w:val="left"/>
+      <w:pPr>
+        <w:tabs>
+          <w:tab w:pos="4320" w:val="num"/>
+        </w:tabs>
+        <w:ind w:hanging="360" w:left="4320"/>
+      </w:pPr>
+      <w:rPr>
+        <w:rFonts w:ascii="Wingdings" w:hAnsi="Wingdings" w:hint="default"/>
+        <w:sz w:val="20"/>
+      </w:rPr>
+    </w:lvl>
+    <w:lvl w:ilvl="6" w:tentative="1">
+      <w:start w:val="1"/>
+      <w:numFmt w:val="bullet"/>
+      <w:lvlText w:val=""/>
+      <w:lvlJc w:val="left"/>
+      <w:pPr>
+        <w:tabs>
+          <w:tab w:pos="5040" w:val="num"/>
+        </w:tabs>
+        <w:ind w:hanging="360" w:left="5040"/>
+      </w:pPr>
+      <w:rPr>
+        <w:rFonts w:ascii="Wingdings" w:hAnsi="Wingdings" w:hint="default"/>
+        <w:sz w:val="20"/>
+      </w:rPr>
+    </w:lvl>
+    <w:lvl w:ilvl="7" w:tentative="1">
+      <w:start w:val="1"/>
+      <w:numFmt w:val="bullet"/>
+      <w:lvlText w:val=""/>
+      <w:lvlJc w:val="left"/>
+      <w:pPr>
+        <w:tabs>
+          <w:tab w:pos="5760" w:val="num"/>
+        </w:tabs>
+        <w:ind w:hanging="360" w:left="5760"/>
+      </w:pPr>
+      <w:rPr>
+        <w:rFonts w:ascii="Wingdings" w:hAnsi="Wingdings" w:hint="default"/>
+        <w:sz w:val="20"/>
+      </w:rPr>
+    </w:lvl>
+    <w:lvl w:ilvl="8" w:tentative="1">
+      <w:start w:val="1"/>
+      <w:numFmt w:val="bullet"/>
+      <w:lvlText w:val=""/>
+      <w:lvlJc w:val="left"/>
+      <w:pPr>
+        <w:tabs>
+          <w:tab w:pos="6480" w:val="num"/>
+        </w:tabs>
+        <w:ind w:hanging="360" w:left="6480"/>
+      </w:pPr>
+      <w:rPr>
+        <w:rFonts w:ascii="Wingdings" w:hAnsi="Wingdings" w:hint="default"/>
+        <w:sz w:val="20"/>
+      </w:rPr>
+    </w:lvl>
+  </w:abstractNum>
+  <w:abstractNum w15:restartNumberingAfterBreak="0" w:abstractNumId="4">
+    <w:nsid w:val="03686AA3"/>
+    <w:multiLevelType w:val="multilevel"/>
+    <w:tmpl w:val="9A66E2EE"/>
+    <w:lvl w:ilvl="0">
+      <w:start w:val="1"/>
+      <w:numFmt w:val="bullet"/>
+      <w:lvlText w:val=""/>
+      <w:lvlJc w:val="left"/>
+      <w:pPr>
+        <w:tabs>
+          <w:tab w:pos="720" w:val="num"/>
+        </w:tabs>
+        <w:ind w:hanging="360" w:left="720"/>
+      </w:pPr>
+      <w:rPr>
+        <w:rFonts w:ascii="Symbol" w:hAnsi="Symbol" w:hint="default"/>
+        <w:sz w:val="20"/>
+      </w:rPr>
+    </w:lvl>
+    <w:lvl w:ilvl="1" w:tentative="1">
+      <w:start w:val="1"/>
+      <w:numFmt w:val="bullet"/>
+      <w:lvlText w:val="o"/>
+      <w:lvlJc w:val="left"/>
+      <w:pPr>
+        <w:tabs>
+          <w:tab w:pos="1440" w:val="num"/>
+        </w:tabs>
+        <w:ind w:hanging="360" w:left="1440"/>
+      </w:pPr>
+      <w:rPr>
+        <w:rFonts w:ascii="Courier New" w:hAnsi="Courier New" w:hint="default"/>
+        <w:sz w:val="20"/>
+      </w:rPr>
+    </w:lvl>
+    <w:lvl w:ilvl="2" w:tentative="1">
+      <w:start w:val="1"/>
+      <w:numFmt w:val="bullet"/>
+      <w:lvlText w:val=""/>
+      <w:lvlJc w:val="left"/>
+      <w:pPr>
+        <w:tabs>
+          <w:tab w:pos="2160" w:val="num"/>
+        </w:tabs>
+        <w:ind w:hanging="360" w:left="2160"/>
+      </w:pPr>
+      <w:rPr>
+        <w:rFonts w:ascii="Wingdings" w:hAnsi="Wingdings" w:hint="default"/>
+        <w:sz w:val="20"/>
+      </w:rPr>
+    </w:lvl>
+    <w:lvl w:ilvl="3" w:tentative="1">
+      <w:start w:val="1"/>
+      <w:numFmt w:val="bullet"/>
+      <w:lvlText w:val=""/>
+      <w:lvlJc w:val="left"/>
+      <w:pPr>
+        <w:tabs>
+          <w:tab w:pos="2880" w:val="num"/>
+        </w:tabs>
+        <w:ind w:hanging="360" w:left="2880"/>
+      </w:pPr>
+      <w:rPr>
+        <w:rFonts w:ascii="Wingdings" w:hAnsi="Wingdings" w:hint="default"/>
+        <w:sz w:val="20"/>
+      </w:rPr>
+    </w:lvl>
+    <w:lvl w:ilvl="4" w:tentative="1">
+      <w:start w:val="1"/>
+      <w:numFmt w:val="bullet"/>
+      <w:lvlText w:val=""/>
+      <w:lvlJc w:val="left"/>
+      <w:pPr>
+        <w:tabs>
+          <w:tab w:pos="3600" w:val="num"/>
+        </w:tabs>
+        <w:ind w:hanging="360" w:left="3600"/>
+      </w:pPr>
+      <w:rPr>
+        <w:rFonts w:ascii="Wingdings" w:hAnsi="Wingdings" w:hint="default"/>
+        <w:sz w:val="20"/>
+      </w:rPr>
+    </w:lvl>
+    <w:lvl w:ilvl="5" w:tentative="1">
+      <w:start w:val="1"/>
+      <w:numFmt w:val="bullet"/>
+      <w:lvlText w:val=""/>
+      <w:lvlJc w:val="left"/>
+      <w:pPr>
+        <w:tabs>
+          <w:tab w:pos="4320" w:val="num"/>
+        </w:tabs>
+        <w:ind w:hanging="360" w:left="4320"/>
+      </w:pPr>
+      <w:rPr>
+        <w:rFonts w:ascii="Wingdings" w:hAnsi="Wingdings" w:hint="default"/>
+        <w:sz w:val="20"/>
+      </w:rPr>
+    </w:lvl>
+    <w:lvl w:ilvl="6" w:tentative="1">
+      <w:start w:val="1"/>
+      <w:numFmt w:val="bullet"/>
+      <w:lvlText w:val=""/>
+      <w:lvlJc w:val="left"/>
+      <w:pPr>
+        <w:tabs>
+          <w:tab w:pos="5040" w:val="num"/>
+        </w:tabs>
+        <w:ind w:hanging="360" w:left="5040"/>
+      </w:pPr>
+      <w:rPr>
+        <w:rFonts w:ascii="Wingdings" w:hAnsi="Wingdings" w:hint="default"/>
+        <w:sz w:val="20"/>
+      </w:rPr>
+    </w:lvl>
+    <w:lvl w:ilvl="7" w:tentative="1">
+      <w:start w:val="1"/>
+      <w:numFmt w:val="bullet"/>
+      <w:lvlText w:val=""/>
+      <w:lvlJc w:val="left"/>
+      <w:pPr>
+        <w:tabs>
+          <w:tab w:pos="5760" w:val="num"/>
+        </w:tabs>
+        <w:ind w:hanging="360" w:left="5760"/>
+      </w:pPr>
+      <w:rPr>
+        <w:rFonts w:ascii="Wingdings" w:hAnsi="Wingdings" w:hint="default"/>
+        <w:sz w:val="20"/>
+      </w:rPr>
+    </w:lvl>
+    <w:lvl w:ilvl="8" w:tentative="1">
+      <w:start w:val="1"/>
+      <w:numFmt w:val="bullet"/>
+      <w:lvlText w:val=""/>
+      <w:lvlJc w:val="left"/>
+      <w:pPr>
+        <w:tabs>
+          <w:tab w:pos="6480" w:val="num"/>
+        </w:tabs>
+        <w:ind w:hanging="360" w:left="6480"/>
+      </w:pPr>
+      <w:rPr>
+        <w:rFonts w:ascii="Wingdings" w:hAnsi="Wingdings" w:hint="default"/>
+        <w:sz w:val="20"/>
+      </w:rPr>
+    </w:lvl>
+  </w:abstractNum>
+  <w:abstractNum w15:restartNumberingAfterBreak="0" w:abstractNumId="5">
+    <w:nsid w:val="0BB13A9D"/>
+    <w:multiLevelType w:val="hybridMultilevel"/>
+    <w:tmpl w:val="203CE69C"/>
+    <w:lvl w:ilvl="0" w:tplc="B2CCF17C">
+      <w:start w:val="1"/>
+      <w:numFmt w:val="lowerLetter"/>
+      <w:lvlText w:val="%1)"/>
+      <w:lvlJc w:val="left"/>
+      <w:pPr>
+        <w:ind w:hanging="360" w:left="720"/>
+      </w:pPr>
+      <w:rPr>
+        <w:rFonts w:hint="default"/>
+        <w:color w:val="auto"/>
+      </w:rPr>
+    </w:lvl>
+    <w:lvl w:ilvl="1" w:tentative="1" w:tplc="04160019">
+      <w:start w:val="1"/>
+      <w:numFmt w:val="lowerLetter"/>
+      <w:lvlText w:val="%2."/>
+      <w:lvlJc w:val="left"/>
+      <w:pPr>
+        <w:ind w:hanging="360" w:left="1440"/>
+      </w:pPr>
+    </w:lvl>
+    <w:lvl w:ilvl="2" w:tentative="1" w:tplc="0416001B">
+      <w:start w:val="1"/>
+      <w:numFmt w:val="lowerRoman"/>
+      <w:lvlText w:val="%3."/>
+      <w:lvlJc w:val="right"/>
+      <w:pPr>
+        <w:ind w:hanging="180" w:left="2160"/>
+      </w:pPr>
+    </w:lvl>
+    <w:lvl w:ilvl="3" w:tentative="1" w:tplc="0416000F">
+      <w:start w:val="1"/>
+      <w:numFmt w:val="decimal"/>
+      <w:lvlText w:val="%4."/>
+      <w:lvlJc w:val="left"/>
+      <w:pPr>
+        <w:ind w:hanging="360" w:left="2880"/>
+      </w:pPr>
+    </w:lvl>
+    <w:lvl w:ilvl="4" w:tentative="1" w:tplc="04160019">
+      <w:start w:val="1"/>
+      <w:numFmt w:val="lowerLetter"/>
+      <w:lvlText w:val="%5."/>
+      <w:lvlJc w:val="left"/>
+      <w:pPr>
+        <w:ind w:hanging="360" w:left="3600"/>
+      </w:pPr>
+    </w:lvl>
+    <w:lvl w:ilvl="5" w:tentative="1" w:tplc="0416001B">
+      <w:start w:val="1"/>
+      <w:numFmt w:val="lowerRoman"/>
+      <w:lvlText w:val="%6."/>
+      <w:lvlJc w:val="right"/>
+      <w:pPr>
+        <w:ind w:hanging="180" w:left="4320"/>
+      </w:pPr>
+    </w:lvl>
+    <w:lvl w:ilvl="6" w:tentative="1" w:tplc="0416000F">
+      <w:start w:val="1"/>
+      <w:numFmt w:val="decimal"/>
+      <w:lvlText w:val="%7."/>
+      <w:lvlJc w:val="left"/>
+      <w:pPr>
+        <w:ind w:hanging="360" w:left="5040"/>
+      </w:pPr>
+    </w:lvl>
+    <w:lvl w:ilvl="7" w:tentative="1" w:tplc="04160019">
+      <w:start w:val="1"/>
+      <w:numFmt w:val="lowerLetter"/>
+      <w:lvlText w:val="%8."/>
+      <w:lvlJc w:val="left"/>
+      <w:pPr>
+        <w:ind w:hanging="360" w:left="5760"/>
+      </w:pPr>
+    </w:lvl>
+    <w:lvl w:ilvl="8" w:tentative="1" w:tplc="0416001B">
+      <w:start w:val="1"/>
+      <w:numFmt w:val="lowerRoman"/>
+      <w:lvlText w:val="%9."/>
+      <w:lvlJc w:val="right"/>
+      <w:pPr>
+        <w:ind w:hanging="180" w:left="6480"/>
+      </w:pPr>
+    </w:lvl>
+  </w:abstractNum>
+  <w:abstractNum w15:restartNumberingAfterBreak="0" w:abstractNumId="6">
+    <w:nsid w:val="19B14FEB"/>
+    <w:multiLevelType w:val="multilevel"/>
+    <w:tmpl w:val="5DB690BA"/>
+    <w:lvl w:ilvl="0">
+      <w:start w:val="1"/>
+      <w:numFmt w:val="bullet"/>
+      <w:lvlText w:val=""/>
+      <w:lvlJc w:val="left"/>
+      <w:pPr>
+        <w:tabs>
+          <w:tab w:pos="720" w:val="num"/>
+        </w:tabs>
+        <w:ind w:hanging="360" w:left="720"/>
+      </w:pPr>
+      <w:rPr>
+        <w:rFonts w:ascii="Symbol" w:hAnsi="Symbol" w:hint="default"/>
+        <w:sz w:val="20"/>
+      </w:rPr>
+    </w:lvl>
+    <w:lvl w:ilvl="1" w:tentative="1">
+      <w:start w:val="1"/>
+      <w:numFmt w:val="bullet"/>
+      <w:lvlText w:val="o"/>
+      <w:lvlJc w:val="left"/>
+      <w:pPr>
+        <w:tabs>
+          <w:tab w:pos="1440" w:val="num"/>
+        </w:tabs>
+        <w:ind w:hanging="360" w:left="1440"/>
+      </w:pPr>
+      <w:rPr>
+        <w:rFonts w:ascii="Courier New" w:hAnsi="Courier New" w:hint="default"/>
+        <w:sz w:val="20"/>
+      </w:rPr>
+    </w:lvl>
+    <w:lvl w:ilvl="2" w:tentative="1">
+      <w:start w:val="1"/>
+      <w:numFmt w:val="bullet"/>
+      <w:lvlText w:val=""/>
+      <w:lvlJc w:val="left"/>
+      <w:pPr>
+        <w:tabs>
+          <w:tab w:pos="2160" w:val="num"/>
+        </w:tabs>
+        <w:ind w:hanging="360" w:left="2160"/>
+      </w:pPr>
+      <w:rPr>
+        <w:rFonts w:ascii="Wingdings" w:hAnsi="Wingdings" w:hint="default"/>
+        <w:sz w:val="20"/>
+      </w:rPr>
+    </w:lvl>
+    <w:lvl w:ilvl="3" w:tentative="1">
+      <w:start w:val="1"/>
+      <w:numFmt w:val="bullet"/>
+      <w:lvlText w:val=""/>
+      <w:lvlJc w:val="left"/>
+      <w:pPr>
+        <w:tabs>
+          <w:tab w:pos="2880" w:val="num"/>
+        </w:tabs>
+        <w:ind w:hanging="360" w:left="2880"/>
+      </w:pPr>
+      <w:rPr>
+        <w:rFonts w:ascii="Wingdings" w:hAnsi="Wingdings" w:hint="default"/>
+        <w:sz w:val="20"/>
+      </w:rPr>
+    </w:lvl>
+    <w:lvl w:ilvl="4" w:tentative="1">
+      <w:start w:val="1"/>
+      <w:numFmt w:val="bullet"/>
+      <w:lvlText w:val=""/>
+      <w:lvlJc w:val="left"/>
+      <w:pPr>
+        <w:tabs>
+          <w:tab w:pos="3600" w:val="num"/>
+        </w:tabs>
+        <w:ind w:hanging="360" w:left="3600"/>
+      </w:pPr>
+      <w:rPr>
+        <w:rFonts w:ascii="Wingdings" w:hAnsi="Wingdings" w:hint="default"/>
+        <w:sz w:val="20"/>
+      </w:rPr>
+    </w:lvl>
+    <w:lvl w:ilvl="5" w:tentative="1">
+      <w:start w:val="1"/>
+      <w:numFmt w:val="bullet"/>
+      <w:lvlText w:val=""/>
+      <w:lvlJc w:val="left"/>
+      <w:pPr>
+        <w:tabs>
+          <w:tab w:pos="4320" w:val="num"/>
+        </w:tabs>
+        <w:ind w:hanging="360" w:left="4320"/>
+      </w:pPr>
+      <w:rPr>
+        <w:rFonts w:ascii="Wingdings" w:hAnsi="Wingdings" w:hint="default"/>
+        <w:sz w:val="20"/>
+      </w:rPr>
+    </w:lvl>
+    <w:lvl w:ilvl="6" w:tentative="1">
+      <w:start w:val="1"/>
+      <w:numFmt w:val="bullet"/>
+      <w:lvlText w:val=""/>
+      <w:lvlJc w:val="left"/>
+      <w:pPr>
+        <w:tabs>
+          <w:tab w:pos="5040" w:val="num"/>
+        </w:tabs>
+        <w:ind w:hanging="360" w:left="5040"/>
+      </w:pPr>
+      <w:rPr>
+        <w:rFonts w:ascii="Wingdings" w:hAnsi="Wingdings" w:hint="default"/>
+        <w:sz w:val="20"/>
+      </w:rPr>
+    </w:lvl>
+    <w:lvl w:ilvl="7" w:tentative="1">
+      <w:start w:val="1"/>
+      <w:numFmt w:val="bullet"/>
+      <w:lvlText w:val=""/>
+      <w:lvlJc w:val="left"/>
+      <w:pPr>
+        <w:tabs>
+          <w:tab w:pos="5760" w:val="num"/>
+        </w:tabs>
+        <w:ind w:hanging="360" w:left="5760"/>
+      </w:pPr>
+      <w:rPr>
+        <w:rFonts w:ascii="Wingdings" w:hAnsi="Wingdings" w:hint="default"/>
+        <w:sz w:val="20"/>
+      </w:rPr>
+    </w:lvl>
+    <w:lvl w:ilvl="8" w:tentative="1">
+      <w:start w:val="1"/>
+      <w:numFmt w:val="bullet"/>
+      <w:lvlText w:val=""/>
+      <w:lvlJc w:val="left"/>
+      <w:pPr>
+        <w:tabs>
+          <w:tab w:pos="6480" w:val="num"/>
+        </w:tabs>
+        <w:ind w:hanging="360" w:left="6480"/>
+      </w:pPr>
+      <w:rPr>
+        <w:rFonts w:ascii="Wingdings" w:hAnsi="Wingdings" w:hint="default"/>
+        <w:sz w:val="20"/>
+      </w:rPr>
+    </w:lvl>
+  </w:abstractNum>
+  <w:abstractNum w15:restartNumberingAfterBreak="0" w:abstractNumId="7">
+    <w:nsid w:val="1AD7660B"/>
+    <w:multiLevelType w:val="hybridMultilevel"/>
+    <w:tmpl w:val="FF609D64"/>
+    <w:lvl w:ilvl="0" w:tplc="0416000F">
+      <w:start w:val="1"/>
+      <w:numFmt w:val="decimal"/>
+      <w:lvlText w:val="%1."/>
+      <w:lvlJc w:val="left"/>
+      <w:pPr>
+        <w:ind w:hanging="360" w:left="1604"/>
+      </w:pPr>
+    </w:lvl>
+    <w:lvl w:ilvl="1" w:tentative="1" w:tplc="04160019">
+      <w:start w:val="1"/>
+      <w:numFmt w:val="lowerLetter"/>
+      <w:lvlText w:val="%2."/>
+      <w:lvlJc w:val="left"/>
+      <w:pPr>
+        <w:ind w:hanging="360" w:left="2324"/>
+      </w:pPr>
+    </w:lvl>
+    <w:lvl w:ilvl="2" w:tentative="1" w:tplc="0416001B">
+      <w:start w:val="1"/>
+      <w:numFmt w:val="lowerRoman"/>
+      <w:lvlText w:val="%3."/>
+      <w:lvlJc w:val="right"/>
+      <w:pPr>
+        <w:ind w:hanging="180" w:left="3044"/>
+      </w:pPr>
+    </w:lvl>
+    <w:lvl w:ilvl="3" w:tentative="1" w:tplc="0416000F">
+      <w:start w:val="1"/>
+      <w:numFmt w:val="decimal"/>
+      <w:lvlText w:val="%4."/>
+      <w:lvlJc w:val="left"/>
+      <w:pPr>
+        <w:ind w:hanging="360" w:left="3764"/>
+      </w:pPr>
+    </w:lvl>
+    <w:lvl w:ilvl="4" w:tentative="1" w:tplc="04160019">
+      <w:start w:val="1"/>
+      <w:numFmt w:val="lowerLetter"/>
+      <w:lvlText w:val="%5."/>
+      <w:lvlJc w:val="left"/>
+      <w:pPr>
+        <w:ind w:hanging="360" w:left="4484"/>
+      </w:pPr>
+    </w:lvl>
+    <w:lvl w:ilvl="5" w:tentative="1" w:tplc="0416001B">
+      <w:start w:val="1"/>
+      <w:numFmt w:val="lowerRoman"/>
+      <w:lvlText w:val="%6."/>
+      <w:lvlJc w:val="right"/>
+      <w:pPr>
+        <w:ind w:hanging="180" w:left="5204"/>
+      </w:pPr>
+    </w:lvl>
+    <w:lvl w:ilvl="6" w:tentative="1" w:tplc="0416000F">
+      <w:start w:val="1"/>
+      <w:numFmt w:val="decimal"/>
+      <w:lvlText w:val="%7."/>
+      <w:lvlJc w:val="left"/>
+      <w:pPr>
+        <w:ind w:hanging="360" w:left="5924"/>
+      </w:pPr>
+    </w:lvl>
+    <w:lvl w:ilvl="7" w:tentative="1" w:tplc="04160019">
+      <w:start w:val="1"/>
+      <w:numFmt w:val="lowerLetter"/>
+      <w:lvlText w:val="%8."/>
+      <w:lvlJc w:val="left"/>
+      <w:pPr>
+        <w:ind w:hanging="360" w:left="6644"/>
+      </w:pPr>
+    </w:lvl>
+    <w:lvl w:ilvl="8" w:tentative="1" w:tplc="0416001B">
+      <w:start w:val="1"/>
+      <w:numFmt w:val="lowerRoman"/>
+      <w:lvlText w:val="%9."/>
+      <w:lvlJc w:val="right"/>
+      <w:pPr>
+        <w:ind w:hanging="180" w:left="7364"/>
+      </w:pPr>
+    </w:lvl>
+  </w:abstractNum>
+  <w:abstractNum w15:restartNumberingAfterBreak="0" w:abstractNumId="8">
+    <w:nsid w:val="24BD1B8B"/>
+    <w:multiLevelType w:val="hybridMultilevel"/>
+    <w:tmpl w:val="DD967BD2"/>
+    <w:lvl w:ilvl="0" w:tplc="0416000F">
+      <w:start w:val="1"/>
+      <w:numFmt w:val="decimal"/>
+      <w:lvlText w:val="%1."/>
+      <w:lvlJc w:val="left"/>
+      <w:pPr>
+        <w:ind w:hanging="360" w:left="720"/>
+      </w:pPr>
+      <w:rPr>
+        <w:rFonts w:hint="default"/>
+      </w:rPr>
+    </w:lvl>
+    <w:lvl w:ilvl="1" w:tentative="1" w:tplc="04160019">
+      <w:start w:val="1"/>
+      <w:numFmt w:val="lowerLetter"/>
+      <w:lvlText w:val="%2."/>
+      <w:lvlJc w:val="left"/>
+      <w:pPr>
+        <w:ind w:hanging="360" w:left="1440"/>
+      </w:pPr>
+    </w:lvl>
+    <w:lvl w:ilvl="2" w:tentative="1" w:tplc="0416001B">
+      <w:start w:val="1"/>
+      <w:numFmt w:val="lowerRoman"/>
+      <w:lvlText w:val="%3."/>
+      <w:lvlJc w:val="right"/>
+      <w:pPr>
+        <w:ind w:hanging="180" w:left="2160"/>
+      </w:pPr>
+    </w:lvl>
+    <w:lvl w:ilvl="3" w:tentative="1" w:tplc="0416000F">
+      <w:start w:val="1"/>
+      <w:numFmt w:val="decimal"/>
+      <w:lvlText w:val="%4."/>
+      <w:lvlJc w:val="left"/>
+      <w:pPr>
+        <w:ind w:hanging="360" w:left="2880"/>
+      </w:pPr>
+    </w:lvl>
+    <w:lvl w:ilvl="4" w:tentative="1" w:tplc="04160019">
+      <w:start w:val="1"/>
+      <w:numFmt w:val="lowerLetter"/>
+      <w:lvlText w:val="%5."/>
+      <w:lvlJc w:val="left"/>
+      <w:pPr>
+        <w:ind w:hanging="360" w:left="3600"/>
+      </w:pPr>
+    </w:lvl>
+    <w:lvl w:ilvl="5" w:tentative="1" w:tplc="0416001B">
+      <w:start w:val="1"/>
+      <w:numFmt w:val="lowerRoman"/>
+      <w:lvlText w:val="%6."/>
+      <w:lvlJc w:val="right"/>
+      <w:pPr>
+        <w:ind w:hanging="180" w:left="4320"/>
+      </w:pPr>
+    </w:lvl>
+    <w:lvl w:ilvl="6" w:tentative="1" w:tplc="0416000F">
+      <w:start w:val="1"/>
+      <w:numFmt w:val="decimal"/>
+      <w:lvlText w:val="%7."/>
+      <w:lvlJc w:val="left"/>
+      <w:pPr>
+        <w:ind w:hanging="360" w:left="5040"/>
+      </w:pPr>
+    </w:lvl>
+    <w:lvl w:ilvl="7" w:tentative="1" w:tplc="04160019">
+      <w:start w:val="1"/>
+      <w:numFmt w:val="lowerLetter"/>
+      <w:lvlText w:val="%8."/>
+      <w:lvlJc w:val="left"/>
+      <w:pPr>
+        <w:ind w:hanging="360" w:left="5760"/>
+      </w:pPr>
+    </w:lvl>
+    <w:lvl w:ilvl="8" w:tentative="1" w:tplc="0416001B">
+      <w:start w:val="1"/>
+      <w:numFmt w:val="lowerRoman"/>
+      <w:lvlText w:val="%9."/>
+      <w:lvlJc w:val="right"/>
+      <w:pPr>
+        <w:ind w:hanging="180" w:left="6480"/>
+      </w:pPr>
+    </w:lvl>
+  </w:abstractNum>
+  <w:abstractNum w15:restartNumberingAfterBreak="0" w:abstractNumId="9">
+    <w:nsid w:val="2964134A"/>
+    <w:multiLevelType w:val="multilevel"/>
+    <w:tmpl w:val="660068BC"/>
+    <w:lvl w:ilvl="0">
+      <w:start w:val="1"/>
+      <w:numFmt w:val="bullet"/>
+      <w:lvlText w:val=""/>
+      <w:lvlJc w:val="left"/>
+      <w:pPr>
+        <w:tabs>
+          <w:tab w:pos="1068" w:val="num"/>
+        </w:tabs>
+        <w:ind w:hanging="360" w:left="1068"/>
+      </w:pPr>
+      <w:rPr>
+        <w:rFonts w:ascii="Symbol" w:hAnsi="Symbol" w:hint="default"/>
+        <w:sz w:val="20"/>
+      </w:rPr>
+    </w:lvl>
+    <w:lvl w:ilvl="1" w:tentative="1">
+      <w:start w:val="1"/>
+      <w:numFmt w:val="bullet"/>
+      <w:lvlText w:val="o"/>
+      <w:lvlJc w:val="left"/>
+      <w:pPr>
+        <w:tabs>
+          <w:tab w:pos="1788" w:val="num"/>
+        </w:tabs>
+        <w:ind w:hanging="360" w:left="1788"/>
+      </w:pPr>
+      <w:rPr>
+        <w:rFonts w:ascii="Courier New" w:hAnsi="Courier New" w:hint="default"/>
+        <w:sz w:val="20"/>
+      </w:rPr>
+    </w:lvl>
+    <w:lvl w:ilvl="2" w:tentative="1">
+      <w:start w:val="1"/>
+      <w:numFmt w:val="bullet"/>
+      <w:lvlText w:val=""/>
+      <w:lvlJc w:val="left"/>
+      <w:pPr>
+        <w:tabs>
+          <w:tab w:pos="2508" w:val="num"/>
+        </w:tabs>
+        <w:ind w:hanging="360" w:left="2508"/>
+      </w:pPr>
+      <w:rPr>
+        <w:rFonts w:ascii="Wingdings" w:hAnsi="Wingdings" w:hint="default"/>
+        <w:sz w:val="20"/>
+      </w:rPr>
+    </w:lvl>
+    <w:lvl w:ilvl="3" w:tentative="1">
+      <w:start w:val="1"/>
+      <w:numFmt w:val="bullet"/>
+      <w:lvlText w:val=""/>
+      <w:lvlJc w:val="left"/>
+      <w:pPr>
+        <w:tabs>
+          <w:tab w:pos="3228" w:val="num"/>
+        </w:tabs>
+        <w:ind w:hanging="360" w:left="3228"/>
+      </w:pPr>
+      <w:rPr>
+        <w:rFonts w:ascii="Wingdings" w:hAnsi="Wingdings" w:hint="default"/>
+        <w:sz w:val="20"/>
+      </w:rPr>
+    </w:lvl>
+    <w:lvl w:ilvl="4" w:tentative="1">
+      <w:start w:val="1"/>
+      <w:numFmt w:val="bullet"/>
+      <w:lvlText w:val=""/>
+      <w:lvlJc w:val="left"/>
+      <w:pPr>
+        <w:tabs>
+          <w:tab w:pos="3948" w:val="num"/>
+        </w:tabs>
+        <w:ind w:hanging="360" w:left="3948"/>
+      </w:pPr>
+      <w:rPr>
+        <w:rFonts w:ascii="Wingdings" w:hAnsi="Wingdings" w:hint="default"/>
+        <w:sz w:val="20"/>
+      </w:rPr>
+    </w:lvl>
+    <w:lvl w:ilvl="5" w:tentative="1">
+      <w:start w:val="1"/>
+      <w:numFmt w:val="bullet"/>
+      <w:lvlText w:val=""/>
+      <w:lvlJc w:val="left"/>
+      <w:pPr>
+        <w:tabs>
+          <w:tab w:pos="4668" w:val="num"/>
+        </w:tabs>
+        <w:ind w:hanging="360" w:left="4668"/>
+      </w:pPr>
+      <w:rPr>
+        <w:rFonts w:ascii="Wingdings" w:hAnsi="Wingdings" w:hint="default"/>
+        <w:sz w:val="20"/>
+      </w:rPr>
+    </w:lvl>
+    <w:lvl w:ilvl="6" w:tentative="1">
+      <w:start w:val="1"/>
+      <w:numFmt w:val="bullet"/>
+      <w:lvlText w:val=""/>
+      <w:lvlJc w:val="left"/>
+      <w:pPr>
+        <w:tabs>
+          <w:tab w:pos="5388" w:val="num"/>
+        </w:tabs>
+        <w:ind w:hanging="360" w:left="5388"/>
+      </w:pPr>
+      <w:rPr>
+        <w:rFonts w:ascii="Wingdings" w:hAnsi="Wingdings" w:hint="default"/>
+        <w:sz w:val="20"/>
+      </w:rPr>
+    </w:lvl>
+    <w:lvl w:ilvl="7" w:tentative="1">
+      <w:start w:val="1"/>
+      <w:numFmt w:val="bullet"/>
+      <w:lvlText w:val=""/>
+      <w:lvlJc w:val="left"/>
+      <w:pPr>
+        <w:tabs>
+          <w:tab w:pos="6108" w:val="num"/>
+        </w:tabs>
+        <w:ind w:hanging="360" w:left="6108"/>
+      </w:pPr>
+      <w:rPr>
+        <w:rFonts w:ascii="Wingdings" w:hAnsi="Wingdings" w:hint="default"/>
+        <w:sz w:val="20"/>
+      </w:rPr>
+    </w:lvl>
+    <w:lvl w:ilvl="8" w:tentative="1">
+      <w:start w:val="1"/>
+      <w:numFmt w:val="bullet"/>
+      <w:lvlText w:val=""/>
+      <w:lvlJc w:val="left"/>
+      <w:pPr>
+        <w:tabs>
+          <w:tab w:pos="6828" w:val="num"/>
+        </w:tabs>
+        <w:ind w:hanging="360" w:left="6828"/>
+      </w:pPr>
+      <w:rPr>
+        <w:rFonts w:ascii="Wingdings" w:hAnsi="Wingdings" w:hint="default"/>
+        <w:sz w:val="20"/>
+      </w:rPr>
+    </w:lvl>
+  </w:abstractNum>
+  <w:abstractNum w15:restartNumberingAfterBreak="0" w:abstractNumId="10">
+    <w:nsid w:val="2B093218"/>
+    <w:multiLevelType w:val="hybridMultilevel"/>
+    <w:tmpl w:val="36640DB8"/>
+    <w:lvl w:ilvl="0" w:tplc="C56A2918">
+      <w:start w:val="1"/>
+      <w:numFmt w:val="lowerLetter"/>
+      <w:lvlText w:val="%1)"/>
+      <w:lvlJc w:val="left"/>
+      <w:pPr>
+        <w:ind w:hanging="360" w:left="720"/>
+      </w:pPr>
+      <w:rPr>
+        <w:rFonts w:hint="default"/>
+        <w:color w:val="auto"/>
+      </w:rPr>
+    </w:lvl>
+    <w:lvl w:ilvl="1" w:tentative="1" w:tplc="FFFFFFFF">
+      <w:start w:val="1"/>
+      <w:numFmt w:val="lowerLetter"/>
+      <w:lvlText w:val="%2."/>
+      <w:lvlJc w:val="left"/>
+      <w:pPr>
+        <w:ind w:hanging="360" w:left="1440"/>
+      </w:pPr>
+    </w:lvl>
+    <w:lvl w:ilvl="2" w:tentative="1" w:tplc="FFFFFFFF">
+      <w:start w:val="1"/>
+      <w:numFmt w:val="lowerRoman"/>
+      <w:lvlText w:val="%3."/>
+      <w:lvlJc w:val="right"/>
+      <w:pPr>
+        <w:ind w:hanging="180" w:left="2160"/>
+      </w:pPr>
+    </w:lvl>
+    <w:lvl w:ilvl="3" w:tentative="1" w:tplc="FFFFFFFF">
+      <w:start w:val="1"/>
+      <w:numFmt w:val="decimal"/>
+      <w:lvlText w:val="%4."/>
+      <w:lvlJc w:val="left"/>
+      <w:pPr>
+        <w:ind w:hanging="360" w:left="2880"/>
+      </w:pPr>
+    </w:lvl>
+    <w:lvl w:ilvl="4" w:tentative="1" w:tplc="FFFFFFFF">
+      <w:start w:val="1"/>
+      <w:numFmt w:val="lowerLetter"/>
+      <w:lvlText w:val="%5."/>
+      <w:lvlJc w:val="left"/>
+      <w:pPr>
+        <w:ind w:hanging="360" w:left="3600"/>
+      </w:pPr>
+    </w:lvl>
+    <w:lvl w:ilvl="5" w:tentative="1" w:tplc="FFFFFFFF">
+      <w:start w:val="1"/>
+      <w:numFmt w:val="lowerRoman"/>
+      <w:lvlText w:val="%6."/>
+      <w:lvlJc w:val="right"/>
+      <w:pPr>
+        <w:ind w:hanging="180" w:left="4320"/>
+      </w:pPr>
+    </w:lvl>
+    <w:lvl w:ilvl="6" w:tentative="1" w:tplc="FFFFFFFF">
+      <w:start w:val="1"/>
+      <w:numFmt w:val="decimal"/>
+      <w:lvlText w:val="%7."/>
+      <w:lvlJc w:val="left"/>
+      <w:pPr>
+        <w:ind w:hanging="360" w:left="5040"/>
+      </w:pPr>
+    </w:lvl>
+    <w:lvl w:ilvl="7" w:tentative="1" w:tplc="FFFFFFFF">
+      <w:start w:val="1"/>
+      <w:numFmt w:val="lowerLetter"/>
+      <w:lvlText w:val="%8."/>
+      <w:lvlJc w:val="left"/>
+      <w:pPr>
+        <w:ind w:hanging="360" w:left="5760"/>
+      </w:pPr>
+    </w:lvl>
+    <w:lvl w:ilvl="8" w:tentative="1" w:tplc="FFFFFFFF">
+      <w:start w:val="1"/>
+      <w:numFmt w:val="lowerRoman"/>
+      <w:lvlText w:val="%9."/>
+      <w:lvlJc w:val="right"/>
+      <w:pPr>
+        <w:ind w:hanging="180" w:left="6480"/>
+      </w:pPr>
+    </w:lvl>
+  </w:abstractNum>
+  <w:abstractNum w15:restartNumberingAfterBreak="0" w:abstractNumId="11">
+    <w:nsid w:val="46045963"/>
+    <w:multiLevelType w:val="hybridMultilevel"/>
+    <w:tmpl w:val="E4F89450"/>
+    <w:lvl w:ilvl="0" w:tplc="04160001">
+      <w:start w:val="1"/>
+      <w:numFmt w:val="bullet"/>
+      <w:lvlText w:val=""/>
+      <w:lvlJc w:val="left"/>
+      <w:pPr>
+        <w:ind w:hanging="360" w:left="884"/>
+      </w:pPr>
+      <w:rPr>
+        <w:rFonts w:ascii="Symbol" w:hAnsi="Symbol" w:hint="default"/>
+      </w:rPr>
+    </w:lvl>
+    <w:lvl w:ilvl="1" w:tplc="04160003">
+      <w:start w:val="1"/>
+      <w:numFmt w:val="bullet"/>
+      <w:lvlText w:val="o"/>
+      <w:lvlJc w:val="left"/>
+      <w:pPr>
+        <w:ind w:hanging="360" w:left="1604"/>
+      </w:pPr>
+      <w:rPr>
+        <w:rFonts w:ascii="Courier New" w:cs="Courier New" w:hAnsi="Courier New" w:hint="default"/>
+      </w:rPr>
+    </w:lvl>
+    <w:lvl w:ilvl="2" w:tentative="1" w:tplc="04160005">
+      <w:start w:val="1"/>
+      <w:numFmt w:val="bullet"/>
+      <w:lvlText w:val=""/>
+      <w:lvlJc w:val="left"/>
+      <w:pPr>
+        <w:ind w:hanging="360" w:left="2324"/>
+      </w:pPr>
+      <w:rPr>
+        <w:rFonts w:ascii="Wingdings" w:hAnsi="Wingdings" w:hint="default"/>
+      </w:rPr>
+    </w:lvl>
+    <w:lvl w:ilvl="3" w:tentative="1" w:tplc="04160001">
+      <w:start w:val="1"/>
+      <w:numFmt w:val="bullet"/>
+      <w:lvlText w:val=""/>
+      <w:lvlJc w:val="left"/>
+      <w:pPr>
+        <w:ind w:hanging="360" w:left="3044"/>
+      </w:pPr>
+      <w:rPr>
+        <w:rFonts w:ascii="Symbol" w:hAnsi="Symbol" w:hint="default"/>
+      </w:rPr>
+    </w:lvl>
+    <w:lvl w:ilvl="4" w:tentative="1" w:tplc="04160003">
+      <w:start w:val="1"/>
+      <w:numFmt w:val="bullet"/>
+      <w:lvlText w:val="o"/>
+      <w:lvlJc w:val="left"/>
+      <w:pPr>
+        <w:ind w:hanging="360" w:left="3764"/>
+      </w:pPr>
+      <w:rPr>
+        <w:rFonts w:ascii="Courier New" w:cs="Courier New" w:hAnsi="Courier New" w:hint="default"/>
+      </w:rPr>
+    </w:lvl>
+    <w:lvl w:ilvl="5" w:tentative="1" w:tplc="04160005">
+      <w:start w:val="1"/>
+      <w:numFmt w:val="bullet"/>
+      <w:lvlText w:val=""/>
+      <w:lvlJc w:val="left"/>
+      <w:pPr>
+        <w:ind w:hanging="360" w:left="4484"/>
+      </w:pPr>
+      <w:rPr>
+        <w:rFonts w:ascii="Wingdings" w:hAnsi="Wingdings" w:hint="default"/>
+      </w:rPr>
+    </w:lvl>
+    <w:lvl w:ilvl="6" w:tentative="1" w:tplc="04160001">
+      <w:start w:val="1"/>
+      <w:numFmt w:val="bullet"/>
+      <w:lvlText w:val=""/>
+      <w:lvlJc w:val="left"/>
+      <w:pPr>
+        <w:ind w:hanging="360" w:left="5204"/>
+      </w:pPr>
+      <w:rPr>
+        <w:rFonts w:ascii="Symbol" w:hAnsi="Symbol" w:hint="default"/>
+      </w:rPr>
+    </w:lvl>
+    <w:lvl w:ilvl="7" w:tentative="1" w:tplc="04160003">
+      <w:start w:val="1"/>
+      <w:numFmt w:val="bullet"/>
+      <w:lvlText w:val="o"/>
+      <w:lvlJc w:val="left"/>
+      <w:pPr>
+        <w:ind w:hanging="360" w:left="5924"/>
+      </w:pPr>
+      <w:rPr>
+        <w:rFonts w:ascii="Courier New" w:cs="Courier New" w:hAnsi="Courier New" w:hint="default"/>
+      </w:rPr>
+    </w:lvl>
+    <w:lvl w:ilvl="8" w:tentative="1" w:tplc="04160005">
+      <w:start w:val="1"/>
+      <w:numFmt w:val="bullet"/>
+      <w:lvlText w:val=""/>
+      <w:lvlJc w:val="left"/>
+      <w:pPr>
+        <w:ind w:hanging="360" w:left="6644"/>
+      </w:pPr>
+      <w:rPr>
+        <w:rFonts w:ascii="Wingdings" w:hAnsi="Wingdings" w:hint="default"/>
+      </w:rPr>
+    </w:lvl>
+  </w:abstractNum>
+  <w:abstractNum w15:restartNumberingAfterBreak="0" w:abstractNumId="12">
+    <w:nsid w:val="46BF4027"/>
+    <w:multiLevelType w:val="multilevel"/>
+    <w:tmpl w:val="9E0EFF86"/>
+    <w:lvl w:ilvl="0">
+      <w:start w:val="1"/>
+      <w:numFmt w:val="bullet"/>
+      <w:lvlText w:val=""/>
+      <w:lvlJc w:val="left"/>
+      <w:pPr>
+        <w:tabs>
+          <w:tab w:pos="720" w:val="num"/>
+        </w:tabs>
+        <w:ind w:hanging="360" w:left="720"/>
+      </w:pPr>
+      <w:rPr>
+        <w:rFonts w:ascii="Symbol" w:hAnsi="Symbol" w:hint="default"/>
+        <w:sz w:val="20"/>
+      </w:rPr>
+    </w:lvl>
+    <w:lvl w:ilvl="1" w:tentative="1">
+      <w:start w:val="1"/>
+      <w:numFmt w:val="bullet"/>
+      <w:lvlText w:val="o"/>
+      <w:lvlJc w:val="left"/>
+      <w:pPr>
+        <w:tabs>
+          <w:tab w:pos="1440" w:val="num"/>
+        </w:tabs>
+        <w:ind w:hanging="360" w:left="1440"/>
+      </w:pPr>
+      <w:rPr>
+        <w:rFonts w:ascii="Courier New" w:hAnsi="Courier New" w:hint="default"/>
+        <w:sz w:val="20"/>
+      </w:rPr>
+    </w:lvl>
+    <w:lvl w:ilvl="2" w:tentative="1">
+      <w:start w:val="1"/>
+      <w:numFmt w:val="bullet"/>
+      <w:lvlText w:val=""/>
+      <w:lvlJc w:val="left"/>
+      <w:pPr>
+        <w:tabs>
+          <w:tab w:pos="2160" w:val="num"/>
+        </w:tabs>
+        <w:ind w:hanging="360" w:left="2160"/>
+      </w:pPr>
+      <w:rPr>
+        <w:rFonts w:ascii="Wingdings" w:hAnsi="Wingdings" w:hint="default"/>
+        <w:sz w:val="20"/>
+      </w:rPr>
+    </w:lvl>
+    <w:lvl w:ilvl="3" w:tentative="1">
+      <w:start w:val="1"/>
+      <w:numFmt w:val="bullet"/>
+      <w:lvlText w:val=""/>
+      <w:lvlJc w:val="left"/>
+      <w:pPr>
+        <w:tabs>
+          <w:tab w:pos="2880" w:val="num"/>
+        </w:tabs>
+        <w:ind w:hanging="360" w:left="2880"/>
+      </w:pPr>
+      <w:rPr>
+        <w:rFonts w:ascii="Wingdings" w:hAnsi="Wingdings" w:hint="default"/>
+        <w:sz w:val="20"/>
+      </w:rPr>
+    </w:lvl>
+    <w:lvl w:ilvl="4" w:tentative="1">
+      <w:start w:val="1"/>
+      <w:numFmt w:val="bullet"/>
+      <w:lvlText w:val=""/>
+      <w:lvlJc w:val="left"/>
+      <w:pPr>
+        <w:tabs>
+          <w:tab w:pos="3600" w:val="num"/>
+        </w:tabs>
+        <w:ind w:hanging="360" w:left="3600"/>
+      </w:pPr>
+      <w:rPr>
+        <w:rFonts w:ascii="Wingdings" w:hAnsi="Wingdings" w:hint="default"/>
+        <w:sz w:val="20"/>
+      </w:rPr>
+    </w:lvl>
+    <w:lvl w:ilvl="5" w:tentative="1">
+      <w:start w:val="1"/>
+      <w:numFmt w:val="bullet"/>
+      <w:lvlText w:val=""/>
+      <w:lvlJc w:val="left"/>
+      <w:pPr>
+        <w:tabs>
+          <w:tab w:pos="4320" w:val="num"/>
+        </w:tabs>
+        <w:ind w:hanging="360" w:left="4320"/>
+      </w:pPr>
+      <w:rPr>
+        <w:rFonts w:ascii="Wingdings" w:hAnsi="Wingdings" w:hint="default"/>
+        <w:sz w:val="20"/>
+      </w:rPr>
+    </w:lvl>
+    <w:lvl w:ilvl="6" w:tentative="1">
+      <w:start w:val="1"/>
+      <w:numFmt w:val="bullet"/>
+      <w:lvlText w:val=""/>
+      <w:lvlJc w:val="left"/>
+      <w:pPr>
+        <w:tabs>
+          <w:tab w:pos="5040" w:val="num"/>
+        </w:tabs>
+        <w:ind w:hanging="360" w:left="5040"/>
+      </w:pPr>
+      <w:rPr>
+        <w:rFonts w:ascii="Wingdings" w:hAnsi="Wingdings" w:hint="default"/>
+        <w:sz w:val="20"/>
+      </w:rPr>
+    </w:lvl>
+    <w:lvl w:ilvl="7" w:tentative="1">
+      <w:start w:val="1"/>
+      <w:numFmt w:val="bullet"/>
+      <w:lvlText w:val=""/>
+      <w:lvlJc w:val="left"/>
+      <w:pPr>
+        <w:tabs>
+          <w:tab w:pos="5760" w:val="num"/>
+        </w:tabs>
+        <w:ind w:hanging="360" w:left="5760"/>
+      </w:pPr>
+      <w:rPr>
+        <w:rFonts w:ascii="Wingdings" w:hAnsi="Wingdings" w:hint="default"/>
+        <w:sz w:val="20"/>
+      </w:rPr>
+    </w:lvl>
+    <w:lvl w:ilvl="8" w:tentative="1">
+      <w:start w:val="1"/>
+      <w:numFmt w:val="bullet"/>
+      <w:lvlText w:val=""/>
+      <w:lvlJc w:val="left"/>
+      <w:pPr>
+        <w:tabs>
+          <w:tab w:pos="6480" w:val="num"/>
+        </w:tabs>
+        <w:ind w:hanging="360" w:left="6480"/>
+      </w:pPr>
+      <w:rPr>
+        <w:rFonts w:ascii="Wingdings" w:hAnsi="Wingdings" w:hint="default"/>
+        <w:sz w:val="20"/>
+      </w:rPr>
+    </w:lvl>
+  </w:abstractNum>
+  <w:abstractNum w15:restartNumberingAfterBreak="0" w:abstractNumId="13">
+    <w:nsid w:val="48274A32"/>
+    <w:multiLevelType w:val="multilevel"/>
+    <w:tmpl w:val="53485D4C"/>
+    <w:lvl w:ilvl="0">
+      <w:start w:val="1"/>
+      <w:numFmt w:val="bullet"/>
+      <w:lvlText w:val=""/>
+      <w:lvlJc w:val="left"/>
+      <w:pPr>
+        <w:tabs>
+          <w:tab w:pos="720" w:val="num"/>
+        </w:tabs>
+        <w:ind w:hanging="360" w:left="720"/>
+      </w:pPr>
+      <w:rPr>
+        <w:rFonts w:ascii="Symbol" w:hAnsi="Symbol" w:hint="default"/>
+        <w:sz w:val="20"/>
+      </w:rPr>
+    </w:lvl>
+    <w:lvl w:ilvl="1" w:tentative="1">
+      <w:start w:val="1"/>
+      <w:numFmt w:val="bullet"/>
+      <w:lvlText w:val="o"/>
+      <w:lvlJc w:val="left"/>
+      <w:pPr>
+        <w:tabs>
+          <w:tab w:pos="1440" w:val="num"/>
+        </w:tabs>
+        <w:ind w:hanging="360" w:left="1440"/>
+      </w:pPr>
+      <w:rPr>
+        <w:rFonts w:ascii="Courier New" w:hAnsi="Courier New" w:hint="default"/>
+        <w:sz w:val="20"/>
+      </w:rPr>
+    </w:lvl>
+    <w:lvl w:ilvl="2" w:tentative="1">
+      <w:start w:val="1"/>
+      <w:numFmt w:val="bullet"/>
+      <w:lvlText w:val=""/>
+      <w:lvlJc w:val="left"/>
+      <w:pPr>
+        <w:tabs>
+          <w:tab w:pos="2160" w:val="num"/>
+        </w:tabs>
+        <w:ind w:hanging="360" w:left="2160"/>
+      </w:pPr>
+      <w:rPr>
+        <w:rFonts w:ascii="Wingdings" w:hAnsi="Wingdings" w:hint="default"/>
+        <w:sz w:val="20"/>
+      </w:rPr>
+    </w:lvl>
+    <w:lvl w:ilvl="3" w:tentative="1">
+      <w:start w:val="1"/>
+      <w:numFmt w:val="bullet"/>
+      <w:lvlText w:val=""/>
+      <w:lvlJc w:val="left"/>
+      <w:pPr>
+        <w:tabs>
+          <w:tab w:pos="2880" w:val="num"/>
+        </w:tabs>
+        <w:ind w:hanging="360" w:left="2880"/>
+      </w:pPr>
+      <w:rPr>
+        <w:rFonts w:ascii="Wingdings" w:hAnsi="Wingdings" w:hint="default"/>
+        <w:sz w:val="20"/>
+      </w:rPr>
+    </w:lvl>
+    <w:lvl w:ilvl="4" w:tentative="1">
+      <w:start w:val="1"/>
+      <w:numFmt w:val="bullet"/>
+      <w:lvlText w:val=""/>
+      <w:lvlJc w:val="left"/>
+      <w:pPr>
+        <w:tabs>
+          <w:tab w:pos="3600" w:val="num"/>
+        </w:tabs>
+        <w:ind w:hanging="360" w:left="3600"/>
+      </w:pPr>
+      <w:rPr>
+        <w:rFonts w:ascii="Wingdings" w:hAnsi="Wingdings" w:hint="default"/>
+        <w:sz w:val="20"/>
+      </w:rPr>
+    </w:lvl>
+    <w:lvl w:ilvl="5" w:tentative="1">
+      <w:start w:val="1"/>
+      <w:numFmt w:val="bullet"/>
+      <w:lvlText w:val=""/>
+      <w:lvlJc w:val="left"/>
+      <w:pPr>
+        <w:tabs>
+          <w:tab w:pos="4320" w:val="num"/>
+        </w:tabs>
+        <w:ind w:hanging="360" w:left="4320"/>
+      </w:pPr>
+      <w:rPr>
+        <w:rFonts w:ascii="Wingdings" w:hAnsi="Wingdings" w:hint="default"/>
+        <w:sz w:val="20"/>
+      </w:rPr>
+    </w:lvl>
+    <w:lvl w:ilvl="6" w:tentative="1">
+      <w:start w:val="1"/>
+      <w:numFmt w:val="bullet"/>
+      <w:lvlText w:val=""/>
+      <w:lvlJc w:val="left"/>
+      <w:pPr>
+        <w:tabs>
+          <w:tab w:pos="5040" w:val="num"/>
+        </w:tabs>
+        <w:ind w:hanging="360" w:left="5040"/>
+      </w:pPr>
+      <w:rPr>
+        <w:rFonts w:ascii="Wingdings" w:hAnsi="Wingdings" w:hint="default"/>
+        <w:sz w:val="20"/>
+      </w:rPr>
+    </w:lvl>
+    <w:lvl w:ilvl="7" w:tentative="1">
+      <w:start w:val="1"/>
+      <w:numFmt w:val="bullet"/>
+      <w:lvlText w:val=""/>
+      <w:lvlJc w:val="left"/>
+      <w:pPr>
+        <w:tabs>
+          <w:tab w:pos="5760" w:val="num"/>
+        </w:tabs>
+        <w:ind w:hanging="360" w:left="5760"/>
+      </w:pPr>
+      <w:rPr>
+        <w:rFonts w:ascii="Wingdings" w:hAnsi="Wingdings" w:hint="default"/>
+        <w:sz w:val="20"/>
+      </w:rPr>
+    </w:lvl>
+    <w:lvl w:ilvl="8" w:tentative="1">
+      <w:start w:val="1"/>
+      <w:numFmt w:val="bullet"/>
+      <w:lvlText w:val=""/>
+      <w:lvlJc w:val="left"/>
+      <w:pPr>
+        <w:tabs>
+          <w:tab w:pos="6480" w:val="num"/>
+        </w:tabs>
+        <w:ind w:hanging="360" w:left="6480"/>
+      </w:pPr>
+      <w:rPr>
+        <w:rFonts w:ascii="Wingdings" w:hAnsi="Wingdings" w:hint="default"/>
+        <w:sz w:val="20"/>
+      </w:rPr>
+    </w:lvl>
+  </w:abstractNum>
+  <w:abstractNum w15:restartNumberingAfterBreak="0" w:abstractNumId="14">
+    <w:nsid w:val="4D4F25E2"/>
+    <w:multiLevelType w:val="multilevel"/>
+    <w:tmpl w:val="EFAEA2F0"/>
+    <w:lvl w:ilvl="0">
+      <w:start w:val="1"/>
+      <w:numFmt w:val="bullet"/>
+      <w:lvlText w:val="●"/>
+      <w:lvlJc w:val="left"/>
+      <w:pPr>
+        <w:ind w:hanging="360" w:left="1440"/>
+      </w:pPr>
+      <w:rPr>
+        <w:u w:val="none"/>
+      </w:rPr>
+    </w:lvl>
+    <w:lvl w:ilvl="1">
+      <w:start w:val="1"/>
+      <w:numFmt w:val="bullet"/>
+      <w:lvlText w:val="○"/>
+      <w:lvlJc w:val="left"/>
+      <w:pPr>
+        <w:ind w:hanging="360" w:left="2160"/>
+      </w:pPr>
+      <w:rPr>
+        <w:u w:val="none"/>
+      </w:rPr>
+    </w:lvl>
+    <w:lvl w:ilvl="2">
+      <w:start w:val="1"/>
+      <w:numFmt w:val="bullet"/>
+      <w:lvlText w:val="■"/>
+      <w:lvlJc w:val="left"/>
+      <w:pPr>
+        <w:ind w:hanging="360" w:left="2880"/>
+      </w:pPr>
+      <w:rPr>
+        <w:u w:val="none"/>
+      </w:rPr>
+    </w:lvl>
+    <w:lvl w:ilvl="3">
+      <w:start w:val="1"/>
+      <w:numFmt w:val="bullet"/>
+      <w:lvlText w:val="●"/>
+      <w:lvlJc w:val="left"/>
+      <w:pPr>
+        <w:ind w:hanging="360" w:left="3600"/>
+      </w:pPr>
+      <w:rPr>
+        <w:u w:val="none"/>
+      </w:rPr>
+    </w:lvl>
+    <w:lvl w:ilvl="4">
+      <w:start w:val="1"/>
+      <w:numFmt w:val="bullet"/>
+      <w:lvlText w:val="○"/>
+      <w:lvlJc w:val="left"/>
+      <w:pPr>
+        <w:ind w:hanging="360" w:left="4320"/>
+      </w:pPr>
+      <w:rPr>
+        <w:u w:val="none"/>
+      </w:rPr>
+    </w:lvl>
+    <w:lvl w:ilvl="5">
+      <w:start w:val="1"/>
+      <w:numFmt w:val="bullet"/>
+      <w:lvlText w:val="■"/>
+      <w:lvlJc w:val="left"/>
+      <w:pPr>
+        <w:ind w:hanging="360" w:left="5040"/>
+      </w:pPr>
+      <w:rPr>
+        <w:u w:val="none"/>
+      </w:rPr>
+    </w:lvl>
+    <w:lvl w:ilvl="6">
+      <w:start w:val="1"/>
+      <w:numFmt w:val="bullet"/>
+      <w:lvlText w:val="●"/>
+      <w:lvlJc w:val="left"/>
+      <w:pPr>
+        <w:ind w:hanging="360" w:left="5760"/>
+      </w:pPr>
+      <w:rPr>
+        <w:u w:val="none"/>
+      </w:rPr>
+    </w:lvl>
+    <w:lvl w:ilvl="7">
+      <w:start w:val="1"/>
+      <w:numFmt w:val="bullet"/>
+      <w:lvlText w:val="○"/>
+      <w:lvlJc w:val="left"/>
+      <w:pPr>
+        <w:ind w:hanging="360" w:left="6480"/>
+      </w:pPr>
+      <w:rPr>
+        <w:u w:val="none"/>
+      </w:rPr>
+    </w:lvl>
+    <w:lvl w:ilvl="8">
+      <w:start w:val="1"/>
+      <w:numFmt w:val="bullet"/>
+      <w:lvlText w:val="■"/>
+      <w:lvlJc w:val="left"/>
+      <w:pPr>
+        <w:ind w:hanging="360" w:left="7200"/>
+      </w:pPr>
+      <w:rPr>
+        <w:u w:val="none"/>
+      </w:rPr>
+    </w:lvl>
+  </w:abstractNum>
+  <w:abstractNum w15:restartNumberingAfterBreak="0" w:abstractNumId="15">
+    <w:nsid w:val="4FD0379F"/>
+    <w:multiLevelType w:val="multilevel"/>
+    <w:tmpl w:val="F698E1AE"/>
+    <w:lvl w:ilvl="0">
+      <w:start w:val="1"/>
+      <w:numFmt w:val="bullet"/>
+      <w:lvlText w:val=""/>
+      <w:lvlJc w:val="left"/>
+      <w:pPr>
+        <w:tabs>
+          <w:tab w:pos="1068" w:val="num"/>
+        </w:tabs>
+        <w:ind w:hanging="360" w:left="1068"/>
+      </w:pPr>
+      <w:rPr>
+        <w:rFonts w:ascii="Symbol" w:hAnsi="Symbol" w:hint="default"/>
+        <w:sz w:val="20"/>
+      </w:rPr>
+    </w:lvl>
+    <w:lvl w:ilvl="1" w:tentative="1">
+      <w:start w:val="1"/>
+      <w:numFmt w:val="bullet"/>
+      <w:lvlText w:val="o"/>
+      <w:lvlJc w:val="left"/>
+      <w:pPr>
+        <w:tabs>
+          <w:tab w:pos="1788" w:val="num"/>
+        </w:tabs>
+        <w:ind w:hanging="360" w:left="1788"/>
+      </w:pPr>
+      <w:rPr>
+        <w:rFonts w:ascii="Courier New" w:hAnsi="Courier New" w:hint="default"/>
+        <w:sz w:val="20"/>
+      </w:rPr>
+    </w:lvl>
+    <w:lvl w:ilvl="2" w:tentative="1">
+      <w:start w:val="1"/>
+      <w:numFmt w:val="bullet"/>
+      <w:lvlText w:val=""/>
+      <w:lvlJc w:val="left"/>
+      <w:pPr>
+        <w:tabs>
+          <w:tab w:pos="2508" w:val="num"/>
+        </w:tabs>
+        <w:ind w:hanging="360" w:left="2508"/>
+      </w:pPr>
+      <w:rPr>
+        <w:rFonts w:ascii="Wingdings" w:hAnsi="Wingdings" w:hint="default"/>
+        <w:sz w:val="20"/>
+      </w:rPr>
+    </w:lvl>
+    <w:lvl w:ilvl="3" w:tentative="1">
+      <w:start w:val="1"/>
+      <w:numFmt w:val="bullet"/>
+      <w:lvlText w:val=""/>
+      <w:lvlJc w:val="left"/>
+      <w:pPr>
+        <w:tabs>
+          <w:tab w:pos="3228" w:val="num"/>
+        </w:tabs>
+        <w:ind w:hanging="360" w:left="3228"/>
+      </w:pPr>
+      <w:rPr>
+        <w:rFonts w:ascii="Wingdings" w:hAnsi="Wingdings" w:hint="default"/>
+        <w:sz w:val="20"/>
+      </w:rPr>
+    </w:lvl>
+    <w:lvl w:ilvl="4" w:tentative="1">
+      <w:start w:val="1"/>
+      <w:numFmt w:val="bullet"/>
+      <w:lvlText w:val=""/>
+      <w:lvlJc w:val="left"/>
+      <w:pPr>
+        <w:tabs>
+          <w:tab w:pos="3948" w:val="num"/>
+        </w:tabs>
+        <w:ind w:hanging="360" w:left="3948"/>
+      </w:pPr>
+      <w:rPr>
+        <w:rFonts w:ascii="Wingdings" w:hAnsi="Wingdings" w:hint="default"/>
+        <w:sz w:val="20"/>
+      </w:rPr>
+    </w:lvl>
+    <w:lvl w:ilvl="5" w:tentative="1">
+      <w:start w:val="1"/>
+      <w:numFmt w:val="bullet"/>
+      <w:lvlText w:val=""/>
+      <w:lvlJc w:val="left"/>
+      <w:pPr>
+        <w:tabs>
+          <w:tab w:pos="4668" w:val="num"/>
+        </w:tabs>
+        <w:ind w:hanging="360" w:left="4668"/>
+      </w:pPr>
+      <w:rPr>
+        <w:rFonts w:ascii="Wingdings" w:hAnsi="Wingdings" w:hint="default"/>
+        <w:sz w:val="20"/>
+      </w:rPr>
+    </w:lvl>
+    <w:lvl w:ilvl="6" w:tentative="1">
+      <w:start w:val="1"/>
+      <w:numFmt w:val="bullet"/>
+      <w:lvlText w:val=""/>
+      <w:lvlJc w:val="left"/>
+      <w:pPr>
+        <w:tabs>
+          <w:tab w:pos="5388" w:val="num"/>
+        </w:tabs>
+        <w:ind w:hanging="360" w:left="5388"/>
+      </w:pPr>
+      <w:rPr>
+        <w:rFonts w:ascii="Wingdings" w:hAnsi="Wingdings" w:hint="default"/>
+        <w:sz w:val="20"/>
+      </w:rPr>
+    </w:lvl>
+    <w:lvl w:ilvl="7" w:tentative="1">
+      <w:start w:val="1"/>
+      <w:numFmt w:val="bullet"/>
+      <w:lvlText w:val=""/>
+      <w:lvlJc w:val="left"/>
+      <w:pPr>
+        <w:tabs>
+          <w:tab w:pos="6108" w:val="num"/>
+        </w:tabs>
+        <w:ind w:hanging="360" w:left="6108"/>
+      </w:pPr>
+      <w:rPr>
+        <w:rFonts w:ascii="Wingdings" w:hAnsi="Wingdings" w:hint="default"/>
+        <w:sz w:val="20"/>
+      </w:rPr>
+    </w:lvl>
+    <w:lvl w:ilvl="8" w:tentative="1">
+      <w:start w:val="1"/>
+      <w:numFmt w:val="bullet"/>
+      <w:lvlText w:val=""/>
+      <w:lvlJc w:val="left"/>
+      <w:pPr>
+        <w:tabs>
+          <w:tab w:pos="6828" w:val="num"/>
+        </w:tabs>
+        <w:ind w:hanging="360" w:left="6828"/>
+      </w:pPr>
+      <w:rPr>
+        <w:rFonts w:ascii="Wingdings" w:hAnsi="Wingdings" w:hint="default"/>
+        <w:sz w:val="20"/>
+      </w:rPr>
+    </w:lvl>
+  </w:abstractNum>
+  <w:abstractNum w15:restartNumberingAfterBreak="0" w:abstractNumId="16">
+    <w:nsid w:val="5233466F"/>
+    <w:multiLevelType w:val="multilevel"/>
+    <w:tmpl w:val="BA2EEDA2"/>
+    <w:lvl w:ilvl="0">
+      <w:start w:val="1"/>
+      <w:numFmt w:val="bullet"/>
+      <w:lvlText w:val="●"/>
+      <w:lvlJc w:val="left"/>
+      <w:pPr>
+        <w:ind w:hanging="360" w:left="720"/>
+      </w:pPr>
+      <w:rPr>
+        <w:rFonts w:ascii="Noto Sans Symbols" w:cs="Noto Sans Symbols" w:eastAsia="Noto Sans Symbols" w:hAnsi="Noto Sans Symbols"/>
+      </w:rPr>
+    </w:lvl>
+    <w:lvl w:ilvl="1">
+      <w:start w:val="1"/>
+      <w:numFmt w:val="bullet"/>
+      <w:lvlText w:val="o"/>
+      <w:lvlJc w:val="left"/>
+      <w:pPr>
+        <w:ind w:hanging="360" w:left="1440"/>
+      </w:pPr>
+      <w:rPr>
+        <w:rFonts w:ascii="Courier New" w:cs="Courier New" w:eastAsia="Courier New" w:hAnsi="Courier New"/>
+      </w:rPr>
+    </w:lvl>
+    <w:lvl w:ilvl="2">
+      <w:start w:val="1"/>
+      <w:numFmt w:val="bullet"/>
+      <w:lvlText w:val="▪"/>
+      <w:lvlJc w:val="left"/>
+      <w:pPr>
+        <w:ind w:hanging="360" w:left="2160"/>
+      </w:pPr>
+      <w:rPr>
+        <w:rFonts w:ascii="Noto Sans Symbols" w:cs="Noto Sans Symbols" w:eastAsia="Noto Sans Symbols" w:hAnsi="Noto Sans Symbols"/>
+      </w:rPr>
+    </w:lvl>
+    <w:lvl w:ilvl="3">
+      <w:start w:val="1"/>
+      <w:numFmt w:val="bullet"/>
+      <w:lvlText w:val="●"/>
+      <w:lvlJc w:val="left"/>
+      <w:pPr>
+        <w:ind w:hanging="360" w:left="2880"/>
+      </w:pPr>
+      <w:rPr>
+        <w:rFonts w:ascii="Noto Sans Symbols" w:cs="Noto Sans Symbols" w:eastAsia="Noto Sans Symbols" w:hAnsi="Noto Sans Symbols"/>
+      </w:rPr>
+    </w:lvl>
+    <w:lvl w:ilvl="4">
+      <w:start w:val="1"/>
+      <w:numFmt w:val="bullet"/>
+      <w:lvlText w:val="o"/>
+      <w:lvlJc w:val="left"/>
+      <w:pPr>
+        <w:ind w:hanging="360" w:left="3600"/>
+      </w:pPr>
+      <w:rPr>
+        <w:rFonts w:ascii="Courier New" w:cs="Courier New" w:eastAsia="Courier New" w:hAnsi="Courier New"/>
+      </w:rPr>
+    </w:lvl>
+    <w:lvl w:ilvl="5">
+      <w:start w:val="1"/>
+      <w:numFmt w:val="bullet"/>
+      <w:lvlText w:val="▪"/>
+      <w:lvlJc w:val="left"/>
+      <w:pPr>
+        <w:ind w:hanging="360" w:left="4320"/>
+      </w:pPr>
+      <w:rPr>
+        <w:rFonts w:ascii="Noto Sans Symbols" w:cs="Noto Sans Symbols" w:eastAsia="Noto Sans Symbols" w:hAnsi="Noto Sans Symbols"/>
+      </w:rPr>
+    </w:lvl>
+    <w:lvl w:ilvl="6">
+      <w:start w:val="1"/>
+      <w:numFmt w:val="bullet"/>
+      <w:lvlText w:val="●"/>
+      <w:lvlJc w:val="left"/>
+      <w:pPr>
+        <w:ind w:hanging="360" w:left="5040"/>
+      </w:pPr>
+      <w:rPr>
+        <w:rFonts w:ascii="Noto Sans Symbols" w:cs="Noto Sans Symbols" w:eastAsia="Noto Sans Symbols" w:hAnsi="Noto Sans Symbols"/>
+      </w:rPr>
+    </w:lvl>
+    <w:lvl w:ilvl="7">
+      <w:start w:val="1"/>
+      <w:numFmt w:val="bullet"/>
+      <w:lvlText w:val="o"/>
+      <w:lvlJc w:val="left"/>
+      <w:pPr>
+        <w:ind w:hanging="360" w:left="5760"/>
+      </w:pPr>
+      <w:rPr>
+        <w:rFonts w:ascii="Courier New" w:cs="Courier New" w:eastAsia="Courier New" w:hAnsi="Courier New"/>
+      </w:rPr>
+    </w:lvl>
+    <w:lvl w:ilvl="8">
+      <w:start w:val="1"/>
+      <w:numFmt w:val="bullet"/>
+      <w:lvlText w:val="▪"/>
+      <w:lvlJc w:val="left"/>
+      <w:pPr>
+        <w:ind w:hanging="360" w:left="6480"/>
+      </w:pPr>
+      <w:rPr>
+        <w:rFonts w:ascii="Noto Sans Symbols" w:cs="Noto Sans Symbols" w:eastAsia="Noto Sans Symbols" w:hAnsi="Noto Sans Symbols"/>
+      </w:rPr>
+    </w:lvl>
+  </w:abstractNum>
+  <w:abstractNum w15:restartNumberingAfterBreak="0" w:abstractNumId="17">
+    <w:nsid w:val="55096F80"/>
+    <w:multiLevelType w:val="multilevel"/>
+    <w:tmpl w:val="ABE02C50"/>
+    <w:lvl w:ilvl="0">
+      <w:start w:val="1"/>
+      <w:numFmt w:val="bullet"/>
+      <w:lvlText w:val=""/>
+      <w:lvlJc w:val="left"/>
+      <w:pPr>
+        <w:tabs>
+          <w:tab w:pos="1068" w:val="num"/>
+        </w:tabs>
+        <w:ind w:hanging="360" w:left="1068"/>
+      </w:pPr>
+      <w:rPr>
+        <w:rFonts w:ascii="Symbol" w:hAnsi="Symbol" w:hint="default"/>
+        <w:sz w:val="20"/>
+      </w:rPr>
+    </w:lvl>
+    <w:lvl w:ilvl="1" w:tentative="1">
+      <w:start w:val="1"/>
+      <w:numFmt w:val="bullet"/>
+      <w:lvlText w:val="o"/>
+      <w:lvlJc w:val="left"/>
+      <w:pPr>
+        <w:tabs>
+          <w:tab w:pos="1788" w:val="num"/>
+        </w:tabs>
+        <w:ind w:hanging="360" w:left="1788"/>
+      </w:pPr>
+      <w:rPr>
+        <w:rFonts w:ascii="Courier New" w:hAnsi="Courier New" w:hint="default"/>
+        <w:sz w:val="20"/>
+      </w:rPr>
+    </w:lvl>
+    <w:lvl w:ilvl="2" w:tentative="1">
+      <w:start w:val="1"/>
+      <w:numFmt w:val="bullet"/>
+      <w:lvlText w:val=""/>
+      <w:lvlJc w:val="left"/>
+      <w:pPr>
+        <w:tabs>
+          <w:tab w:pos="2508" w:val="num"/>
+        </w:tabs>
+        <w:ind w:hanging="360" w:left="2508"/>
+      </w:pPr>
+      <w:rPr>
+        <w:rFonts w:ascii="Wingdings" w:hAnsi="Wingdings" w:hint="default"/>
+        <w:sz w:val="20"/>
+      </w:rPr>
+    </w:lvl>
+    <w:lvl w:ilvl="3" w:tentative="1">
+      <w:start w:val="1"/>
+      <w:numFmt w:val="bullet"/>
+      <w:lvlText w:val=""/>
+      <w:lvlJc w:val="left"/>
+      <w:pPr>
+        <w:tabs>
+          <w:tab w:pos="3228" w:val="num"/>
+        </w:tabs>
+        <w:ind w:hanging="360" w:left="3228"/>
+      </w:pPr>
+      <w:rPr>
+        <w:rFonts w:ascii="Wingdings" w:hAnsi="Wingdings" w:hint="default"/>
+        <w:sz w:val="20"/>
+      </w:rPr>
+    </w:lvl>
+    <w:lvl w:ilvl="4" w:tentative="1">
+      <w:start w:val="1"/>
+      <w:numFmt w:val="bullet"/>
+      <w:lvlText w:val=""/>
+      <w:lvlJc w:val="left"/>
+      <w:pPr>
+        <w:tabs>
+          <w:tab w:pos="3948" w:val="num"/>
+        </w:tabs>
+        <w:ind w:hanging="360" w:left="3948"/>
+      </w:pPr>
+      <w:rPr>
+        <w:rFonts w:ascii="Wingdings" w:hAnsi="Wingdings" w:hint="default"/>
+        <w:sz w:val="20"/>
+      </w:rPr>
+    </w:lvl>
+    <w:lvl w:ilvl="5" w:tentative="1">
+      <w:start w:val="1"/>
+      <w:numFmt w:val="bullet"/>
+      <w:lvlText w:val=""/>
+      <w:lvlJc w:val="left"/>
+      <w:pPr>
+        <w:tabs>
+          <w:tab w:pos="4668" w:val="num"/>
+        </w:tabs>
+        <w:ind w:hanging="360" w:left="4668"/>
+      </w:pPr>
+      <w:rPr>
+        <w:rFonts w:ascii="Wingdings" w:hAnsi="Wingdings" w:hint="default"/>
+        <w:sz w:val="20"/>
+      </w:rPr>
+    </w:lvl>
+    <w:lvl w:ilvl="6" w:tentative="1">
+      <w:start w:val="1"/>
+      <w:numFmt w:val="bullet"/>
+      <w:lvlText w:val=""/>
+      <w:lvlJc w:val="left"/>
+      <w:pPr>
+        <w:tabs>
+          <w:tab w:pos="5388" w:val="num"/>
+        </w:tabs>
+        <w:ind w:hanging="360" w:left="5388"/>
+      </w:pPr>
+      <w:rPr>
+        <w:rFonts w:ascii="Wingdings" w:hAnsi="Wingdings" w:hint="default"/>
+        <w:sz w:val="20"/>
+      </w:rPr>
+    </w:lvl>
+    <w:lvl w:ilvl="7" w:tentative="1">
+      <w:start w:val="1"/>
+      <w:numFmt w:val="bullet"/>
+      <w:lvlText w:val=""/>
+      <w:lvlJc w:val="left"/>
+      <w:pPr>
+        <w:tabs>
+          <w:tab w:pos="6108" w:val="num"/>
+        </w:tabs>
+        <w:ind w:hanging="360" w:left="6108"/>
+      </w:pPr>
+      <w:rPr>
+        <w:rFonts w:ascii="Wingdings" w:hAnsi="Wingdings" w:hint="default"/>
+        <w:sz w:val="20"/>
+      </w:rPr>
+    </w:lvl>
+    <w:lvl w:ilvl="8" w:tentative="1">
+      <w:start w:val="1"/>
+      <w:numFmt w:val="bullet"/>
+      <w:lvlText w:val=""/>
+      <w:lvlJc w:val="left"/>
+      <w:pPr>
+        <w:tabs>
+          <w:tab w:pos="6828" w:val="num"/>
+        </w:tabs>
+        <w:ind w:hanging="360" w:left="6828"/>
+      </w:pPr>
+      <w:rPr>
+        <w:rFonts w:ascii="Wingdings" w:hAnsi="Wingdings" w:hint="default"/>
+        <w:sz w:val="20"/>
+      </w:rPr>
+    </w:lvl>
+  </w:abstractNum>
+  <w:abstractNum w15:restartNumberingAfterBreak="0" w:abstractNumId="18">
+    <w:nsid w:val="568D3763"/>
+    <w:multiLevelType w:val="hybridMultilevel"/>
+    <w:tmpl w:val="DABA8C76"/>
+    <w:lvl w:ilvl="0" w:tplc="FFFFFFFF">
+      <w:start w:val="1"/>
+      <w:numFmt w:val="bullet"/>
+      <w:lvlText w:val=""/>
+      <w:lvlJc w:val="left"/>
+      <w:pPr>
+        <w:ind w:hanging="360" w:left="884"/>
+      </w:pPr>
+      <w:rPr>
+        <w:rFonts w:ascii="Symbol" w:hAnsi="Symbol" w:hint="default"/>
+      </w:rPr>
+    </w:lvl>
+    <w:lvl w:ilvl="1" w:tplc="0416000F">
+      <w:start w:val="1"/>
+      <w:numFmt w:val="decimal"/>
+      <w:lvlText w:val="%2."/>
+      <w:lvlJc w:val="left"/>
+      <w:pPr>
+        <w:ind w:hanging="360" w:left="1604"/>
+      </w:pPr>
+    </w:lvl>
+    <w:lvl w:ilvl="2" w:tentative="1" w:tplc="FFFFFFFF">
+      <w:start w:val="1"/>
+      <w:numFmt w:val="bullet"/>
+      <w:lvlText w:val=""/>
+      <w:lvlJc w:val="left"/>
+      <w:pPr>
+        <w:ind w:hanging="360" w:left="2324"/>
+      </w:pPr>
+      <w:rPr>
+        <w:rFonts w:ascii="Wingdings" w:hAnsi="Wingdings" w:hint="default"/>
+      </w:rPr>
+    </w:lvl>
+    <w:lvl w:ilvl="3" w:tentative="1" w:tplc="FFFFFFFF">
+      <w:start w:val="1"/>
+      <w:numFmt w:val="bullet"/>
+      <w:lvlText w:val=""/>
+      <w:lvlJc w:val="left"/>
+      <w:pPr>
+        <w:ind w:hanging="360" w:left="3044"/>
+      </w:pPr>
+      <w:rPr>
+        <w:rFonts w:ascii="Symbol" w:hAnsi="Symbol" w:hint="default"/>
+      </w:rPr>
+    </w:lvl>
+    <w:lvl w:ilvl="4" w:tentative="1" w:tplc="FFFFFFFF">
+      <w:start w:val="1"/>
+      <w:numFmt w:val="bullet"/>
+      <w:lvlText w:val="o"/>
+      <w:lvlJc w:val="left"/>
+      <w:pPr>
+        <w:ind w:hanging="360" w:left="3764"/>
+      </w:pPr>
+      <w:rPr>
+        <w:rFonts w:ascii="Courier New" w:cs="Courier New" w:hAnsi="Courier New" w:hint="default"/>
+      </w:rPr>
+    </w:lvl>
+    <w:lvl w:ilvl="5" w:tentative="1" w:tplc="FFFFFFFF">
+      <w:start w:val="1"/>
+      <w:numFmt w:val="bullet"/>
+      <w:lvlText w:val=""/>
+      <w:lvlJc w:val="left"/>
+      <w:pPr>
+        <w:ind w:hanging="360" w:left="4484"/>
+      </w:pPr>
+      <w:rPr>
+        <w:rFonts w:ascii="Wingdings" w:hAnsi="Wingdings" w:hint="default"/>
+      </w:rPr>
+    </w:lvl>
+    <w:lvl w:ilvl="6" w:tentative="1" w:tplc="FFFFFFFF">
+      <w:start w:val="1"/>
+      <w:numFmt w:val="bullet"/>
+      <w:lvlText w:val=""/>
+      <w:lvlJc w:val="left"/>
+      <w:pPr>
+        <w:ind w:hanging="360" w:left="5204"/>
+      </w:pPr>
+      <w:rPr>
+        <w:rFonts w:ascii="Symbol" w:hAnsi="Symbol" w:hint="default"/>
+      </w:rPr>
+    </w:lvl>
+    <w:lvl w:ilvl="7" w:tentative="1" w:tplc="FFFFFFFF">
+      <w:start w:val="1"/>
+      <w:numFmt w:val="bullet"/>
+      <w:lvlText w:val="o"/>
+      <w:lvlJc w:val="left"/>
+      <w:pPr>
+        <w:ind w:hanging="360" w:left="5924"/>
+      </w:pPr>
+      <w:rPr>
+        <w:rFonts w:ascii="Courier New" w:cs="Courier New" w:hAnsi="Courier New" w:hint="default"/>
+      </w:rPr>
+    </w:lvl>
+    <w:lvl w:ilvl="8" w:tentative="1" w:tplc="FFFFFFFF">
+      <w:start w:val="1"/>
+      <w:numFmt w:val="bullet"/>
+      <w:lvlText w:val=""/>
+      <w:lvlJc w:val="left"/>
+      <w:pPr>
+        <w:ind w:hanging="360" w:left="6644"/>
+      </w:pPr>
+      <w:rPr>
+        <w:rFonts w:ascii="Wingdings" w:hAnsi="Wingdings" w:hint="default"/>
+      </w:rPr>
+    </w:lvl>
+  </w:abstractNum>
+  <w:abstractNum w15:restartNumberingAfterBreak="0" w:abstractNumId="19">
+    <w:nsid w:val="5921181C"/>
+    <w:multiLevelType w:val="multilevel"/>
+    <w:tmpl w:val="49607B92"/>
+    <w:lvl w:ilvl="0">
+      <w:start w:val="1"/>
+      <w:numFmt w:val="bullet"/>
+      <w:lvlText w:val=""/>
+      <w:lvlJc w:val="left"/>
+      <w:pPr>
+        <w:tabs>
+          <w:tab w:pos="1068" w:val="num"/>
+        </w:tabs>
+        <w:ind w:hanging="360" w:left="1068"/>
+      </w:pPr>
+      <w:rPr>
+        <w:rFonts w:ascii="Symbol" w:hAnsi="Symbol" w:hint="default"/>
+        <w:sz w:val="20"/>
+      </w:rPr>
+    </w:lvl>
+    <w:lvl w:ilvl="1" w:tentative="1">
+      <w:start w:val="1"/>
+      <w:numFmt w:val="bullet"/>
+      <w:lvlText w:val="o"/>
+      <w:lvlJc w:val="left"/>
+      <w:pPr>
+        <w:tabs>
+          <w:tab w:pos="1788" w:val="num"/>
+        </w:tabs>
+        <w:ind w:hanging="360" w:left="1788"/>
+      </w:pPr>
+      <w:rPr>
+        <w:rFonts w:ascii="Courier New" w:hAnsi="Courier New" w:hint="default"/>
+        <w:sz w:val="20"/>
+      </w:rPr>
+    </w:lvl>
+    <w:lvl w:ilvl="2" w:tentative="1">
+      <w:start w:val="1"/>
+      <w:numFmt w:val="bullet"/>
+      <w:lvlText w:val=""/>
+      <w:lvlJc w:val="left"/>
+      <w:pPr>
+        <w:tabs>
+          <w:tab w:pos="2508" w:val="num"/>
+        </w:tabs>
+        <w:ind w:hanging="360" w:left="2508"/>
+      </w:pPr>
+      <w:rPr>
+        <w:rFonts w:ascii="Wingdings" w:hAnsi="Wingdings" w:hint="default"/>
+        <w:sz w:val="20"/>
+      </w:rPr>
+    </w:lvl>
+    <w:lvl w:ilvl="3" w:tentative="1">
+      <w:start w:val="1"/>
+      <w:numFmt w:val="bullet"/>
+      <w:lvlText w:val=""/>
+      <w:lvlJc w:val="left"/>
+      <w:pPr>
+        <w:tabs>
+          <w:tab w:pos="3228" w:val="num"/>
+        </w:tabs>
+        <w:ind w:hanging="360" w:left="3228"/>
+      </w:pPr>
+      <w:rPr>
+        <w:rFonts w:ascii="Wingdings" w:hAnsi="Wingdings" w:hint="default"/>
+        <w:sz w:val="20"/>
+      </w:rPr>
+    </w:lvl>
+    <w:lvl w:ilvl="4" w:tentative="1">
+      <w:start w:val="1"/>
+      <w:numFmt w:val="bullet"/>
+      <w:lvlText w:val=""/>
+      <w:lvlJc w:val="left"/>
+      <w:pPr>
+        <w:tabs>
+          <w:tab w:pos="3948" w:val="num"/>
+        </w:tabs>
+        <w:ind w:hanging="360" w:left="3948"/>
+      </w:pPr>
+      <w:rPr>
+        <w:rFonts w:ascii="Wingdings" w:hAnsi="Wingdings" w:hint="default"/>
+        <w:sz w:val="20"/>
+      </w:rPr>
+    </w:lvl>
+    <w:lvl w:ilvl="5" w:tentative="1">
+      <w:start w:val="1"/>
+      <w:numFmt w:val="bullet"/>
+      <w:lvlText w:val=""/>
+      <w:lvlJc w:val="left"/>
+      <w:pPr>
+        <w:tabs>
+          <w:tab w:pos="4668" w:val="num"/>
+        </w:tabs>
+        <w:ind w:hanging="360" w:left="4668"/>
+      </w:pPr>
+      <w:rPr>
+        <w:rFonts w:ascii="Wingdings" w:hAnsi="Wingdings" w:hint="default"/>
+        <w:sz w:val="20"/>
+      </w:rPr>
+    </w:lvl>
+    <w:lvl w:ilvl="6" w:tentative="1">
+      <w:start w:val="1"/>
+      <w:numFmt w:val="bullet"/>
+      <w:lvlText w:val=""/>
+      <w:lvlJc w:val="left"/>
+      <w:pPr>
+        <w:tabs>
+          <w:tab w:pos="5388" w:val="num"/>
+        </w:tabs>
+        <w:ind w:hanging="360" w:left="5388"/>
+      </w:pPr>
+      <w:rPr>
+        <w:rFonts w:ascii="Wingdings" w:hAnsi="Wingdings" w:hint="default"/>
+        <w:sz w:val="20"/>
+      </w:rPr>
+    </w:lvl>
+    <w:lvl w:ilvl="7" w:tentative="1">
+      <w:start w:val="1"/>
+      <w:numFmt w:val="bullet"/>
+      <w:lvlText w:val=""/>
+      <w:lvlJc w:val="left"/>
+      <w:pPr>
+        <w:tabs>
+          <w:tab w:pos="6108" w:val="num"/>
+        </w:tabs>
+        <w:ind w:hanging="360" w:left="6108"/>
+      </w:pPr>
+      <w:rPr>
+        <w:rFonts w:ascii="Wingdings" w:hAnsi="Wingdings" w:hint="default"/>
+        <w:sz w:val="20"/>
+      </w:rPr>
+    </w:lvl>
+    <w:lvl w:ilvl="8" w:tentative="1">
+      <w:start w:val="1"/>
+      <w:numFmt w:val="bullet"/>
+      <w:lvlText w:val=""/>
+      <w:lvlJc w:val="left"/>
+      <w:pPr>
+        <w:tabs>
+          <w:tab w:pos="6828" w:val="num"/>
+        </w:tabs>
+        <w:ind w:hanging="360" w:left="6828"/>
+      </w:pPr>
+      <w:rPr>
+        <w:rFonts w:ascii="Wingdings" w:hAnsi="Wingdings" w:hint="default"/>
+        <w:sz w:val="20"/>
+      </w:rPr>
+    </w:lvl>
+  </w:abstractNum>
+  <w:abstractNum w15:restartNumberingAfterBreak="0" w:abstractNumId="20">
+    <w:nsid w:val="5E386308"/>
+    <w:multiLevelType w:val="multilevel"/>
+    <w:tmpl w:val="E444A262"/>
+    <w:lvl w:ilvl="0">
+      <w:start w:val="1"/>
+      <w:numFmt w:val="bullet"/>
+      <w:lvlText w:val="●"/>
+      <w:lvlJc w:val="left"/>
+      <w:pPr>
+        <w:ind w:hanging="360" w:left="720"/>
+      </w:pPr>
+      <w:rPr>
+        <w:u w:val="none"/>
+      </w:rPr>
+    </w:lvl>
+    <w:lvl w:ilvl="1">
+      <w:start w:val="1"/>
+      <w:numFmt w:val="bullet"/>
+      <w:lvlText w:val="○"/>
+      <w:lvlJc w:val="left"/>
+      <w:pPr>
+        <w:ind w:hanging="360" w:left="1440"/>
+      </w:pPr>
+      <w:rPr>
+        <w:u w:val="none"/>
+      </w:rPr>
+    </w:lvl>
+    <w:lvl w:ilvl="2">
+      <w:start w:val="1"/>
+      <w:numFmt w:val="bullet"/>
+      <w:lvlText w:val="■"/>
+      <w:lvlJc w:val="left"/>
+      <w:pPr>
+        <w:ind w:hanging="360" w:left="2160"/>
+      </w:pPr>
+      <w:rPr>
+        <w:u w:val="none"/>
+      </w:rPr>
+    </w:lvl>
+    <w:lvl w:ilvl="3">
+      <w:start w:val="1"/>
+      <w:numFmt w:val="bullet"/>
+      <w:lvlText w:val="●"/>
+      <w:lvlJc w:val="left"/>
+      <w:pPr>
+        <w:ind w:hanging="360" w:left="2880"/>
+      </w:pPr>
+      <w:rPr>
+        <w:u w:val="none"/>
+      </w:rPr>
+    </w:lvl>
+    <w:lvl w:ilvl="4">
+      <w:start w:val="1"/>
+      <w:numFmt w:val="bullet"/>
+      <w:lvlText w:val="○"/>
+      <w:lvlJc w:val="left"/>
+      <w:pPr>
+        <w:ind w:hanging="360" w:left="3600"/>
+      </w:pPr>
+      <w:rPr>
+        <w:u w:val="none"/>
+      </w:rPr>
+    </w:lvl>
+    <w:lvl w:ilvl="5">
+      <w:start w:val="1"/>
+      <w:numFmt w:val="bullet"/>
+      <w:lvlText w:val="■"/>
+      <w:lvlJc w:val="left"/>
+      <w:pPr>
+        <w:ind w:hanging="360" w:left="4320"/>
+      </w:pPr>
+      <w:rPr>
+        <w:u w:val="none"/>
+      </w:rPr>
+    </w:lvl>
+    <w:lvl w:ilvl="6">
+      <w:start w:val="1"/>
+      <w:numFmt w:val="bullet"/>
+      <w:lvlText w:val="●"/>
+      <w:lvlJc w:val="left"/>
+      <w:pPr>
+        <w:ind w:hanging="360" w:left="5040"/>
+      </w:pPr>
+      <w:rPr>
+        <w:u w:val="none"/>
+      </w:rPr>
+    </w:lvl>
+    <w:lvl w:ilvl="7">
+      <w:start w:val="1"/>
+      <w:numFmt w:val="bullet"/>
+      <w:lvlText w:val="○"/>
+      <w:lvlJc w:val="left"/>
+      <w:pPr>
+        <w:ind w:hanging="360" w:left="5760"/>
+      </w:pPr>
+      <w:rPr>
+        <w:u w:val="none"/>
+      </w:rPr>
+    </w:lvl>
+    <w:lvl w:ilvl="8">
+      <w:start w:val="1"/>
+      <w:numFmt w:val="bullet"/>
+      <w:lvlText w:val="■"/>
+      <w:lvlJc w:val="left"/>
+      <w:pPr>
+        <w:ind w:hanging="360" w:left="6480"/>
+      </w:pPr>
+      <w:rPr>
+        <w:u w:val="none"/>
+      </w:rPr>
+    </w:lvl>
+  </w:abstractNum>
+  <w:abstractNum w15:restartNumberingAfterBreak="0" w:abstractNumId="21">
+    <w:nsid w:val="62040CFD"/>
+    <w:multiLevelType w:val="multilevel"/>
+    <w:tmpl w:val="0BCAAEA6"/>
+    <w:lvl w:ilvl="0">
+      <w:start w:val="1"/>
+      <w:numFmt w:val="bullet"/>
+      <w:lvlText w:val=""/>
+      <w:lvlJc w:val="left"/>
+      <w:pPr>
+        <w:tabs>
+          <w:tab w:pos="720" w:val="num"/>
+        </w:tabs>
+        <w:ind w:hanging="360" w:left="720"/>
+      </w:pPr>
+      <w:rPr>
+        <w:rFonts w:ascii="Symbol" w:hAnsi="Symbol" w:hint="default"/>
+        <w:sz w:val="20"/>
+      </w:rPr>
+    </w:lvl>
+    <w:lvl w:ilvl="1" w:tentative="1">
+      <w:start w:val="1"/>
+      <w:numFmt w:val="bullet"/>
+      <w:lvlText w:val="o"/>
+      <w:lvlJc w:val="left"/>
+      <w:pPr>
+        <w:tabs>
+          <w:tab w:pos="1440" w:val="num"/>
+        </w:tabs>
+        <w:ind w:hanging="360" w:left="1440"/>
+      </w:pPr>
+      <w:rPr>
+        <w:rFonts w:ascii="Courier New" w:hAnsi="Courier New" w:hint="default"/>
+        <w:sz w:val="20"/>
+      </w:rPr>
+    </w:lvl>
+    <w:lvl w:ilvl="2" w:tentative="1">
+      <w:start w:val="1"/>
+      <w:numFmt w:val="bullet"/>
+      <w:lvlText w:val=""/>
+      <w:lvlJc w:val="left"/>
+      <w:pPr>
+        <w:tabs>
+          <w:tab w:pos="2160" w:val="num"/>
+        </w:tabs>
+        <w:ind w:hanging="360" w:left="2160"/>
+      </w:pPr>
+      <w:rPr>
+        <w:rFonts w:ascii="Wingdings" w:hAnsi="Wingdings" w:hint="default"/>
+        <w:sz w:val="20"/>
+      </w:rPr>
+    </w:lvl>
+    <w:lvl w:ilvl="3" w:tentative="1">
+      <w:start w:val="1"/>
+      <w:numFmt w:val="bullet"/>
+      <w:lvlText w:val=""/>
+      <w:lvlJc w:val="left"/>
+      <w:pPr>
+        <w:tabs>
+          <w:tab w:pos="2880" w:val="num"/>
+        </w:tabs>
+        <w:ind w:hanging="360" w:left="2880"/>
+      </w:pPr>
+      <w:rPr>
+        <w:rFonts w:ascii="Wingdings" w:hAnsi="Wingdings" w:hint="default"/>
+        <w:sz w:val="20"/>
+      </w:rPr>
+    </w:lvl>
+    <w:lvl w:ilvl="4" w:tentative="1">
+      <w:start w:val="1"/>
+      <w:numFmt w:val="bullet"/>
+      <w:lvlText w:val=""/>
+      <w:lvlJc w:val="left"/>
+      <w:pPr>
+        <w:tabs>
+          <w:tab w:pos="3600" w:val="num"/>
+        </w:tabs>
+        <w:ind w:hanging="360" w:left="3600"/>
+      </w:pPr>
+      <w:rPr>
+        <w:rFonts w:ascii="Wingdings" w:hAnsi="Wingdings" w:hint="default"/>
+        <w:sz w:val="20"/>
+      </w:rPr>
+    </w:lvl>
+    <w:lvl w:ilvl="5" w:tentative="1">
+      <w:start w:val="1"/>
+      <w:numFmt w:val="bullet"/>
+      <w:lvlText w:val=""/>
+      <w:lvlJc w:val="left"/>
+      <w:pPr>
+        <w:tabs>
+          <w:tab w:pos="4320" w:val="num"/>
+        </w:tabs>
+        <w:ind w:hanging="360" w:left="4320"/>
+      </w:pPr>
+      <w:rPr>
+        <w:rFonts w:ascii="Wingdings" w:hAnsi="Wingdings" w:hint="default"/>
+        <w:sz w:val="20"/>
+      </w:rPr>
+    </w:lvl>
+    <w:lvl w:ilvl="6" w:tentative="1">
+      <w:start w:val="1"/>
+      <w:numFmt w:val="bullet"/>
+      <w:lvlText w:val=""/>
+      <w:lvlJc w:val="left"/>
+      <w:pPr>
+        <w:tabs>
+          <w:tab w:pos="5040" w:val="num"/>
+        </w:tabs>
+        <w:ind w:hanging="360" w:left="5040"/>
+      </w:pPr>
+      <w:rPr>
+        <w:rFonts w:ascii="Wingdings" w:hAnsi="Wingdings" w:hint="default"/>
+        <w:sz w:val="20"/>
+      </w:rPr>
+    </w:lvl>
+    <w:lvl w:ilvl="7" w:tentative="1">
+      <w:start w:val="1"/>
+      <w:numFmt w:val="bullet"/>
+      <w:lvlText w:val=""/>
+      <w:lvlJc w:val="left"/>
+      <w:pPr>
+        <w:tabs>
+          <w:tab w:pos="5760" w:val="num"/>
+        </w:tabs>
+        <w:ind w:hanging="360" w:left="5760"/>
+      </w:pPr>
+      <w:rPr>
+        <w:rFonts w:ascii="Wingdings" w:hAnsi="Wingdings" w:hint="default"/>
+        <w:sz w:val="20"/>
+      </w:rPr>
+    </w:lvl>
+    <w:lvl w:ilvl="8" w:tentative="1">
+      <w:start w:val="1"/>
+      <w:numFmt w:val="bullet"/>
+      <w:lvlText w:val=""/>
+      <w:lvlJc w:val="left"/>
+      <w:pPr>
+        <w:tabs>
+          <w:tab w:pos="6480" w:val="num"/>
+        </w:tabs>
+        <w:ind w:hanging="360" w:left="6480"/>
+      </w:pPr>
+      <w:rPr>
+        <w:rFonts w:ascii="Wingdings" w:hAnsi="Wingdings" w:hint="default"/>
+        <w:sz w:val="20"/>
+      </w:rPr>
+    </w:lvl>
+  </w:abstractNum>
+  <w:abstractNum w15:restartNumberingAfterBreak="0" w:abstractNumId="22">
+    <w:nsid w:val="66D83499"/>
+    <w:multiLevelType w:val="multilevel"/>
+    <w:tmpl w:val="3A2868F2"/>
+    <w:lvl w:ilvl="0">
+      <w:start w:val="1"/>
+      <w:numFmt w:val="bullet"/>
+      <w:lvlText w:val=""/>
+      <w:lvlJc w:val="left"/>
+      <w:pPr>
+        <w:tabs>
+          <w:tab w:pos="1068" w:val="num"/>
+        </w:tabs>
+        <w:ind w:hanging="360" w:left="1068"/>
+      </w:pPr>
+      <w:rPr>
+        <w:rFonts w:ascii="Symbol" w:hAnsi="Symbol" w:hint="default"/>
+        <w:sz w:val="20"/>
+      </w:rPr>
+    </w:lvl>
+    <w:lvl w:ilvl="1" w:tentative="1">
+      <w:start w:val="1"/>
+      <w:numFmt w:val="bullet"/>
+      <w:lvlText w:val="o"/>
+      <w:lvlJc w:val="left"/>
+      <w:pPr>
+        <w:tabs>
+          <w:tab w:pos="1788" w:val="num"/>
+        </w:tabs>
+        <w:ind w:hanging="360" w:left="1788"/>
+      </w:pPr>
+      <w:rPr>
+        <w:rFonts w:ascii="Courier New" w:hAnsi="Courier New" w:hint="default"/>
+        <w:sz w:val="20"/>
+      </w:rPr>
+    </w:lvl>
+    <w:lvl w:ilvl="2" w:tentative="1">
+      <w:start w:val="1"/>
+      <w:numFmt w:val="bullet"/>
+      <w:lvlText w:val=""/>
+      <w:lvlJc w:val="left"/>
+      <w:pPr>
+        <w:tabs>
+          <w:tab w:pos="2508" w:val="num"/>
+        </w:tabs>
+        <w:ind w:hanging="360" w:left="2508"/>
+      </w:pPr>
+      <w:rPr>
+        <w:rFonts w:ascii="Wingdings" w:hAnsi="Wingdings" w:hint="default"/>
+        <w:sz w:val="20"/>
+      </w:rPr>
+    </w:lvl>
+    <w:lvl w:ilvl="3" w:tentative="1">
+      <w:start w:val="1"/>
+      <w:numFmt w:val="bullet"/>
+      <w:lvlText w:val=""/>
+      <w:lvlJc w:val="left"/>
+      <w:pPr>
+        <w:tabs>
+          <w:tab w:pos="3228" w:val="num"/>
+        </w:tabs>
+        <w:ind w:hanging="360" w:left="3228"/>
+      </w:pPr>
+      <w:rPr>
+        <w:rFonts w:ascii="Wingdings" w:hAnsi="Wingdings" w:hint="default"/>
+        <w:sz w:val="20"/>
+      </w:rPr>
+    </w:lvl>
+    <w:lvl w:ilvl="4" w:tentative="1">
+      <w:start w:val="1"/>
+      <w:numFmt w:val="bullet"/>
+      <w:lvlText w:val=""/>
+      <w:lvlJc w:val="left"/>
+      <w:pPr>
+        <w:tabs>
+          <w:tab w:pos="3948" w:val="num"/>
+        </w:tabs>
+        <w:ind w:hanging="360" w:left="3948"/>
+      </w:pPr>
+      <w:rPr>
+        <w:rFonts w:ascii="Wingdings" w:hAnsi="Wingdings" w:hint="default"/>
+        <w:sz w:val="20"/>
+      </w:rPr>
+    </w:lvl>
+    <w:lvl w:ilvl="5" w:tentative="1">
+      <w:start w:val="1"/>
+      <w:numFmt w:val="bullet"/>
+      <w:lvlText w:val=""/>
+      <w:lvlJc w:val="left"/>
+      <w:pPr>
+        <w:tabs>
+          <w:tab w:pos="4668" w:val="num"/>
+        </w:tabs>
+        <w:ind w:hanging="360" w:left="4668"/>
+      </w:pPr>
+      <w:rPr>
+        <w:rFonts w:ascii="Wingdings" w:hAnsi="Wingdings" w:hint="default"/>
+        <w:sz w:val="20"/>
+      </w:rPr>
+    </w:lvl>
+    <w:lvl w:ilvl="6" w:tentative="1">
+      <w:start w:val="1"/>
+      <w:numFmt w:val="bullet"/>
+      <w:lvlText w:val=""/>
+      <w:lvlJc w:val="left"/>
+      <w:pPr>
+        <w:tabs>
+          <w:tab w:pos="5388" w:val="num"/>
+        </w:tabs>
+        <w:ind w:hanging="360" w:left="5388"/>
+      </w:pPr>
+      <w:rPr>
+        <w:rFonts w:ascii="Wingdings" w:hAnsi="Wingdings" w:hint="default"/>
+        <w:sz w:val="20"/>
+      </w:rPr>
+    </w:lvl>
+    <w:lvl w:ilvl="7" w:tentative="1">
+      <w:start w:val="1"/>
+      <w:numFmt w:val="bullet"/>
+      <w:lvlText w:val=""/>
+      <w:lvlJc w:val="left"/>
+      <w:pPr>
+        <w:tabs>
+          <w:tab w:pos="6108" w:val="num"/>
+        </w:tabs>
+        <w:ind w:hanging="360" w:left="6108"/>
+      </w:pPr>
+      <w:rPr>
+        <w:rFonts w:ascii="Wingdings" w:hAnsi="Wingdings" w:hint="default"/>
+        <w:sz w:val="20"/>
+      </w:rPr>
+    </w:lvl>
+    <w:lvl w:ilvl="8" w:tentative="1">
+      <w:start w:val="1"/>
+      <w:numFmt w:val="bullet"/>
+      <w:lvlText w:val=""/>
+      <w:lvlJc w:val="left"/>
+      <w:pPr>
+        <w:tabs>
+          <w:tab w:pos="6828" w:val="num"/>
+        </w:tabs>
+        <w:ind w:hanging="360" w:left="6828"/>
+      </w:pPr>
+      <w:rPr>
+        <w:rFonts w:ascii="Wingdings" w:hAnsi="Wingdings" w:hint="default"/>
+        <w:sz w:val="20"/>
+      </w:rPr>
+    </w:lvl>
+  </w:abstractNum>
+  <w:abstractNum w15:restartNumberingAfterBreak="0" w:abstractNumId="23">
+    <w:nsid w:val="7A4213DE"/>
+    <w:multiLevelType w:val="multilevel"/>
+    <w:tmpl w:val="A0AEE014"/>
+    <w:lvl w:ilvl="0">
+      <w:start w:val="1"/>
+      <w:numFmt w:val="bullet"/>
+      <w:lvlText w:val=""/>
+      <w:lvlJc w:val="left"/>
+      <w:pPr>
+        <w:tabs>
+          <w:tab w:pos="1068" w:val="num"/>
+        </w:tabs>
+        <w:ind w:hanging="360" w:left="1068"/>
+      </w:pPr>
+      <w:rPr>
+        <w:rFonts w:ascii="Symbol" w:hAnsi="Symbol" w:hint="default"/>
+        <w:sz w:val="20"/>
+      </w:rPr>
+    </w:lvl>
+    <w:lvl w:ilvl="1" w:tentative="1">
+      <w:start w:val="1"/>
+      <w:numFmt w:val="bullet"/>
+      <w:lvlText w:val="o"/>
+      <w:lvlJc w:val="left"/>
+      <w:pPr>
+        <w:tabs>
+          <w:tab w:pos="1788" w:val="num"/>
+        </w:tabs>
+        <w:ind w:hanging="360" w:left="1788"/>
+      </w:pPr>
+      <w:rPr>
+        <w:rFonts w:ascii="Courier New" w:hAnsi="Courier New" w:hint="default"/>
+        <w:sz w:val="20"/>
+      </w:rPr>
+    </w:lvl>
+    <w:lvl w:ilvl="2" w:tentative="1">
+      <w:start w:val="1"/>
+      <w:numFmt w:val="bullet"/>
+      <w:lvlText w:val=""/>
+      <w:lvlJc w:val="left"/>
+      <w:pPr>
+        <w:tabs>
+          <w:tab w:pos="2508" w:val="num"/>
+        </w:tabs>
+        <w:ind w:hanging="360" w:left="2508"/>
+      </w:pPr>
+      <w:rPr>
+        <w:rFonts w:ascii="Wingdings" w:hAnsi="Wingdings" w:hint="default"/>
+        <w:sz w:val="20"/>
+      </w:rPr>
+    </w:lvl>
+    <w:lvl w:ilvl="3" w:tentative="1">
+      <w:start w:val="1"/>
+      <w:numFmt w:val="bullet"/>
+      <w:lvlText w:val=""/>
+      <w:lvlJc w:val="left"/>
+      <w:pPr>
+        <w:tabs>
+          <w:tab w:pos="3228" w:val="num"/>
+        </w:tabs>
+        <w:ind w:hanging="360" w:left="3228"/>
+      </w:pPr>
+      <w:rPr>
+        <w:rFonts w:ascii="Wingdings" w:hAnsi="Wingdings" w:hint="default"/>
+        <w:sz w:val="20"/>
+      </w:rPr>
+    </w:lvl>
+    <w:lvl w:ilvl="4" w:tentative="1">
+      <w:start w:val="1"/>
+      <w:numFmt w:val="bullet"/>
+      <w:lvlText w:val=""/>
+      <w:lvlJc w:val="left"/>
+      <w:pPr>
+        <w:tabs>
+          <w:tab w:pos="3948" w:val="num"/>
+        </w:tabs>
+        <w:ind w:hanging="360" w:left="3948"/>
+      </w:pPr>
+      <w:rPr>
+        <w:rFonts w:ascii="Wingdings" w:hAnsi="Wingdings" w:hint="default"/>
+        <w:sz w:val="20"/>
+      </w:rPr>
+    </w:lvl>
+    <w:lvl w:ilvl="5" w:tentative="1">
+      <w:start w:val="1"/>
+      <w:numFmt w:val="bullet"/>
+      <w:lvlText w:val=""/>
+      <w:lvlJc w:val="left"/>
+      <w:pPr>
+        <w:tabs>
+          <w:tab w:pos="4668" w:val="num"/>
+        </w:tabs>
+        <w:ind w:hanging="360" w:left="4668"/>
+      </w:pPr>
+      <w:rPr>
+        <w:rFonts w:ascii="Wingdings" w:hAnsi="Wingdings" w:hint="default"/>
+        <w:sz w:val="20"/>
+      </w:rPr>
+    </w:lvl>
+    <w:lvl w:ilvl="6" w:tentative="1">
+      <w:start w:val="1"/>
+      <w:numFmt w:val="bullet"/>
+      <w:lvlText w:val=""/>
+      <w:lvlJc w:val="left"/>
+      <w:pPr>
+        <w:tabs>
+          <w:tab w:pos="5388" w:val="num"/>
+        </w:tabs>
+        <w:ind w:hanging="360" w:left="5388"/>
+      </w:pPr>
+      <w:rPr>
+        <w:rFonts w:ascii="Wingdings" w:hAnsi="Wingdings" w:hint="default"/>
+        <w:sz w:val="20"/>
+      </w:rPr>
+    </w:lvl>
+    <w:lvl w:ilvl="7" w:tentative="1">
+      <w:start w:val="1"/>
+      <w:numFmt w:val="bullet"/>
+      <w:lvlText w:val=""/>
+      <w:lvlJc w:val="left"/>
+      <w:pPr>
+        <w:tabs>
+          <w:tab w:pos="6108" w:val="num"/>
+        </w:tabs>
+        <w:ind w:hanging="360" w:left="6108"/>
+      </w:pPr>
+      <w:rPr>
+        <w:rFonts w:ascii="Wingdings" w:hAnsi="Wingdings" w:hint="default"/>
+        <w:sz w:val="20"/>
+      </w:rPr>
+    </w:lvl>
+    <w:lvl w:ilvl="8" w:tentative="1">
+      <w:start w:val="1"/>
+      <w:numFmt w:val="bullet"/>
+      <w:lvlText w:val=""/>
+      <w:lvlJc w:val="left"/>
+      <w:pPr>
+        <w:tabs>
+          <w:tab w:pos="6828" w:val="num"/>
+        </w:tabs>
+        <w:ind w:hanging="360" w:left="6828"/>
+      </w:pPr>
+      <w:rPr>
+        <w:rFonts w:ascii="Wingdings" w:hAnsi="Wingdings" w:hint="default"/>
+        <w:sz w:val="20"/>
+      </w:rPr>
+    </w:lvl>
+  </w:abstractNum>
+  <w:abstractNum w15:restartNumberingAfterBreak="0" w:abstractNumId="24">
+    <w:nsid w:val="7B1D62A2"/>
+    <w:multiLevelType w:val="multilevel"/>
+    <w:tmpl w:val="66F2D068"/>
+    <w:lvl w:ilvl="0">
+      <w:start w:val="1"/>
+      <w:numFmt w:val="bullet"/>
+      <w:lvlText w:val=""/>
+      <w:lvlJc w:val="left"/>
+      <w:pPr>
+        <w:tabs>
+          <w:tab w:pos="1068" w:val="num"/>
+        </w:tabs>
+        <w:ind w:hanging="360" w:left="1068"/>
+      </w:pPr>
+      <w:rPr>
+        <w:rFonts w:ascii="Symbol" w:hAnsi="Symbol" w:hint="default"/>
+        <w:sz w:val="20"/>
+      </w:rPr>
+    </w:lvl>
+    <w:lvl w:ilvl="1" w:tentative="1">
+      <w:start w:val="1"/>
+      <w:numFmt w:val="bullet"/>
+      <w:lvlText w:val="o"/>
+      <w:lvlJc w:val="left"/>
+      <w:pPr>
+        <w:tabs>
+          <w:tab w:pos="1788" w:val="num"/>
+        </w:tabs>
+        <w:ind w:hanging="360" w:left="1788"/>
+      </w:pPr>
+      <w:rPr>
+        <w:rFonts w:ascii="Courier New" w:hAnsi="Courier New" w:hint="default"/>
+        <w:sz w:val="20"/>
+      </w:rPr>
+    </w:lvl>
+    <w:lvl w:ilvl="2" w:tentative="1">
+      <w:start w:val="1"/>
+      <w:numFmt w:val="bullet"/>
+      <w:lvlText w:val=""/>
+      <w:lvlJc w:val="left"/>
+      <w:pPr>
+        <w:tabs>
+          <w:tab w:pos="2508" w:val="num"/>
+        </w:tabs>
+        <w:ind w:hanging="360" w:left="2508"/>
+      </w:pPr>
+      <w:rPr>
+        <w:rFonts w:ascii="Wingdings" w:hAnsi="Wingdings" w:hint="default"/>
+        <w:sz w:val="20"/>
+      </w:rPr>
+    </w:lvl>
+    <w:lvl w:ilvl="3" w:tentative="1">
+      <w:start w:val="1"/>
+      <w:numFmt w:val="bullet"/>
+      <w:lvlText w:val=""/>
+      <w:lvlJc w:val="left"/>
+      <w:pPr>
+        <w:tabs>
+          <w:tab w:pos="3228" w:val="num"/>
+        </w:tabs>
+        <w:ind w:hanging="360" w:left="3228"/>
+      </w:pPr>
+      <w:rPr>
+        <w:rFonts w:ascii="Wingdings" w:hAnsi="Wingdings" w:hint="default"/>
+        <w:sz w:val="20"/>
+      </w:rPr>
+    </w:lvl>
+    <w:lvl w:ilvl="4" w:tentative="1">
+      <w:start w:val="1"/>
+      <w:numFmt w:val="bullet"/>
+      <w:lvlText w:val=""/>
+      <w:lvlJc w:val="left"/>
+      <w:pPr>
+        <w:tabs>
+          <w:tab w:pos="3948" w:val="num"/>
+        </w:tabs>
+        <w:ind w:hanging="360" w:left="3948"/>
+      </w:pPr>
+      <w:rPr>
+        <w:rFonts w:ascii="Wingdings" w:hAnsi="Wingdings" w:hint="default"/>
+        <w:sz w:val="20"/>
+      </w:rPr>
+    </w:lvl>
+    <w:lvl w:ilvl="5" w:tentative="1">
+      <w:start w:val="1"/>
+      <w:numFmt w:val="bullet"/>
+      <w:lvlText w:val=""/>
+      <w:lvlJc w:val="left"/>
+      <w:pPr>
+        <w:tabs>
+          <w:tab w:pos="4668" w:val="num"/>
+        </w:tabs>
+        <w:ind w:hanging="360" w:left="4668"/>
+      </w:pPr>
+      <w:rPr>
+        <w:rFonts w:ascii="Wingdings" w:hAnsi="Wingdings" w:hint="default"/>
+        <w:sz w:val="20"/>
+      </w:rPr>
+    </w:lvl>
+    <w:lvl w:ilvl="6" w:tentative="1">
+      <w:start w:val="1"/>
+      <w:numFmt w:val="bullet"/>
+      <w:lvlText w:val=""/>
+      <w:lvlJc w:val="left"/>
+      <w:pPr>
+        <w:tabs>
+          <w:tab w:pos="5388" w:val="num"/>
+        </w:tabs>
+        <w:ind w:hanging="360" w:left="5388"/>
+      </w:pPr>
+      <w:rPr>
+        <w:rFonts w:ascii="Wingdings" w:hAnsi="Wingdings" w:hint="default"/>
+        <w:sz w:val="20"/>
+      </w:rPr>
+    </w:lvl>
+    <w:lvl w:ilvl="7" w:tentative="1">
+      <w:start w:val="1"/>
+      <w:numFmt w:val="bullet"/>
+      <w:lvlText w:val=""/>
+      <w:lvlJc w:val="left"/>
+      <w:pPr>
+        <w:tabs>
+          <w:tab w:pos="6108" w:val="num"/>
+        </w:tabs>
+        <w:ind w:hanging="360" w:left="6108"/>
+      </w:pPr>
+      <w:rPr>
+        <w:rFonts w:ascii="Wingdings" w:hAnsi="Wingdings" w:hint="default"/>
+        <w:sz w:val="20"/>
+      </w:rPr>
+    </w:lvl>
+    <w:lvl w:ilvl="8" w:tentative="1">
+      <w:start w:val="1"/>
+      <w:numFmt w:val="bullet"/>
+      <w:lvlText w:val=""/>
+      <w:lvlJc w:val="left"/>
+      <w:pPr>
+        <w:tabs>
+          <w:tab w:pos="6828" w:val="num"/>
+        </w:tabs>
+        <w:ind w:hanging="360" w:left="6828"/>
+      </w:pPr>
+      <w:rPr>
+        <w:rFonts w:ascii="Wingdings" w:hAnsi="Wingdings" w:hint="default"/>
+        <w:sz w:val="20"/>
+      </w:rPr>
+    </w:lvl>
+  </w:abstractNum>
+  <w:abstractNum w15:restartNumberingAfterBreak="0" w:abstractNumId="25">
+    <w:nsid w:val="7FCD2277"/>
+    <w:multiLevelType w:val="multilevel"/>
+    <w:tmpl w:val="EDAC6342"/>
+    <w:lvl w:ilvl="0">
+      <w:start w:val="1"/>
+      <w:numFmt w:val="bullet"/>
+      <w:lvlText w:val=""/>
+      <w:lvlJc w:val="left"/>
+      <w:pPr>
+        <w:tabs>
+          <w:tab w:pos="720" w:val="num"/>
+        </w:tabs>
+        <w:ind w:hanging="360" w:left="720"/>
+      </w:pPr>
+      <w:rPr>
+        <w:rFonts w:ascii="Symbol" w:hAnsi="Symbol" w:hint="default"/>
+        <w:sz w:val="20"/>
+      </w:rPr>
+    </w:lvl>
+    <w:lvl w:ilvl="1" w:tentative="1">
+      <w:start w:val="1"/>
+      <w:numFmt w:val="bullet"/>
+      <w:lvlText w:val="o"/>
+      <w:lvlJc w:val="left"/>
+      <w:pPr>
+        <w:tabs>
+          <w:tab w:pos="1440" w:val="num"/>
+        </w:tabs>
+        <w:ind w:hanging="360" w:left="1440"/>
+      </w:pPr>
+      <w:rPr>
+        <w:rFonts w:ascii="Courier New" w:hAnsi="Courier New" w:hint="default"/>
+        <w:sz w:val="20"/>
+      </w:rPr>
+    </w:lvl>
+    <w:lvl w:ilvl="2" w:tentative="1">
+      <w:start w:val="1"/>
+      <w:numFmt w:val="bullet"/>
+      <w:lvlText w:val=""/>
+      <w:lvlJc w:val="left"/>
+      <w:pPr>
+        <w:tabs>
+          <w:tab w:pos="2160" w:val="num"/>
+        </w:tabs>
+        <w:ind w:hanging="360" w:left="2160"/>
+      </w:pPr>
+      <w:rPr>
+        <w:rFonts w:ascii="Wingdings" w:hAnsi="Wingdings" w:hint="default"/>
+        <w:sz w:val="20"/>
+      </w:rPr>
+    </w:lvl>
+    <w:lvl w:ilvl="3" w:tentative="1">
+      <w:start w:val="1"/>
+      <w:numFmt w:val="bullet"/>
+      <w:lvlText w:val=""/>
+      <w:lvlJc w:val="left"/>
+      <w:pPr>
+        <w:tabs>
+          <w:tab w:pos="2880" w:val="num"/>
+        </w:tabs>
+        <w:ind w:hanging="360" w:left="2880"/>
+      </w:pPr>
+      <w:rPr>
+        <w:rFonts w:ascii="Wingdings" w:hAnsi="Wingdings" w:hint="default"/>
+        <w:sz w:val="20"/>
+      </w:rPr>
+    </w:lvl>
+    <w:lvl w:ilvl="4" w:tentative="1">
+      <w:start w:val="1"/>
+      <w:numFmt w:val="bullet"/>
+      <w:lvlText w:val=""/>
+      <w:lvlJc w:val="left"/>
+      <w:pPr>
+        <w:tabs>
+          <w:tab w:pos="3600" w:val="num"/>
+        </w:tabs>
+        <w:ind w:hanging="360" w:left="3600"/>
+      </w:pPr>
+      <w:rPr>
+        <w:rFonts w:ascii="Wingdings" w:hAnsi="Wingdings" w:hint="default"/>
+        <w:sz w:val="20"/>
+      </w:rPr>
+    </w:lvl>
+    <w:lvl w:ilvl="5" w:tentative="1">
+      <w:start w:val="1"/>
+      <w:numFmt w:val="bullet"/>
+      <w:lvlText w:val=""/>
+      <w:lvlJc w:val="left"/>
+      <w:pPr>
+        <w:tabs>
+          <w:tab w:pos="4320" w:val="num"/>
+        </w:tabs>
+        <w:ind w:hanging="360" w:left="4320"/>
+      </w:pPr>
+      <w:rPr>
+        <w:rFonts w:ascii="Wingdings" w:hAnsi="Wingdings" w:hint="default"/>
+        <w:sz w:val="20"/>
+      </w:rPr>
+    </w:lvl>
+    <w:lvl w:ilvl="6" w:tentative="1">
+      <w:start w:val="1"/>
+      <w:numFmt w:val="bullet"/>
+      <w:lvlText w:val=""/>
+      <w:lvlJc w:val="left"/>
+      <w:pPr>
+        <w:tabs>
+          <w:tab w:pos="5040" w:val="num"/>
+        </w:tabs>
+        <w:ind w:hanging="360" w:left="5040"/>
+      </w:pPr>
+      <w:rPr>
+        <w:rFonts w:ascii="Wingdings" w:hAnsi="Wingdings" w:hint="default"/>
+        <w:sz w:val="20"/>
+      </w:rPr>
+    </w:lvl>
+    <w:lvl w:ilvl="7" w:tentative="1">
+      <w:start w:val="1"/>
+      <w:numFmt w:val="bullet"/>
+      <w:lvlText w:val=""/>
+      <w:lvlJc w:val="left"/>
+      <w:pPr>
+        <w:tabs>
+          <w:tab w:pos="5760" w:val="num"/>
+        </w:tabs>
+        <w:ind w:hanging="360" w:left="5760"/>
+      </w:pPr>
+      <w:rPr>
+        <w:rFonts w:ascii="Wingdings" w:hAnsi="Wingdings" w:hint="default"/>
+        <w:sz w:val="20"/>
+      </w:rPr>
+    </w:lvl>
+    <w:lvl w:ilvl="8" w:tentative="1">
+      <w:start w:val="1"/>
+      <w:numFmt w:val="bullet"/>
+      <w:lvlText w:val=""/>
+      <w:lvlJc w:val="left"/>
+      <w:pPr>
+        <w:tabs>
+          <w:tab w:pos="6480" w:val="num"/>
+        </w:tabs>
+        <w:ind w:hanging="360" w:left="6480"/>
+      </w:pPr>
+      <w:rPr>
+        <w:rFonts w:ascii="Wingdings" w:hAnsi="Wingdings" w:hint="default"/>
+        <w:sz w:val="20"/>
+      </w:rPr>
+    </w:lvl>
+  </w:abstractNum>
   <w:abstractNum w:abstractNumId="990">
     <w:nsid w:val="0000A990"/>
     <w:multiLevelType w:val="multilevel"/>
@@ -5060,6 +8883,111 @@
       </w:rPr>
     </w:lvl>
   </w:abstractNum>
+  <w:num w16cid:durableId="1816682703" w:numId="1">
+    <w:abstractNumId w:val="16"/>
+  </w:num>
+  <w:num w16cid:durableId="1265841267" w:numId="2">
+    <w:abstractNumId w:val="8"/>
+  </w:num>
+  <w:num w16cid:durableId="219295616" w:numId="3">
+    <w:abstractNumId w:val="20"/>
+  </w:num>
+  <w:num w16cid:durableId="205529396" w:numId="4">
+    <w:abstractNumId w:val="14"/>
+  </w:num>
+  <w:num w16cid:durableId="676342874" w:numId="5">
+    <w:abstractNumId w:val="5"/>
+  </w:num>
+  <w:num w16cid:durableId="627130737" w:numId="6">
+    <w:abstractNumId w:val="10"/>
+  </w:num>
+  <w:num w16cid:durableId="1677805196" w:numId="7">
+    <w:abstractNumId w:val="6"/>
+  </w:num>
+  <w:num w16cid:durableId="891624617" w:numId="8">
+    <w:abstractNumId w:val="25"/>
+  </w:num>
+  <w:num w16cid:durableId="606355114" w:numId="9">
+    <w:abstractNumId w:val="11"/>
+  </w:num>
+  <w:num w16cid:durableId="1090393969" w:numId="10">
+    <w:abstractNumId w:val="0"/>
+  </w:num>
+  <w:num w16cid:durableId="1881435992" w:numId="11">
+    <w:abstractNumId w:val="1"/>
+    <w:lvlOverride w:ilvl="0">
+      <w:startOverride w:val="1"/>
+    </w:lvlOverride>
+    <w:lvlOverride w:ilvl="1">
+      <w:startOverride w:val="1"/>
+    </w:lvlOverride>
+    <w:lvlOverride w:ilvl="2">
+      <w:startOverride w:val="1"/>
+    </w:lvlOverride>
+    <w:lvlOverride w:ilvl="3">
+      <w:startOverride w:val="1"/>
+    </w:lvlOverride>
+    <w:lvlOverride w:ilvl="4">
+      <w:startOverride w:val="1"/>
+    </w:lvlOverride>
+    <w:lvlOverride w:ilvl="5">
+      <w:startOverride w:val="1"/>
+    </w:lvlOverride>
+    <w:lvlOverride w:ilvl="6">
+      <w:startOverride w:val="1"/>
+    </w:lvlOverride>
+    <w:lvlOverride w:ilvl="7">
+      <w:startOverride w:val="1"/>
+    </w:lvlOverride>
+    <w:lvlOverride w:ilvl="8">
+      <w:startOverride w:val="1"/>
+    </w:lvlOverride>
+  </w:num>
+  <w:num w16cid:durableId="16275277" w:numId="12">
+    <w:abstractNumId w:val="18"/>
+  </w:num>
+  <w:num w16cid:durableId="98336530" w:numId="13">
+    <w:abstractNumId w:val="7"/>
+  </w:num>
+  <w:num w16cid:durableId="1193492119" w:numId="14">
+    <w:abstractNumId w:val="13"/>
+  </w:num>
+  <w:num w16cid:durableId="1304698226" w:numId="15">
+    <w:abstractNumId w:val="3"/>
+  </w:num>
+  <w:num w16cid:durableId="1024818242" w:numId="16">
+    <w:abstractNumId w:val="12"/>
+  </w:num>
+  <w:num w16cid:durableId="757946936" w:numId="17">
+    <w:abstractNumId w:val="4"/>
+  </w:num>
+  <w:num w16cid:durableId="1624650575" w:numId="18">
+    <w:abstractNumId w:val="21"/>
+  </w:num>
+  <w:num w16cid:durableId="1977488441" w:numId="19">
+    <w:abstractNumId w:val="19"/>
+  </w:num>
+  <w:num w16cid:durableId="2015303212" w:numId="20">
+    <w:abstractNumId w:val="23"/>
+  </w:num>
+  <w:num w16cid:durableId="1040940434" w:numId="21">
+    <w:abstractNumId w:val="15"/>
+  </w:num>
+  <w:num w16cid:durableId="900749103" w:numId="22">
+    <w:abstractNumId w:val="9"/>
+  </w:num>
+  <w:num w16cid:durableId="669329075" w:numId="23">
+    <w:abstractNumId w:val="2"/>
+  </w:num>
+  <w:num w16cid:durableId="986276940" w:numId="24">
+    <w:abstractNumId w:val="22"/>
+  </w:num>
+  <w:num w16cid:durableId="1880849114" w:numId="25">
+    <w:abstractNumId w:val="24"/>
+  </w:num>
+  <w:num w16cid:durableId="762608354" w:numId="26">
+    <w:abstractNumId w:val="17"/>
+  </w:num>
   <w:num w:numId="1000">
     <w:abstractNumId w:val="990"/>
   </w:num>
@@ -5109,544 +9037,509 @@
 </file>
 
 <file path=word/styles.xml><?xml version="1.0" encoding="utf-8"?>
-<w:styles xmlns:r="http://schemas.openxmlformats.org/officeDocument/2006/relationships" xmlns:w="http://schemas.openxmlformats.org/wordprocessingml/2006/main">
+<w:styles xmlns:mc="http://schemas.openxmlformats.org/markup-compatibility/2006" xmlns:r="http://schemas.openxmlformats.org/officeDocument/2006/relationships" xmlns:w="http://schemas.openxmlformats.org/wordprocessingml/2006/main" xmlns:w14="http://schemas.microsoft.com/office/word/2010/wordml" xmlns:w15="http://schemas.microsoft.com/office/word/2012/wordml" xmlns:w16="http://schemas.microsoft.com/office/word/2018/wordml" xmlns:w16cex="http://schemas.microsoft.com/office/word/2018/wordml/cex" xmlns:w16cid="http://schemas.microsoft.com/office/word/2016/wordml/cid" xmlns:w16du="http://schemas.microsoft.com/office/word/2023/wordml/word16du" xmlns:w16sdtdh="http://schemas.microsoft.com/office/word/2020/wordml/sdtdatahash" xmlns:w16sdtfl="http://schemas.microsoft.com/office/word/2024/wordml/sdtformatlock" xmlns:w16se="http://schemas.microsoft.com/office/word/2015/wordml/symex" xmlns:wp14="http://schemas.microsoft.com/office/word/2010/wordprocessingDrawing" mc:Ignorable="w14 w15 w16se w16cid w16 w16cex w16sdtdh w16sdtfl w16du wp14">
   <w:docDefaults>
     <w:rPrDefault>
       <w:rPr>
-        <w:rFonts w:asciiTheme="minorHAnsi" w:cstheme="minorBidi" w:eastAsiaTheme="minorEastAsia" w:hAnsiTheme="minorHAnsi"/>
-        <w:sz w:val="24"/>
-        <w:szCs w:val="24"/>
-        <w:lang w:bidi="ar-SA" w:eastAsia="zh-CN" w:val="en-US"/>
+        <w:rFonts w:asciiTheme="minorHAnsi" w:cstheme="minorBidi" w:eastAsiaTheme="minorHAnsi" w:hAnsiTheme="minorHAnsi"/>
+        <w:sz w:val="22"/>
+        <w:szCs w:val="22"/>
+        <w:lang w:bidi="ar-SA" w:eastAsia="en-US" w:val="pt-BR"/>
       </w:rPr>
     </w:rPrDefault>
     <w:pPrDefault>
       <w:pPr>
-        <w:spacing w:after="200"/>
+        <w:spacing w:after="160" w:line="259" w:lineRule="auto"/>
       </w:pPr>
     </w:pPrDefault>
   </w:docDefaults>
-  <w:latentStyles w:count="276" w:defLockedState="0" w:defQFormat="0" w:defSemiHidden="0" w:defUIPriority="0" w:defUnhideWhenUsed="0"/>
+  <w:latentStyles w:count="376" w:defLockedState="0" w:defQFormat="0" w:defSemiHidden="0" w:defUIPriority="99" w:defUnhideWhenUsed="0">
+    <w:lsdException w:name="Normal" w:qFormat="1" w:uiPriority="0"/>
+    <w:lsdException w:name="heading 1" w:qFormat="1" w:uiPriority="9"/>
+    <w:lsdException w:name="heading 2" w:qFormat="1" w:semiHidden="1" w:uiPriority="9" w:unhideWhenUsed="1"/>
+    <w:lsdException w:name="heading 3" w:qFormat="1" w:semiHidden="1" w:uiPriority="9" w:unhideWhenUsed="1"/>
+    <w:lsdException w:name="heading 4" w:qFormat="1" w:semiHidden="1" w:uiPriority="9" w:unhideWhenUsed="1"/>
+    <w:lsdException w:name="heading 5" w:qFormat="1" w:semiHidden="1" w:uiPriority="9" w:unhideWhenUsed="1"/>
+    <w:lsdException w:name="heading 6" w:qFormat="1" w:semiHidden="1" w:uiPriority="9" w:unhideWhenUsed="1"/>
+    <w:lsdException w:name="heading 7" w:qFormat="1" w:semiHidden="1" w:uiPriority="9" w:unhideWhenUsed="1"/>
+    <w:lsdException w:name="heading 8" w:qFormat="1" w:semiHidden="1" w:uiPriority="9" w:unhideWhenUsed="1"/>
+    <w:lsdException w:name="heading 9" w:qFormat="1" w:semiHidden="1" w:uiPriority="9" w:unhideWhenUsed="1"/>
+    <w:lsdException w:name="index 1" w:semiHidden="1" w:unhideWhenUsed="1"/>
+    <w:lsdException w:name="index 2" w:semiHidden="1" w:unhideWhenUsed="1"/>
+    <w:lsdException w:name="index 3" w:semiHidden="1" w:unhideWhenUsed="1"/>
+    <w:lsdException w:name="index 4" w:semiHidden="1" w:unhideWhenUsed="1"/>
+    <w:lsdException w:name="index 5" w:semiHidden="1" w:unhideWhenUsed="1"/>
+    <w:lsdException w:name="index 6" w:semiHidden="1" w:unhideWhenUsed="1"/>
+    <w:lsdException w:name="index 7" w:semiHidden="1" w:unhideWhenUsed="1"/>
+    <w:lsdException w:name="index 8" w:semiHidden="1" w:unhideWhenUsed="1"/>
+    <w:lsdException w:name="index 9" w:semiHidden="1" w:unhideWhenUsed="1"/>
+    <w:lsdException w:name="toc 1" w:semiHidden="1" w:uiPriority="39" w:unhideWhenUsed="1"/>
+    <w:lsdException w:name="toc 2" w:semiHidden="1" w:uiPriority="39" w:unhideWhenUsed="1"/>
+    <w:lsdException w:name="toc 3" w:semiHidden="1" w:uiPriority="39" w:unhideWhenUsed="1"/>
+    <w:lsdException w:name="toc 4" w:semiHidden="1" w:uiPriority="39" w:unhideWhenUsed="1"/>
+    <w:lsdException w:name="toc 5" w:semiHidden="1" w:uiPriority="39" w:unhideWhenUsed="1"/>
+    <w:lsdException w:name="toc 6" w:semiHidden="1" w:uiPriority="39" w:unhideWhenUsed="1"/>
+    <w:lsdException w:name="toc 7" w:semiHidden="1" w:uiPriority="39" w:unhideWhenUsed="1"/>
+    <w:lsdException w:name="toc 8" w:semiHidden="1" w:uiPriority="39" w:unhideWhenUsed="1"/>
+    <w:lsdException w:name="toc 9" w:semiHidden="1" w:uiPriority="39" w:unhideWhenUsed="1"/>
+    <w:lsdException w:name="Normal Indent" w:semiHidden="1" w:unhideWhenUsed="1"/>
+    <w:lsdException w:name="footnote text" w:semiHidden="1" w:unhideWhenUsed="1"/>
+    <w:lsdException w:name="annotation text" w:semiHidden="1" w:unhideWhenUsed="1"/>
+    <w:lsdException w:name="header" w:semiHidden="1" w:unhideWhenUsed="1"/>
+    <w:lsdException w:name="footer" w:semiHidden="1" w:unhideWhenUsed="1"/>
+    <w:lsdException w:name="index heading" w:semiHidden="1" w:unhideWhenUsed="1"/>
+    <w:lsdException w:name="caption" w:qFormat="1" w:semiHidden="1" w:uiPriority="35" w:unhideWhenUsed="1"/>
+    <w:lsdException w:name="table of figures" w:semiHidden="1" w:unhideWhenUsed="1"/>
+    <w:lsdException w:name="envelope address" w:semiHidden="1" w:unhideWhenUsed="1"/>
+    <w:lsdException w:name="envelope return" w:semiHidden="1" w:unhideWhenUsed="1"/>
+    <w:lsdException w:name="footnote reference" w:semiHidden="1" w:unhideWhenUsed="1"/>
+    <w:lsdException w:name="annotation reference" w:semiHidden="1" w:unhideWhenUsed="1"/>
+    <w:lsdException w:name="line number" w:semiHidden="1" w:unhideWhenUsed="1"/>
+    <w:lsdException w:name="page number" w:semiHidden="1" w:unhideWhenUsed="1"/>
+    <w:lsdException w:name="endnote reference" w:semiHidden="1" w:unhideWhenUsed="1"/>
+    <w:lsdException w:name="endnote text" w:semiHidden="1" w:unhideWhenUsed="1"/>
+    <w:lsdException w:name="table of authorities" w:semiHidden="1" w:unhideWhenUsed="1"/>
+    <w:lsdException w:name="macro" w:semiHidden="1" w:unhideWhenUsed="1"/>
+    <w:lsdException w:name="toa heading" w:semiHidden="1" w:unhideWhenUsed="1"/>
+    <w:lsdException w:name="List" w:semiHidden="1" w:unhideWhenUsed="1"/>
+    <w:lsdException w:name="List Bullet" w:semiHidden="1" w:unhideWhenUsed="1"/>
+    <w:lsdException w:name="List Number" w:semiHidden="1" w:unhideWhenUsed="1"/>
+    <w:lsdException w:name="List 2" w:semiHidden="1" w:unhideWhenUsed="1"/>
+    <w:lsdException w:name="List 3" w:semiHidden="1" w:unhideWhenUsed="1"/>
+    <w:lsdException w:name="List 4" w:semiHidden="1" w:unhideWhenUsed="1"/>
+    <w:lsdException w:name="List 5" w:semiHidden="1" w:unhideWhenUsed="1"/>
+    <w:lsdException w:name="List Bullet 2" w:semiHidden="1" w:unhideWhenUsed="1"/>
+    <w:lsdException w:name="List Bullet 3" w:semiHidden="1" w:unhideWhenUsed="1"/>
+    <w:lsdException w:name="List Bullet 4" w:semiHidden="1" w:unhideWhenUsed="1"/>
+    <w:lsdException w:name="List Bullet 5" w:semiHidden="1" w:unhideWhenUsed="1"/>
+    <w:lsdException w:name="List Number 2" w:semiHidden="1" w:unhideWhenUsed="1"/>
+    <w:lsdException w:name="List Number 3" w:semiHidden="1" w:unhideWhenUsed="1"/>
+    <w:lsdException w:name="List Number 4" w:semiHidden="1" w:unhideWhenUsed="1"/>
+    <w:lsdException w:name="List Number 5" w:semiHidden="1" w:unhideWhenUsed="1"/>
+    <w:lsdException w:name="Title" w:qFormat="1" w:uiPriority="10"/>
+    <w:lsdException w:name="Closing" w:semiHidden="1" w:unhideWhenUsed="1"/>
+    <w:lsdException w:name="Signature" w:semiHidden="1" w:unhideWhenUsed="1"/>
+    <w:lsdException w:name="Default Paragraph Font" w:semiHidden="1" w:uiPriority="1" w:unhideWhenUsed="1"/>
+    <w:lsdException w:name="Body Text" w:semiHidden="1" w:unhideWhenUsed="1"/>
+    <w:lsdException w:name="Body Text Indent" w:semiHidden="1" w:unhideWhenUsed="1"/>
+    <w:lsdException w:name="List Continue" w:semiHidden="1" w:unhideWhenUsed="1"/>
+    <w:lsdException w:name="List Continue 2" w:semiHidden="1" w:unhideWhenUsed="1"/>
+    <w:lsdException w:name="List Continue 3" w:semiHidden="1" w:unhideWhenUsed="1"/>
+    <w:lsdException w:name="List Continue 4" w:semiHidden="1" w:unhideWhenUsed="1"/>
+    <w:lsdException w:name="List Continue 5" w:semiHidden="1" w:unhideWhenUsed="1"/>
+    <w:lsdException w:name="Message Header" w:semiHidden="1" w:unhideWhenUsed="1"/>
+    <w:lsdException w:name="Subtitle" w:qFormat="1" w:uiPriority="11"/>
+    <w:lsdException w:name="Salutation" w:semiHidden="1" w:unhideWhenUsed="1"/>
+    <w:lsdException w:name="Date" w:semiHidden="1" w:unhideWhenUsed="1"/>
+    <w:lsdException w:name="Body Text First Indent" w:semiHidden="1" w:unhideWhenUsed="1"/>
+    <w:lsdException w:name="Body Text First Indent 2" w:semiHidden="1" w:unhideWhenUsed="1"/>
+    <w:lsdException w:name="Note Heading" w:semiHidden="1" w:unhideWhenUsed="1"/>
+    <w:lsdException w:name="Body Text 2" w:semiHidden="1" w:unhideWhenUsed="1"/>
+    <w:lsdException w:name="Body Text 3" w:semiHidden="1" w:unhideWhenUsed="1"/>
+    <w:lsdException w:name="Body Text Indent 2" w:semiHidden="1" w:unhideWhenUsed="1"/>
+    <w:lsdException w:name="Body Text Indent 3" w:semiHidden="1" w:unhideWhenUsed="1"/>
+    <w:lsdException w:name="Block Text" w:semiHidden="1" w:unhideWhenUsed="1"/>
+    <w:lsdException w:name="Hyperlink" w:semiHidden="1" w:unhideWhenUsed="1"/>
+    <w:lsdException w:name="FollowedHyperlink" w:semiHidden="1" w:unhideWhenUsed="1"/>
+    <w:lsdException w:name="Strong" w:qFormat="1" w:uiPriority="22"/>
+    <w:lsdException w:name="Emphasis" w:qFormat="1" w:uiPriority="20"/>
+    <w:lsdException w:name="Document Map" w:semiHidden="1" w:unhideWhenUsed="1"/>
+    <w:lsdException w:name="Plain Text" w:semiHidden="1" w:unhideWhenUsed="1"/>
+    <w:lsdException w:name="E-mail Signature" w:semiHidden="1" w:unhideWhenUsed="1"/>
+    <w:lsdException w:name="HTML Top of Form" w:semiHidden="1" w:unhideWhenUsed="1"/>
+    <w:lsdException w:name="HTML Bottom of Form" w:semiHidden="1" w:unhideWhenUsed="1"/>
+    <w:lsdException w:name="Normal (Web)" w:semiHidden="1" w:unhideWhenUsed="1"/>
+    <w:lsdException w:name="HTML Acronym" w:semiHidden="1" w:unhideWhenUsed="1"/>
+    <w:lsdException w:name="HTML Address" w:semiHidden="1" w:unhideWhenUsed="1"/>
+    <w:lsdException w:name="HTML Cite" w:semiHidden="1" w:unhideWhenUsed="1"/>
+    <w:lsdException w:name="HTML Code" w:semiHidden="1" w:unhideWhenUsed="1"/>
+    <w:lsdException w:name="HTML Definition" w:semiHidden="1" w:unhideWhenUsed="1"/>
+    <w:lsdException w:name="HTML Keyboard" w:semiHidden="1" w:unhideWhenUsed="1"/>
+    <w:lsdException w:name="HTML Preformatted" w:semiHidden="1" w:unhideWhenUsed="1"/>
+    <w:lsdException w:name="HTML Sample" w:semiHidden="1" w:unhideWhenUsed="1"/>
+    <w:lsdException w:name="HTML Typewriter" w:semiHidden="1" w:unhideWhenUsed="1"/>
+    <w:lsdException w:name="HTML Variable" w:semiHidden="1" w:unhideWhenUsed="1"/>
+    <w:lsdException w:name="Normal Table" w:semiHidden="1" w:unhideWhenUsed="1"/>
+    <w:lsdException w:name="annotation subject" w:semiHidden="1" w:unhideWhenUsed="1"/>
+    <w:lsdException w:name="No List" w:semiHidden="1" w:unhideWhenUsed="1"/>
+    <w:lsdException w:name="Outline List 1" w:semiHidden="1" w:unhideWhenUsed="1"/>
+    <w:lsdException w:name="Outline List 2" w:semiHidden="1" w:unhideWhenUsed="1"/>
+    <w:lsdException w:name="Outline List 3" w:semiHidden="1" w:unhideWhenUsed="1"/>
+    <w:lsdException w:name="Table Simple 1" w:semiHidden="1" w:unhideWhenUsed="1"/>
+    <w:lsdException w:name="Table Simple 2" w:semiHidden="1" w:unhideWhenUsed="1"/>
+    <w:lsdException w:name="Table Simple 3" w:semiHidden="1" w:unhideWhenUsed="1"/>
+    <w:lsdException w:name="Table Classic 1" w:semiHidden="1" w:unhideWhenUsed="1"/>
+    <w:lsdException w:name="Table Classic 2" w:semiHidden="1" w:unhideWhenUsed="1"/>
+    <w:lsdException w:name="Table Classic 3" w:semiHidden="1" w:unhideWhenUsed="1"/>
+    <w:lsdException w:name="Table Classic 4" w:semiHidden="1" w:unhideWhenUsed="1"/>
+    <w:lsdException w:name="Table Colorful 1" w:semiHidden="1" w:unhideWhenUsed="1"/>
+    <w:lsdException w:name="Table Colorful 2" w:semiHidden="1" w:unhideWhenUsed="1"/>
+    <w:lsdException w:name="Table Colorful 3" w:semiHidden="1" w:unhideWhenUsed="1"/>
+    <w:lsdException w:name="Table Columns 1" w:semiHidden="1" w:unhideWhenUsed="1"/>
+    <w:lsdException w:name="Table Columns 2" w:semiHidden="1" w:unhideWhenUsed="1"/>
+    <w:lsdException w:name="Table Columns 3" w:semiHidden="1" w:unhideWhenUsed="1"/>
+    <w:lsdException w:name="Table Columns 4" w:semiHidden="1" w:unhideWhenUsed="1"/>
+    <w:lsdException w:name="Table Columns 5" w:semiHidden="1" w:unhideWhenUsed="1"/>
+    <w:lsdException w:name="Table Grid 1" w:semiHidden="1" w:unhideWhenUsed="1"/>
+    <w:lsdException w:name="Table Grid 2" w:semiHidden="1" w:unhideWhenUsed="1"/>
+    <w:lsdException w:name="Table Grid 3" w:semiHidden="1" w:unhideWhenUsed="1"/>
+    <w:lsdException w:name="Table Grid 4" w:semiHidden="1" w:unhideWhenUsed="1"/>
+    <w:lsdException w:name="Table Grid 5" w:semiHidden="1" w:unhideWhenUsed="1"/>
+    <w:lsdException w:name="Table Grid 6" w:semiHidden="1" w:unhideWhenUsed="1"/>
+    <w:lsdException w:name="Table Grid 7" w:semiHidden="1" w:unhideWhenUsed="1"/>
+    <w:lsdException w:name="Table Grid 8" w:semiHidden="1" w:unhideWhenUsed="1"/>
+    <w:lsdException w:name="Table List 1" w:semiHidden="1" w:unhideWhenUsed="1"/>
+    <w:lsdException w:name="Table List 2" w:semiHidden="1" w:unhideWhenUsed="1"/>
+    <w:lsdException w:name="Table List 3" w:semiHidden="1" w:unhideWhenUsed="1"/>
+    <w:lsdException w:name="Table List 4" w:semiHidden="1" w:unhideWhenUsed="1"/>
+    <w:lsdException w:name="Table List 5" w:semiHidden="1" w:unhideWhenUsed="1"/>
+    <w:lsdException w:name="Table List 6" w:semiHidden="1" w:unhideWhenUsed="1"/>
+    <w:lsdException w:name="Table List 7" w:semiHidden="1" w:unhideWhenUsed="1"/>
+    <w:lsdException w:name="Table List 8" w:semiHidden="1" w:unhideWhenUsed="1"/>
+    <w:lsdException w:name="Table 3D effects 1" w:semiHidden="1" w:unhideWhenUsed="1"/>
+    <w:lsdException w:name="Table 3D effects 2" w:semiHidden="1" w:unhideWhenUsed="1"/>
+    <w:lsdException w:name="Table 3D effects 3" w:semiHidden="1" w:unhideWhenUsed="1"/>
+    <w:lsdException w:name="Table Contemporary" w:semiHidden="1" w:unhideWhenUsed="1"/>
+    <w:lsdException w:name="Table Elegant" w:semiHidden="1" w:unhideWhenUsed="1"/>
+    <w:lsdException w:name="Table Professional" w:semiHidden="1" w:unhideWhenUsed="1"/>
+    <w:lsdException w:name="Table Subtle 1" w:semiHidden="1" w:unhideWhenUsed="1"/>
+    <w:lsdException w:name="Table Subtle 2" w:semiHidden="1" w:unhideWhenUsed="1"/>
+    <w:lsdException w:name="Table Web 1" w:semiHidden="1" w:unhideWhenUsed="1"/>
+    <w:lsdException w:name="Table Web 2" w:semiHidden="1" w:unhideWhenUsed="1"/>
+    <w:lsdException w:name="Table Web 3" w:semiHidden="1" w:unhideWhenUsed="1"/>
+    <w:lsdException w:name="Balloon Text" w:semiHidden="1" w:unhideWhenUsed="1"/>
+    <w:lsdException w:name="Table Grid" w:uiPriority="39"/>
+    <w:lsdException w:name="Table Theme" w:semiHidden="1" w:unhideWhenUsed="1"/>
+    <w:lsdException w:name="Placeholder Text" w:semiHidden="1"/>
+    <w:lsdException w:name="No Spacing" w:qFormat="1" w:uiPriority="1"/>
+    <w:lsdException w:name="Light Shading" w:uiPriority="60"/>
+    <w:lsdException w:name="Light List" w:uiPriority="61"/>
+    <w:lsdException w:name="Light Grid" w:uiPriority="62"/>
+    <w:lsdException w:name="Medium Shading 1" w:uiPriority="63"/>
+    <w:lsdException w:name="Medium Shading 2" w:uiPriority="64"/>
+    <w:lsdException w:name="Medium List 1" w:uiPriority="65"/>
+    <w:lsdException w:name="Medium List 2" w:uiPriority="66"/>
+    <w:lsdException w:name="Medium Grid 1" w:uiPriority="67"/>
+    <w:lsdException w:name="Medium Grid 2" w:uiPriority="68"/>
+    <w:lsdException w:name="Medium Grid 3" w:uiPriority="69"/>
+    <w:lsdException w:name="Dark List" w:uiPriority="70"/>
+    <w:lsdException w:name="Colorful Shading" w:uiPriority="71"/>
+    <w:lsdException w:name="Colorful List" w:uiPriority="72"/>
+    <w:lsdException w:name="Colorful Grid" w:uiPriority="73"/>
+    <w:lsdException w:name="Light Shading Accent 1" w:uiPriority="60"/>
+    <w:lsdException w:name="Light List Accent 1" w:uiPriority="61"/>
+    <w:lsdException w:name="Light Grid Accent 1" w:uiPriority="62"/>
+    <w:lsdException w:name="Medium Shading 1 Accent 1" w:uiPriority="63"/>
+    <w:lsdException w:name="Medium Shading 2 Accent 1" w:uiPriority="64"/>
+    <w:lsdException w:name="Medium List 1 Accent 1" w:uiPriority="65"/>
+    <w:lsdException w:name="Revision" w:semiHidden="1"/>
+    <w:lsdException w:name="List Paragraph" w:qFormat="1" w:uiPriority="34"/>
+    <w:lsdException w:name="Quote" w:qFormat="1" w:uiPriority="29"/>
+    <w:lsdException w:name="Intense Quote" w:qFormat="1" w:uiPriority="30"/>
+    <w:lsdException w:name="Medium List 2 Accent 1" w:uiPriority="66"/>
+    <w:lsdException w:name="Medium Grid 1 Accent 1" w:uiPriority="67"/>
+    <w:lsdException w:name="Medium Grid 2 Accent 1" w:uiPriority="68"/>
+    <w:lsdException w:name="Medium Grid 3 Accent 1" w:uiPriority="69"/>
+    <w:lsdException w:name="Dark List Accent 1" w:uiPriority="70"/>
+    <w:lsdException w:name="Colorful Shading Accent 1" w:uiPriority="71"/>
+    <w:lsdException w:name="Colorful List Accent 1" w:uiPriority="72"/>
+    <w:lsdException w:name="Colorful Grid Accent 1" w:uiPriority="73"/>
+    <w:lsdException w:name="Light Shading Accent 2" w:uiPriority="60"/>
+    <w:lsdException w:name="Light List Accent 2" w:uiPriority="61"/>
+    <w:lsdException w:name="Light Grid Accent 2" w:uiPriority="62"/>
+    <w:lsdException w:name="Medium Shading 1 Accent 2" w:uiPriority="63"/>
+    <w:lsdException w:name="Medium Shading 2 Accent 2" w:uiPriority="64"/>
+    <w:lsdException w:name="Medium List 1 Accent 2" w:uiPriority="65"/>
+    <w:lsdException w:name="Medium List 2 Accent 2" w:uiPriority="66"/>
+    <w:lsdException w:name="Medium Grid 1 Accent 2" w:uiPriority="67"/>
+    <w:lsdException w:name="Medium Grid 2 Accent 2" w:uiPriority="68"/>
+    <w:lsdException w:name="Medium Grid 3 Accent 2" w:uiPriority="69"/>
+    <w:lsdException w:name="Dark List Accent 2" w:uiPriority="70"/>
+    <w:lsdException w:name="Colorful Shading Accent 2" w:uiPriority="71"/>
+    <w:lsdException w:name="Colorful List Accent 2" w:uiPriority="72"/>
+    <w:lsdException w:name="Colorful Grid Accent 2" w:uiPriority="73"/>
+    <w:lsdException w:name="Light Shading Accent 3" w:uiPriority="60"/>
+    <w:lsdException w:name="Light List Accent 3" w:uiPriority="61"/>
+    <w:lsdException w:name="Light Grid Accent 3" w:uiPriority="62"/>
+    <w:lsdException w:name="Medium Shading 1 Accent 3" w:uiPriority="63"/>
+    <w:lsdException w:name="Medium Shading 2 Accent 3" w:uiPriority="64"/>
+    <w:lsdException w:name="Medium List 1 Accent 3" w:uiPriority="65"/>
+    <w:lsdException w:name="Medium List 2 Accent 3" w:uiPriority="66"/>
+    <w:lsdException w:name="Medium Grid 1 Accent 3" w:uiPriority="67"/>
+    <w:lsdException w:name="Medium Grid 2 Accent 3" w:uiPriority="68"/>
+    <w:lsdException w:name="Medium Grid 3 Accent 3" w:uiPriority="69"/>
+    <w:lsdException w:name="Dark List Accent 3" w:uiPriority="70"/>
+    <w:lsdException w:name="Colorful Shading Accent 3" w:uiPriority="71"/>
+    <w:lsdException w:name="Colorful List Accent 3" w:uiPriority="72"/>
+    <w:lsdException w:name="Colorful Grid Accent 3" w:uiPriority="73"/>
+    <w:lsdException w:name="Light Shading Accent 4" w:uiPriority="60"/>
+    <w:lsdException w:name="Light List Accent 4" w:uiPriority="61"/>
+    <w:lsdException w:name="Light Grid Accent 4" w:uiPriority="62"/>
+    <w:lsdException w:name="Medium Shading 1 Accent 4" w:uiPriority="63"/>
+    <w:lsdException w:name="Medium Shading 2 Accent 4" w:uiPriority="64"/>
+    <w:lsdException w:name="Medium List 1 Accent 4" w:uiPriority="65"/>
+    <w:lsdException w:name="Medium List 2 Accent 4" w:uiPriority="66"/>
+    <w:lsdException w:name="Medium Grid 1 Accent 4" w:uiPriority="67"/>
+    <w:lsdException w:name="Medium Grid 2 Accent 4" w:uiPriority="68"/>
+    <w:lsdException w:name="Medium Grid 3 Accent 4" w:uiPriority="69"/>
+    <w:lsdException w:name="Dark List Accent 4" w:uiPriority="70"/>
+    <w:lsdException w:name="Colorful Shading Accent 4" w:uiPriority="71"/>
+    <w:lsdException w:name="Colorful List Accent 4" w:uiPriority="72"/>
+    <w:lsdException w:name="Colorful Grid Accent 4" w:uiPriority="73"/>
+    <w:lsdException w:name="Light Shading Accent 5" w:uiPriority="60"/>
+    <w:lsdException w:name="Light List Accent 5" w:uiPriority="61"/>
+    <w:lsdException w:name="Light Grid Accent 5" w:uiPriority="62"/>
+    <w:lsdException w:name="Medium Shading 1 Accent 5" w:uiPriority="63"/>
+    <w:lsdException w:name="Medium Shading 2 Accent 5" w:uiPriority="64"/>
+    <w:lsdException w:name="Medium List 1 Accent 5" w:uiPriority="65"/>
+    <w:lsdException w:name="Medium List 2 Accent 5" w:uiPriority="66"/>
+    <w:lsdException w:name="Medium Grid 1 Accent 5" w:uiPriority="67"/>
+    <w:lsdException w:name="Medium Grid 2 Accent 5" w:uiPriority="68"/>
+    <w:lsdException w:name="Medium Grid 3 Accent 5" w:uiPriority="69"/>
+    <w:lsdException w:name="Dark List Accent 5" w:uiPriority="70"/>
+    <w:lsdException w:name="Colorful Shading Accent 5" w:uiPriority="71"/>
+    <w:lsdException w:name="Colorful List Accent 5" w:uiPriority="72"/>
+    <w:lsdException w:name="Colorful Grid Accent 5" w:uiPriority="73"/>
+    <w:lsdException w:name="Light Shading Accent 6" w:uiPriority="60"/>
+    <w:lsdException w:name="Light List Accent 6" w:uiPriority="61"/>
+    <w:lsdException w:name="Light Grid Accent 6" w:uiPriority="62"/>
+    <w:lsdException w:name="Medium Shading 1 Accent 6" w:uiPriority="63"/>
+    <w:lsdException w:name="Medium Shading 2 Accent 6" w:uiPriority="64"/>
+    <w:lsdException w:name="Medium List 1 Accent 6" w:uiPriority="65"/>
+    <w:lsdException w:name="Medium List 2 Accent 6" w:uiPriority="66"/>
+    <w:lsdException w:name="Medium Grid 1 Accent 6" w:uiPriority="67"/>
+    <w:lsdException w:name="Medium Grid 2 Accent 6" w:uiPriority="68"/>
+    <w:lsdException w:name="Medium Grid 3 Accent 6" w:uiPriority="69"/>
+    <w:lsdException w:name="Dark List Accent 6" w:uiPriority="70"/>
+    <w:lsdException w:name="Colorful Shading Accent 6" w:uiPriority="71"/>
+    <w:lsdException w:name="Colorful List Accent 6" w:uiPriority="72"/>
+    <w:lsdException w:name="Colorful Grid Accent 6" w:uiPriority="73"/>
+    <w:lsdException w:name="Subtle Emphasis" w:qFormat="1" w:uiPriority="19"/>
+    <w:lsdException w:name="Intense Emphasis" w:qFormat="1" w:uiPriority="21"/>
+    <w:lsdException w:name="Subtle Reference" w:qFormat="1" w:uiPriority="31"/>
+    <w:lsdException w:name="Intense Reference" w:qFormat="1" w:uiPriority="32"/>
+    <w:lsdException w:name="Book Title" w:qFormat="1" w:uiPriority="33"/>
+    <w:lsdException w:name="Bibliography" w:semiHidden="1" w:uiPriority="37" w:unhideWhenUsed="1"/>
+    <w:lsdException w:name="TOC Heading" w:qFormat="1" w:semiHidden="1" w:uiPriority="39" w:unhideWhenUsed="1"/>
+    <w:lsdException w:name="Plain Table 1" w:uiPriority="41"/>
+    <w:lsdException w:name="Plain Table 2" w:uiPriority="42"/>
+    <w:lsdException w:name="Plain Table 3" w:uiPriority="43"/>
+    <w:lsdException w:name="Plain Table 4" w:uiPriority="44"/>
+    <w:lsdException w:name="Plain Table 5" w:uiPriority="45"/>
+    <w:lsdException w:name="Grid Table Light" w:uiPriority="40"/>
+    <w:lsdException w:name="Grid Table 1 Light" w:uiPriority="46"/>
+    <w:lsdException w:name="Grid Table 2" w:uiPriority="47"/>
+    <w:lsdException w:name="Grid Table 3" w:uiPriority="48"/>
+    <w:lsdException w:name="Grid Table 4" w:uiPriority="49"/>
+    <w:lsdException w:name="Grid Table 5 Dark" w:uiPriority="50"/>
+    <w:lsdException w:name="Grid Table 6 Colorful" w:uiPriority="51"/>
+    <w:lsdException w:name="Grid Table 7 Colorful" w:uiPriority="52"/>
+    <w:lsdException w:name="Grid Table 1 Light Accent 1" w:uiPriority="46"/>
+    <w:lsdException w:name="Grid Table 2 Accent 1" w:uiPriority="47"/>
+    <w:lsdException w:name="Grid Table 3 Accent 1" w:uiPriority="48"/>
+    <w:lsdException w:name="Grid Table 4 Accent 1" w:uiPriority="49"/>
+    <w:lsdException w:name="Grid Table 5 Dark Accent 1" w:uiPriority="50"/>
+    <w:lsdException w:name="Grid Table 6 Colorful Accent 1" w:uiPriority="51"/>
+    <w:lsdException w:name="Grid Table 7 Colorful Accent 1" w:uiPriority="52"/>
+    <w:lsdException w:name="Grid Table 1 Light Accent 2" w:uiPriority="46"/>
+    <w:lsdException w:name="Grid Table 2 Accent 2" w:uiPriority="47"/>
+    <w:lsdException w:name="Grid Table 3 Accent 2" w:uiPriority="48"/>
+    <w:lsdException w:name="Grid Table 4 Accent 2" w:uiPriority="49"/>
+    <w:lsdException w:name="Grid Table 5 Dark Accent 2" w:uiPriority="50"/>
+    <w:lsdException w:name="Grid Table 6 Colorful Accent 2" w:uiPriority="51"/>
+    <w:lsdException w:name="Grid Table 7 Colorful Accent 2" w:uiPriority="52"/>
+    <w:lsdException w:name="Grid Table 1 Light Accent 3" w:uiPriority="46"/>
+    <w:lsdException w:name="Grid Table 2 Accent 3" w:uiPriority="47"/>
+    <w:lsdException w:name="Grid Table 3 Accent 3" w:uiPriority="48"/>
+    <w:lsdException w:name="Grid Table 4 Accent 3" w:uiPriority="49"/>
+    <w:lsdException w:name="Grid Table 5 Dark Accent 3" w:uiPriority="50"/>
+    <w:lsdException w:name="Grid Table 6 Colorful Accent 3" w:uiPriority="51"/>
+    <w:lsdException w:name="Grid Table 7 Colorful Accent 3" w:uiPriority="52"/>
+    <w:lsdException w:name="Grid Table 1 Light Accent 4" w:uiPriority="46"/>
+    <w:lsdException w:name="Grid Table 2 Accent 4" w:uiPriority="47"/>
+    <w:lsdException w:name="Grid Table 3 Accent 4" w:uiPriority="48"/>
+    <w:lsdException w:name="Grid Table 4 Accent 4" w:uiPriority="49"/>
+    <w:lsdException w:name="Grid Table 5 Dark Accent 4" w:uiPriority="50"/>
+    <w:lsdException w:name="Grid Table 6 Colorful Accent 4" w:uiPriority="51"/>
+    <w:lsdException w:name="Grid Table 7 Colorful Accent 4" w:uiPriority="52"/>
+    <w:lsdException w:name="Grid Table 1 Light Accent 5" w:uiPriority="46"/>
+    <w:lsdException w:name="Grid Table 2 Accent 5" w:uiPriority="47"/>
+    <w:lsdException w:name="Grid Table 3 Accent 5" w:uiPriority="48"/>
+    <w:lsdException w:name="Grid Table 4 Accent 5" w:uiPriority="49"/>
+    <w:lsdException w:name="Grid Table 5 Dark Accent 5" w:uiPriority="50"/>
+    <w:lsdException w:name="Grid Table 6 Colorful Accent 5" w:uiPriority="51"/>
+    <w:lsdException w:name="Grid Table 7 Colorful Accent 5" w:uiPriority="52"/>
+    <w:lsdException w:name="Grid Table 1 Light Accent 6" w:uiPriority="46"/>
+    <w:lsdException w:name="Grid Table 2 Accent 6" w:uiPriority="47"/>
+    <w:lsdException w:name="Grid Table 3 Accent 6" w:uiPriority="48"/>
+    <w:lsdException w:name="Grid Table 4 Accent 6" w:uiPriority="49"/>
+    <w:lsdException w:name="Grid Table 5 Dark Accent 6" w:uiPriority="50"/>
+    <w:lsdException w:name="Grid Table 6 Colorful Accent 6" w:uiPriority="51"/>
+    <w:lsdException w:name="Grid Table 7 Colorful Accent 6" w:uiPriority="52"/>
+    <w:lsdException w:name="List Table 1 Light" w:uiPriority="46"/>
+    <w:lsdException w:name="List Table 2" w:uiPriority="47"/>
+    <w:lsdException w:name="List Table 3" w:uiPriority="48"/>
+    <w:lsdException w:name="List Table 4" w:uiPriority="49"/>
+    <w:lsdException w:name="List Table 5 Dark" w:uiPriority="50"/>
+    <w:lsdException w:name="List Table 6 Colorful" w:uiPriority="51"/>
+    <w:lsdException w:name="List Table 7 Colorful" w:uiPriority="52"/>
+    <w:lsdException w:name="List Table 1 Light Accent 1" w:uiPriority="46"/>
+    <w:lsdException w:name="List Table 2 Accent 1" w:uiPriority="47"/>
+    <w:lsdException w:name="List Table 3 Accent 1" w:uiPriority="48"/>
+    <w:lsdException w:name="List Table 4 Accent 1" w:uiPriority="49"/>
+    <w:lsdException w:name="List Table 5 Dark Accent 1" w:uiPriority="50"/>
+    <w:lsdException w:name="List Table 6 Colorful Accent 1" w:uiPriority="51"/>
+    <w:lsdException w:name="List Table 7 Colorful Accent 1" w:uiPriority="52"/>
+    <w:lsdException w:name="List Table 1 Light Accent 2" w:uiPriority="46"/>
+    <w:lsdException w:name="List Table 2 Accent 2" w:uiPriority="47"/>
+    <w:lsdException w:name="List Table 3 Accent 2" w:uiPriority="48"/>
+    <w:lsdException w:name="List Table 4 Accent 2" w:uiPriority="49"/>
+    <w:lsdException w:name="List Table 5 Dark Accent 2" w:uiPriority="50"/>
+    <w:lsdException w:name="List Table 6 Colorful Accent 2" w:uiPriority="51"/>
+    <w:lsdException w:name="List Table 7 Colorful Accent 2" w:uiPriority="52"/>
+    <w:lsdException w:name="List Table 1 Light Accent 3" w:uiPriority="46"/>
+    <w:lsdException w:name="List Table 2 Accent 3" w:uiPriority="47"/>
+    <w:lsdException w:name="List Table 3 Accent 3" w:uiPriority="48"/>
+    <w:lsdException w:name="List Table 4 Accent 3" w:uiPriority="49"/>
+    <w:lsdException w:name="List Table 5 Dark Accent 3" w:uiPriority="50"/>
+    <w:lsdException w:name="List Table 6 Colorful Accent 3" w:uiPriority="51"/>
+    <w:lsdException w:name="List Table 7 Colorful Accent 3" w:uiPriority="52"/>
+    <w:lsdException w:name="List Table 1 Light Accent 4" w:uiPriority="46"/>
+    <w:lsdException w:name="List Table 2 Accent 4" w:uiPriority="47"/>
+    <w:lsdException w:name="List Table 3 Accent 4" w:uiPriority="48"/>
+    <w:lsdException w:name="List Table 4 Accent 4" w:uiPriority="49"/>
+    <w:lsdException w:name="List Table 5 Dark Accent 4" w:uiPriority="50"/>
+    <w:lsdException w:name="List Table 6 Colorful Accent 4" w:uiPriority="51"/>
+    <w:lsdException w:name="List Table 7 Colorful Accent 4" w:uiPriority="52"/>
+    <w:lsdException w:name="List Table 1 Light Accent 5" w:uiPriority="46"/>
+    <w:lsdException w:name="List Table 2 Accent 5" w:uiPriority="47"/>
+    <w:lsdException w:name="List Table 3 Accent 5" w:uiPriority="48"/>
+    <w:lsdException w:name="List Table 4 Accent 5" w:uiPriority="49"/>
+    <w:lsdException w:name="List Table 5 Dark Accent 5" w:uiPriority="50"/>
+    <w:lsdException w:name="List Table 6 Colorful Accent 5" w:uiPriority="51"/>
+    <w:lsdException w:name="List Table 7 Colorful Accent 5" w:uiPriority="52"/>
+    <w:lsdException w:name="List Table 1 Light Accent 6" w:uiPriority="46"/>
+    <w:lsdException w:name="List Table 2 Accent 6" w:uiPriority="47"/>
+    <w:lsdException w:name="List Table 3 Accent 6" w:uiPriority="48"/>
+    <w:lsdException w:name="List Table 4 Accent 6" w:uiPriority="49"/>
+    <w:lsdException w:name="List Table 5 Dark Accent 6" w:uiPriority="50"/>
+    <w:lsdException w:name="List Table 6 Colorful Accent 6" w:uiPriority="51"/>
+    <w:lsdException w:name="List Table 7 Colorful Accent 6" w:uiPriority="52"/>
+    <w:lsdException w:name="Mention" w:semiHidden="1" w:unhideWhenUsed="1"/>
+    <w:lsdException w:name="Smart Hyperlink" w:semiHidden="1" w:unhideWhenUsed="1"/>
+    <w:lsdException w:name="Hashtag" w:semiHidden="1" w:unhideWhenUsed="1"/>
+    <w:lsdException w:name="Unresolved Mention" w:semiHidden="1" w:unhideWhenUsed="1"/>
+    <w:lsdException w:name="Smart Link" w:semiHidden="1" w:unhideWhenUsed="1"/>
+  </w:latentStyles>
   <w:style w:default="1" w:styleId="Normal" w:type="paragraph">
     <w:name w:val="Normal"/>
+    <w:hidden/>
+    <w:rsid w:val="00B94C31"/>
+    <w:rPr>
+      <w:rFonts w:ascii="Calibri" w:cs="Calibri" w:eastAsia="Calibri" w:hAnsi="Calibri"/>
+      <w:lang w:eastAsia="pt-BR"/>
+    </w:rPr>
+  </w:style>
+  <w:style w:styleId="Ttulo1" w:type="paragraph">
+    <w:name w:val="heading 1"/>
+    <w:basedOn w:val="Normal"/>
+    <w:next w:val="Normal"/>
+    <w:link w:val="Ttulo1Char"/>
+    <w:uiPriority w:val="9"/>
     <w:qFormat/>
-  </w:style>
-  <w:style w:styleId="BodyText" w:type="paragraph">
-    <w:name w:val="Body Text"/>
-    <w:basedOn w:val="Normal"/>
-    <w:link w:val="BodyTextChar"/>
-    <w:qFormat/>
+    <w:rsid w:val="006240C0"/>
     <w:pPr>
-      <w:spacing w:after="180" w:before="180"/>
-    </w:pPr>
-  </w:style>
-  <w:style w:customStyle="1" w:styleId="FirstParagraph" w:type="paragraph">
-    <w:name w:val="First Paragraph"/>
-    <w:basedOn w:val="BodyText"/>
-    <w:next w:val="BodyText"/>
-    <w:qFormat/>
-  </w:style>
-  <w:style w:customStyle="1" w:styleId="Compact" w:type="paragraph">
-    <w:name w:val="Compact"/>
-    <w:basedOn w:val="BodyText"/>
-    <w:qFormat/>
-    <w:pPr>
-      <w:spacing w:after="36" w:before="36"/>
-    </w:pPr>
-  </w:style>
-  <w:style w:styleId="Title" w:type="paragraph">
-    <w:name w:val="Title"/>
-    <w:basedOn w:val="Normal"/>
-    <w:next w:val="BodyText"/>
-    <w:link w:val="TitleChar"/>
-    <w:uiPriority w:val="10"/>
-    <w:qFormat/>
-    <w:rsid w:val="00A10FD9"/>
-    <w:pPr>
-      <w:spacing w:after="80" w:line="240" w:lineRule="auto"/>
-      <w:contextualSpacing/>
-      <w:jc w:val="center"/>
+      <w:keepNext/>
+      <w:keepLines/>
+      <w:spacing w:after="0" w:before="240"/>
+      <w:outlineLvl w:val="0"/>
     </w:pPr>
     <w:rPr>
       <w:rFonts w:asciiTheme="majorHAnsi" w:cstheme="majorBidi" w:eastAsiaTheme="majorEastAsia" w:hAnsiTheme="majorHAnsi"/>
-      <w:sz w:val="56"/>
-      <w:szCs w:val="56"/>
+      <w:color w:themeColor="accent1" w:themeShade="BF" w:val="2E74B5"/>
+      <w:sz w:val="32"/>
+      <w:szCs w:val="32"/>
     </w:rPr>
   </w:style>
-  <w:style w:customStyle="1" w:styleId="TitleChar" w:type="character">
-    <w:name w:val="Title Char"/>
-    <w:basedOn w:val="DefaultParagraphFont"/>
-    <w:link w:val="Title"/>
-    <w:uiPriority w:val="10"/>
-    <w:rsid w:val="00A10FD9"/>
-    <w:rPr>
-      <w:rFonts w:asciiTheme="majorHAnsi" w:cstheme="majorBidi" w:eastAsiaTheme="majorEastAsia" w:hAnsiTheme="majorHAnsi"/>
-      <w:sz w:val="56"/>
-      <w:szCs w:val="56"/>
-    </w:rPr>
-  </w:style>
-  <w:style w:styleId="Subtitle" w:type="paragraph">
-    <w:name w:val="Subtitle"/>
-    <w:basedOn w:val="Title"/>
-    <w:next w:val="BodyText"/>
-    <w:link w:val="SubtitleChar"/>
-    <w:uiPriority w:val="11"/>
+  <w:style w:styleId="Ttulo2" w:type="paragraph">
+    <w:name w:val="heading 2"/>
+    <w:basedOn w:val="Normal"/>
+    <w:next w:val="Normal"/>
+    <w:link w:val="Ttulo2Char"/>
+    <w:uiPriority w:val="9"/>
+    <w:semiHidden/>
+    <w:unhideWhenUsed/>
     <w:qFormat/>
-    <w:rsid w:val="00A10FD9"/>
-    <w:pPr>
-      <w:numPr>
-        <w:ilvl w:val="1"/>
-      </w:numPr>
-    </w:pPr>
-    <w:rPr>
-      <w:rFonts w:cstheme="majorBidi" w:eastAsiaTheme="majorEastAsia"/>
-      <w:spacing w:val="15"/>
-      <w:sz w:val="28"/>
-      <w:szCs w:val="28"/>
-    </w:rPr>
-  </w:style>
-  <w:style w:customStyle="1" w:styleId="SubtitleChar" w:type="character">
-    <w:name w:val="Subtitle Char"/>
-    <w:basedOn w:val="DefaultParagraphFont"/>
-    <w:link w:val="Subtitle"/>
-    <w:uiPriority w:val="11"/>
-    <w:rsid w:val="00A10FD9"/>
-    <w:rPr>
-      <w:rFonts w:cstheme="majorBidi" w:eastAsiaTheme="majorEastAsia"/>
-      <w:color w:themeColor="text1" w:themeTint="A6" w:val="595959"/>
-      <w:spacing w:val="15"/>
-      <w:sz w:val="28"/>
-      <w:szCs w:val="28"/>
-    </w:rPr>
-  </w:style>
-  <w:style w:customStyle="1" w:styleId="Author" w:type="paragraph">
-    <w:name w:val="Author"/>
-    <w:basedOn w:val="Title"/>
-    <w:next w:val="BodyText"/>
-    <w:qFormat/>
+    <w:rsid w:val="0004736A"/>
     <w:pPr>
       <w:keepNext/>
       <w:keepLines/>
+      <w:spacing w:after="0" w:before="40"/>
+      <w:outlineLvl w:val="1"/>
     </w:pPr>
     <w:rPr>
+      <w:rFonts w:asciiTheme="majorHAnsi" w:cstheme="majorBidi" w:eastAsiaTheme="majorEastAsia" w:hAnsiTheme="majorHAnsi"/>
+      <w:color w:themeColor="accent1" w:themeShade="BF" w:val="2E74B5"/>
+      <w:sz w:val="26"/>
+      <w:szCs w:val="26"/>
+    </w:rPr>
+  </w:style>
+  <w:style w:styleId="Ttulo3" w:type="paragraph">
+    <w:name w:val="heading 3"/>
+    <w:basedOn w:val="Normal"/>
+    <w:next w:val="Normal"/>
+    <w:link w:val="Ttulo3Char"/>
+    <w:uiPriority w:val="9"/>
+    <w:semiHidden/>
+    <w:unhideWhenUsed/>
+    <w:qFormat/>
+    <w:rsid w:val="003A129F"/>
+    <w:pPr>
+      <w:keepNext/>
+      <w:keepLines/>
+      <w:spacing w:after="0" w:before="40"/>
+      <w:outlineLvl w:val="2"/>
+    </w:pPr>
+    <w:rPr>
+      <w:rFonts w:asciiTheme="majorHAnsi" w:cstheme="majorBidi" w:eastAsiaTheme="majorEastAsia" w:hAnsiTheme="majorHAnsi"/>
+      <w:color w:themeColor="accent1" w:themeShade="7F" w:val="1F4D78"/>
       <w:sz w:val="24"/>
       <w:szCs w:val="24"/>
     </w:rPr>
   </w:style>
-  <w:style w:styleId="Date" w:type="paragraph">
-    <w:name w:val="Date"/>
-    <w:basedOn w:val="Title"/>
-    <w:next w:val="BodyText"/>
-    <w:qFormat/>
-    <w:pPr>
-      <w:keepNext/>
-      <w:keepLines/>
-    </w:pPr>
-    <w:rPr>
-      <w:sz w:val="24"/>
-      <w:szCs w:val="24"/>
-    </w:rPr>
-  </w:style>
-  <w:style w:customStyle="1" w:styleId="AbstractTitle" w:type="paragraph">
-    <w:name w:val="Abstract Title"/>
+  <w:style w:styleId="Ttulo4" w:type="paragraph">
+    <w:name w:val="heading 4"/>
     <w:basedOn w:val="Normal"/>
-    <w:next w:val="Abstract"/>
-    <w:qFormat/>
-    <w:pPr>
-      <w:keepNext/>
-      <w:keepLines/>
-      <w:spacing w:after="0" w:before="300"/>
-      <w:jc w:val="center"/>
-    </w:pPr>
-    <w:rPr>
-      <w:b/>
-      <w:sz w:val="20"/>
-      <w:szCs w:val="20"/>
-    </w:rPr>
-  </w:style>
-  <w:style w:customStyle="1" w:styleId="Abstract" w:type="paragraph">
-    <w:name w:val="Abstract"/>
-    <w:basedOn w:val="Normal"/>
-    <w:next w:val="BodyText"/>
-    <w:qFormat/>
-    <w:pPr>
-      <w:keepNext/>
-      <w:keepLines/>
-      <w:spacing w:after="300" w:before="100"/>
-    </w:pPr>
-    <w:rPr>
-      <w:sz w:val="20"/>
-      <w:szCs w:val="20"/>
-    </w:rPr>
-  </w:style>
-  <w:style w:styleId="Bibliography" w:type="paragraph">
-    <w:name w:val="Bibliography"/>
-    <w:basedOn w:val="Normal"/>
-    <w:next w:val="Bibliography"/>
-    <w:qFormat/>
-    <w:pPr/>
-    <w:rPr/>
-  </w:style>
-  <w:style w:styleId="Heading1" w:type="paragraph">
-    <w:name w:val="heading 1"/>
-    <w:basedOn w:val="Normal"/>
-    <w:next w:val="BodyText"/>
-    <w:link w:val="Heading1Char"/>
-    <w:uiPriority w:val="9"/>
-    <w:qFormat/>
-    <w:rsid w:val="00A10FD9"/>
-    <w:pPr>
-      <w:keepNext/>
-      <w:keepLines/>
-      <w:spacing w:after="80" w:before="360"/>
-      <w:outlineLvl w:val="0"/>
-    </w:pPr>
-    <w:rPr>
-      <w:rFonts w:asciiTheme="majorHAnsi" w:cstheme="majorBidi" w:eastAsiaTheme="majorEastAsia" w:hAnsiTheme="majorHAnsi"/>
-      <w:color w:themeColor="accent1" w:themeShade="BF" w:val="0F4761"/>
-      <w:sz w:val="40"/>
-      <w:szCs w:val="40"/>
-    </w:rPr>
-  </w:style>
-  <w:style w:styleId="Heading2" w:type="paragraph">
-    <w:name w:val="heading 2"/>
-    <w:basedOn w:val="Normal"/>
-    <w:next w:val="BodyText"/>
-    <w:link w:val="Heading2Char"/>
+    <w:next w:val="Normal"/>
+    <w:link w:val="Ttulo4Char"/>
     <w:uiPriority w:val="9"/>
     <w:semiHidden/>
     <w:unhideWhenUsed/>
     <w:qFormat/>
-    <w:rsid w:val="00A10FD9"/>
-    <w:pPr>
-      <w:keepNext/>
-      <w:keepLines/>
-      <w:spacing w:after="80" w:before="160"/>
-      <w:outlineLvl w:val="1"/>
-    </w:pPr>
-    <w:rPr>
-      <w:rFonts w:asciiTheme="majorHAnsi" w:cstheme="majorBidi" w:eastAsiaTheme="majorEastAsia" w:hAnsiTheme="majorHAnsi"/>
-      <w:color w:themeColor="accent1" w:themeShade="BF" w:val="0F4761"/>
-      <w:sz w:val="32"/>
-      <w:szCs w:val="32"/>
-    </w:rPr>
-  </w:style>
-  <w:style w:styleId="Heading3" w:type="paragraph">
-    <w:name w:val="heading 3"/>
-    <w:basedOn w:val="Normal"/>
-    <w:next w:val="BodyText"/>
-    <w:link w:val="Heading3Char"/>
-    <w:uiPriority w:val="9"/>
-    <w:semiHidden/>
-    <w:unhideWhenUsed/>
-    <w:qFormat/>
-    <w:rsid w:val="00A10FD9"/>
-    <w:pPr>
-      <w:keepNext/>
-      <w:keepLines/>
-      <w:spacing w:after="80" w:before="160"/>
-      <w:outlineLvl w:val="2"/>
-    </w:pPr>
-    <w:rPr>
-      <w:rFonts w:cstheme="majorBidi" w:eastAsiaTheme="majorEastAsia"/>
-      <w:color w:themeColor="accent1" w:themeShade="BF" w:val="0F4761"/>
-      <w:sz w:val="28"/>
-      <w:szCs w:val="28"/>
-    </w:rPr>
-  </w:style>
-  <w:style w:styleId="Heading4" w:type="paragraph">
-    <w:name w:val="heading 4"/>
-    <w:basedOn w:val="Normal"/>
-    <w:next w:val="BodyText"/>
-    <w:link w:val="Heading4Char"/>
-    <w:uiPriority w:val="9"/>
-    <w:semiHidden/>
-    <w:unhideWhenUsed/>
-    <w:qFormat/>
-    <w:rsid w:val="00A10FD9"/>
-    <w:pPr>
-      <w:keepNext/>
-      <w:keepLines/>
-      <w:spacing w:after="40" w:before="80"/>
-      <w:outlineLvl w:val="3"/>
-    </w:pPr>
-    <w:rPr>
-      <w:rFonts w:cstheme="majorBidi" w:eastAsiaTheme="majorEastAsia"/>
-      <w:i/>
-      <w:iCs/>
-      <w:color w:themeColor="accent1" w:themeShade="BF" w:val="0F4761"/>
-    </w:rPr>
-  </w:style>
-  <w:style w:styleId="Heading5" w:type="paragraph">
-    <w:name w:val="heading 5"/>
-    <w:basedOn w:val="Normal"/>
-    <w:next w:val="BodyText"/>
-    <w:link w:val="Heading5Char"/>
-    <w:uiPriority w:val="9"/>
-    <w:semiHidden/>
-    <w:unhideWhenUsed/>
-    <w:qFormat/>
-    <w:rsid w:val="00A10FD9"/>
-    <w:pPr>
-      <w:keepNext/>
-      <w:keepLines/>
-      <w:spacing w:after="40" w:before="80"/>
-      <w:outlineLvl w:val="4"/>
-    </w:pPr>
-    <w:rPr>
-      <w:rFonts w:cstheme="majorBidi" w:eastAsiaTheme="majorEastAsia"/>
-      <w:color w:themeColor="accent1" w:themeShade="BF" w:val="0F4761"/>
-    </w:rPr>
-  </w:style>
-  <w:style w:styleId="Heading6" w:type="paragraph">
-    <w:name w:val="heading 6"/>
-    <w:basedOn w:val="Normal"/>
-    <w:next w:val="BodyText"/>
-    <w:link w:val="Heading6Char"/>
-    <w:uiPriority w:val="9"/>
-    <w:semiHidden/>
-    <w:unhideWhenUsed/>
-    <w:qFormat/>
-    <w:rsid w:val="00A10FD9"/>
+    <w:rsid w:val="00B207AF"/>
     <w:pPr>
       <w:keepNext/>
       <w:keepLines/>
       <w:spacing w:after="0" w:before="40"/>
-      <w:outlineLvl w:val="5"/>
+      <w:outlineLvl w:val="3"/>
     </w:pPr>
     <w:rPr>
-      <w:rFonts w:cstheme="majorBidi" w:eastAsiaTheme="majorEastAsia"/>
+      <w:rFonts w:asciiTheme="majorHAnsi" w:cstheme="majorBidi" w:eastAsiaTheme="majorEastAsia" w:hAnsiTheme="majorHAnsi"/>
       <w:i/>
       <w:iCs/>
-      <w:color w:themeColor="text1" w:themeTint="A6" w:val="595959"/>
+      <w:color w:themeColor="accent1" w:themeShade="BF" w:val="2E74B5"/>
     </w:rPr>
   </w:style>
-  <w:style w:styleId="Heading7" w:type="paragraph">
-    <w:name w:val="heading 7"/>
-    <w:basedOn w:val="Normal"/>
-    <w:next w:val="BodyText"/>
-    <w:link w:val="Heading7Char"/>
-    <w:uiPriority w:val="9"/>
+  <w:style w:default="1" w:styleId="Fontepargpadro" w:type="character">
+    <w:name w:val="Default Paragraph Font"/>
+    <w:uiPriority w:val="1"/>
+    <w:unhideWhenUsed/>
+  </w:style>
+  <w:style w:default="1" w:styleId="Tabelanormal" w:type="table">
+    <w:name w:val="Normal Table"/>
+    <w:uiPriority w:val="99"/>
     <w:semiHidden/>
     <w:unhideWhenUsed/>
-    <w:qFormat/>
-    <w:rsid w:val="00A10FD9"/>
-    <w:pPr>
-      <w:keepNext/>
-      <w:keepLines/>
-      <w:spacing w:after="0" w:before="40"/>
-      <w:outlineLvl w:val="6"/>
-    </w:pPr>
-    <w:rPr>
-      <w:rFonts w:cstheme="majorBidi" w:eastAsiaTheme="majorEastAsia"/>
-      <w:color w:themeColor="text1" w:themeTint="A6" w:val="595959"/>
-    </w:rPr>
-  </w:style>
-  <w:style w:styleId="Heading8" w:type="paragraph">
-    <w:name w:val="heading 8"/>
-    <w:basedOn w:val="Normal"/>
-    <w:next w:val="BodyText"/>
-    <w:link w:val="Heading8Char"/>
-    <w:uiPriority w:val="9"/>
-    <w:semiHidden/>
-    <w:unhideWhenUsed/>
-    <w:qFormat/>
-    <w:rsid w:val="00A10FD9"/>
-    <w:pPr>
-      <w:keepNext/>
-      <w:keepLines/>
-      <w:spacing w:after="0"/>
-      <w:outlineLvl w:val="7"/>
-    </w:pPr>
-    <w:rPr>
-      <w:rFonts w:cstheme="majorBidi" w:eastAsiaTheme="majorEastAsia"/>
-      <w:i/>
-      <w:iCs/>
-      <w:color w:themeColor="text1" w:themeTint="D8" w:val="272727"/>
-    </w:rPr>
-  </w:style>
-  <w:style w:styleId="Heading9" w:type="paragraph">
-    <w:name w:val="heading 9"/>
-    <w:basedOn w:val="Normal"/>
-    <w:next w:val="BodyText"/>
-    <w:link w:val="Heading9Char"/>
-    <w:uiPriority w:val="9"/>
-    <w:semiHidden/>
-    <w:unhideWhenUsed/>
-    <w:qFormat/>
-    <w:rsid w:val="00A10FD9"/>
-    <w:pPr>
-      <w:keepNext/>
-      <w:keepLines/>
-      <w:spacing w:after="0"/>
-      <w:outlineLvl w:val="8"/>
-    </w:pPr>
-    <w:rPr>
-      <w:rFonts w:cstheme="majorBidi" w:eastAsiaTheme="majorEastAsia"/>
-      <w:color w:themeColor="text1" w:themeTint="D8" w:val="272727"/>
-    </w:rPr>
-  </w:style>
-  <w:style w:customStyle="1" w:styleId="Heading1Char" w:type="character">
-    <w:name w:val="Heading 1 Char"/>
-    <w:basedOn w:val="DefaultParagraphFont"/>
-    <w:link w:val="Heading1"/>
-    <w:uiPriority w:val="9"/>
-    <w:rsid w:val="00A10FD9"/>
-    <w:rPr>
-      <w:rFonts w:asciiTheme="majorHAnsi" w:cstheme="majorBidi" w:eastAsiaTheme="majorEastAsia" w:hAnsiTheme="majorHAnsi"/>
-      <w:color w:themeColor="accent1" w:themeShade="BF" w:val="0F4761"/>
-      <w:sz w:val="40"/>
-      <w:szCs w:val="40"/>
-    </w:rPr>
-  </w:style>
-  <w:style w:customStyle="1" w:styleId="Heading2Char" w:type="character">
-    <w:name w:val="Heading 2 Char"/>
-    <w:basedOn w:val="DefaultParagraphFont"/>
-    <w:link w:val="Heading2"/>
-    <w:uiPriority w:val="9"/>
-    <w:semiHidden/>
-    <w:rsid w:val="00A10FD9"/>
-    <w:rPr>
-      <w:rFonts w:asciiTheme="majorHAnsi" w:cstheme="majorBidi" w:eastAsiaTheme="majorEastAsia" w:hAnsiTheme="majorHAnsi"/>
-      <w:color w:themeColor="accent1" w:themeShade="BF" w:val="0F4761"/>
-      <w:sz w:val="32"/>
-      <w:szCs w:val="32"/>
-    </w:rPr>
-  </w:style>
-  <w:style w:customStyle="1" w:styleId="Heading3Char" w:type="character">
-    <w:name w:val="Heading 3 Char"/>
-    <w:basedOn w:val="DefaultParagraphFont"/>
-    <w:link w:val="Heading3"/>
-    <w:uiPriority w:val="9"/>
-    <w:semiHidden/>
-    <w:rsid w:val="00A10FD9"/>
-    <w:rPr>
-      <w:rFonts w:cstheme="majorBidi" w:eastAsiaTheme="majorEastAsia"/>
-      <w:color w:themeColor="accent1" w:themeShade="BF" w:val="0F4761"/>
-      <w:sz w:val="28"/>
-      <w:szCs w:val="28"/>
-    </w:rPr>
-  </w:style>
-  <w:style w:customStyle="1" w:styleId="Heading4Char" w:type="character">
-    <w:name w:val="Heading 4 Char"/>
-    <w:basedOn w:val="DefaultParagraphFont"/>
-    <w:link w:val="Heading4"/>
-    <w:uiPriority w:val="9"/>
-    <w:semiHidden/>
-    <w:rsid w:val="00A10FD9"/>
-    <w:rPr>
-      <w:rFonts w:cstheme="majorBidi" w:eastAsiaTheme="majorEastAsia"/>
-      <w:i/>
-      <w:iCs/>
-      <w:color w:themeColor="accent1" w:themeShade="BF" w:val="0F4761"/>
-    </w:rPr>
-  </w:style>
-  <w:style w:customStyle="1" w:styleId="Heading5Char" w:type="character">
-    <w:name w:val="Heading 5 Char"/>
-    <w:basedOn w:val="DefaultParagraphFont"/>
-    <w:link w:val="Heading5"/>
-    <w:uiPriority w:val="9"/>
-    <w:semiHidden/>
-    <w:rsid w:val="00A10FD9"/>
-    <w:rPr>
-      <w:rFonts w:cstheme="majorBidi" w:eastAsiaTheme="majorEastAsia"/>
-      <w:color w:themeColor="accent1" w:themeShade="BF" w:val="0F4761"/>
-    </w:rPr>
-  </w:style>
-  <w:style w:customStyle="1" w:styleId="Heading6Char" w:type="character">
-    <w:name w:val="Heading 6 Char"/>
-    <w:basedOn w:val="DefaultParagraphFont"/>
-    <w:link w:val="Heading6"/>
-    <w:uiPriority w:val="9"/>
-    <w:semiHidden/>
-    <w:rsid w:val="00A10FD9"/>
-    <w:rPr>
-      <w:rFonts w:cstheme="majorBidi" w:eastAsiaTheme="majorEastAsia"/>
-      <w:i/>
-      <w:iCs/>
-      <w:color w:themeColor="text1" w:themeTint="A6" w:val="595959"/>
-    </w:rPr>
-  </w:style>
-  <w:style w:customStyle="1" w:styleId="Heading7Char" w:type="character">
-    <w:name w:val="Heading 7 Char"/>
-    <w:basedOn w:val="DefaultParagraphFont"/>
-    <w:link w:val="Heading7"/>
-    <w:uiPriority w:val="9"/>
-    <w:semiHidden/>
-    <w:rsid w:val="00A10FD9"/>
-    <w:rPr>
-      <w:rFonts w:cstheme="majorBidi" w:eastAsiaTheme="majorEastAsia"/>
-      <w:color w:themeColor="text1" w:themeTint="A6" w:val="595959"/>
-    </w:rPr>
-  </w:style>
-  <w:style w:customStyle="1" w:styleId="Heading8Char" w:type="character">
-    <w:name w:val="Heading 8 Char"/>
-    <w:basedOn w:val="DefaultParagraphFont"/>
-    <w:link w:val="Heading8"/>
-    <w:uiPriority w:val="9"/>
-    <w:semiHidden/>
-    <w:rsid w:val="00A10FD9"/>
-    <w:rPr>
-      <w:rFonts w:cstheme="majorBidi" w:eastAsiaTheme="majorEastAsia"/>
-      <w:i/>
-      <w:iCs/>
-      <w:color w:themeColor="text1" w:themeTint="D8" w:val="272727"/>
-    </w:rPr>
-  </w:style>
-  <w:style w:customStyle="1" w:styleId="Heading9Char" w:type="character">
-    <w:name w:val="Heading 9 Char"/>
-    <w:basedOn w:val="DefaultParagraphFont"/>
-    <w:link w:val="Heading9"/>
-    <w:uiPriority w:val="9"/>
-    <w:semiHidden/>
-    <w:rsid w:val="00A10FD9"/>
-    <w:rPr>
-      <w:rFonts w:cstheme="majorBidi" w:eastAsiaTheme="majorEastAsia"/>
-      <w:color w:themeColor="text1" w:themeTint="D8" w:val="272727"/>
-    </w:rPr>
-  </w:style>
-  <w:style w:styleId="BlockText" w:type="paragraph">
-    <w:name w:val="Block Text"/>
-    <w:basedOn w:val="BodyText"/>
-    <w:next w:val="BodyText"/>
-    <w:uiPriority w:val="9"/>
-    <w:unhideWhenUsed/>
-    <w:qFormat/>
-    <w:pPr>
-      <w:spacing w:after="100" w:before="100"/>
-      <w:ind w:firstLine="0" w:left="480" w:right="480"/>
-    </w:pPr>
-  </w:style>
-  <w:style w:styleId="FootnoteText" w:type="paragraph">
-    <w:name w:val="Footnote Text"/>
-    <w:basedOn w:val="Normal"/>
-    <w:next w:val="FootnoteText"/>
-    <w:uiPriority w:val="9"/>
-    <w:unhideWhenUsed/>
-    <w:qFormat/>
-  </w:style>
-  <w:style w:styleId="FootnoteBlockText" w:type="paragraph">
-    <w:name w:val="Footnote Block Text"/>
-    <w:basedOn w:val="FootnoteText"/>
-    <w:next w:val="FootnoteText"/>
-    <w:uiPriority w:val="9"/>
-    <w:unhideWhenUsed/>
-    <w:qFormat/>
-    <w:pPr>
-      <w:spacing w:after="100" w:before="100"/>
-      <w:ind w:firstLine="0" w:left="480" w:right="480"/>
-    </w:pPr>
-  </w:style>
-  <w:style w:default="1" w:styleId="DefaultParagraphFont" w:type="character">
-    <w:name w:val="Default Paragraph Font"/>
-    <w:semiHidden/>
-    <w:unhideWhenUsed/>
-  </w:style>
-  <w:style w:default="1" w:styleId="Table" w:type="table">
-    <w:name w:val="Table"/>
-    <w:basedOn w:val="TableNormal"/>
-    <w:semiHidden/>
-    <w:unhideWhenUsed/>
-    <w:qFormat/>
     <w:tblPr>
       <w:tblInd w:type="dxa" w:w="0"/>
       <w:tblCellMar>
@@ -5656,112 +9549,331 @@
         <w:right w:type="dxa" w:w="108"/>
       </w:tblCellMar>
     </w:tblPr>
-    <w:tblStylePr w:type="firstRow">
-      <w:tcPr>
-        <w:tcBorders>
-          <w:bottom w:val="single"/>
-        </w:tcBorders>
-        <w:vAlign w:val="bottom"/>
-      </w:tcPr>
-    </w:tblStylePr>
   </w:style>
-  <w:style w:customStyle="1" w:styleId="DefinitionTerm" w:type="paragraph">
-    <w:name w:val="Definition Term"/>
+  <w:style w:default="1" w:styleId="Semlista" w:type="numbering">
+    <w:name w:val="No List"/>
+    <w:uiPriority w:val="99"/>
+    <w:semiHidden/>
+    <w:unhideWhenUsed/>
+  </w:style>
+  <w:style w:styleId="NormalWeb" w:type="paragraph">
+    <w:name w:val="Normal (Web)"/>
     <w:basedOn w:val="Normal"/>
-    <w:next w:val="Definition"/>
+    <w:uiPriority w:val="99"/>
+    <w:unhideWhenUsed/>
+    <w:rsid w:val="009273A9"/>
     <w:pPr>
-      <w:keepNext/>
-      <w:keepLines/>
-      <w:spacing w:after="0"/>
+      <w:spacing w:after="100" w:afterAutospacing="1" w:before="100" w:beforeAutospacing="1" w:line="240" w:lineRule="auto"/>
     </w:pPr>
     <w:rPr>
-      <w:b/>
+      <w:rFonts w:ascii="Times New Roman" w:cs="Times New Roman" w:eastAsia="Times New Roman" w:hAnsi="Times New Roman"/>
+      <w:sz w:val="24"/>
+      <w:szCs w:val="24"/>
     </w:rPr>
   </w:style>
-  <w:style w:customStyle="1" w:styleId="Definition" w:type="paragraph">
-    <w:name w:val="Definition"/>
+  <w:style w:styleId="PargrafodaLista" w:type="paragraph">
+    <w:name w:val="List Paragraph"/>
     <w:basedOn w:val="Normal"/>
+    <w:uiPriority w:val="34"/>
+    <w:qFormat/>
+    <w:rsid w:val="009273A9"/>
+    <w:pPr>
+      <w:ind w:left="720"/>
+      <w:contextualSpacing/>
+    </w:pPr>
   </w:style>
-  <w:style w:styleId="Caption" w:type="paragraph">
-    <w:name w:val="Caption"/>
+  <w:style w:styleId="Refdecomentrio" w:type="character">
+    <w:name w:val="annotation reference"/>
+    <w:basedOn w:val="Fontepargpadro"/>
+    <w:uiPriority w:val="99"/>
+    <w:semiHidden/>
+    <w:unhideWhenUsed/>
+    <w:rsid w:val="007F7C5C"/>
+    <w:rPr>
+      <w:sz w:val="16"/>
+      <w:szCs w:val="16"/>
+    </w:rPr>
+  </w:style>
+  <w:style w:styleId="Cabealho" w:type="paragraph">
+    <w:name w:val="header"/>
     <w:basedOn w:val="Normal"/>
-    <w:link w:val="BodyTextChar"/>
+    <w:link w:val="CabealhoChar"/>
+    <w:uiPriority w:val="99"/>
+    <w:semiHidden/>
+    <w:unhideWhenUsed/>
+    <w:rsid w:val="00DE70AC"/>
     <w:pPr>
-      <w:spacing w:after="120" w:before="0"/>
+      <w:tabs>
+        <w:tab w:pos="4680" w:val="center"/>
+        <w:tab w:pos="9360" w:val="right"/>
+      </w:tabs>
+      <w:spacing w:after="0" w:line="240" w:lineRule="auto"/>
+    </w:pPr>
+  </w:style>
+  <w:style w:customStyle="1" w:styleId="CabealhoChar" w:type="character">
+    <w:name w:val="Cabeçalho Char"/>
+    <w:basedOn w:val="Fontepargpadro"/>
+    <w:link w:val="Cabealho"/>
+    <w:uiPriority w:val="99"/>
+    <w:semiHidden/>
+    <w:rsid w:val="00496023"/>
+    <w:rPr>
+      <w:rFonts w:ascii="Calibri" w:cs="Calibri" w:eastAsia="Calibri" w:hAnsi="Calibri"/>
+      <w:lang w:eastAsia="pt-BR"/>
+    </w:rPr>
+  </w:style>
+  <w:style w:styleId="Rodap" w:type="paragraph">
+    <w:name w:val="footer"/>
+    <w:basedOn w:val="Normal"/>
+    <w:link w:val="RodapChar"/>
+    <w:uiPriority w:val="99"/>
+    <w:semiHidden/>
+    <w:unhideWhenUsed/>
+    <w:rsid w:val="00DE70AC"/>
+    <w:pPr>
+      <w:tabs>
+        <w:tab w:pos="4680" w:val="center"/>
+        <w:tab w:pos="9360" w:val="right"/>
+      </w:tabs>
+      <w:spacing w:after="0" w:line="240" w:lineRule="auto"/>
+    </w:pPr>
+  </w:style>
+  <w:style w:customStyle="1" w:styleId="RodapChar" w:type="character">
+    <w:name w:val="Rodapé Char"/>
+    <w:basedOn w:val="Fontepargpadro"/>
+    <w:link w:val="Rodap"/>
+    <w:uiPriority w:val="99"/>
+    <w:semiHidden/>
+    <w:rsid w:val="00496023"/>
+    <w:rPr>
+      <w:rFonts w:ascii="Calibri" w:cs="Calibri" w:eastAsia="Calibri" w:hAnsi="Calibri"/>
+      <w:lang w:eastAsia="pt-BR"/>
+    </w:rPr>
+  </w:style>
+  <w:style w:customStyle="1" w:styleId="CommentTextChar1" w:type="character">
+    <w:name w:val="Comment Text Char1"/>
+    <w:basedOn w:val="Fontepargpadro"/>
+    <w:uiPriority w:val="99"/>
+    <w:semiHidden/>
+    <w:rsid w:val="00496023"/>
+    <w:rPr>
+      <w:rFonts w:ascii="Calibri" w:cs="Calibri" w:eastAsia="Calibri" w:hAnsi="Calibri"/>
+      <w:sz w:val="20"/>
+      <w:szCs w:val="20"/>
+      <w:lang w:eastAsia="pt-BR"/>
+    </w:rPr>
+  </w:style>
+  <w:style w:customStyle="1" w:styleId="CommentSubjectChar1" w:type="character">
+    <w:name w:val="Comment Subject Char1"/>
+    <w:basedOn w:val="CommentTextChar1"/>
+    <w:uiPriority w:val="99"/>
+    <w:semiHidden/>
+    <w:rsid w:val="00496023"/>
+    <w:rPr>
+      <w:rFonts w:ascii="Calibri" w:cs="Calibri" w:eastAsia="Calibri" w:hAnsi="Calibri"/>
+      <w:b/>
+      <w:bCs/>
+      <w:sz w:val="20"/>
+      <w:szCs w:val="20"/>
+      <w:lang w:eastAsia="pt-BR"/>
+    </w:rPr>
+  </w:style>
+  <w:style w:styleId="Tabelacomgrade" w:type="table">
+    <w:name w:val="Table Grid"/>
+    <w:basedOn w:val="Tabelanormal"/>
+    <w:uiPriority w:val="39"/>
+    <w:rsid w:val="00B84148"/>
+    <w:pPr>
+      <w:spacing w:after="0" w:line="240" w:lineRule="auto"/>
+    </w:pPr>
+    <w:tblPr>
+      <w:tblBorders>
+        <w:top w:color="000000" w:space="0" w:sz="4" w:themeColor="text1" w:val="single"/>
+        <w:left w:color="000000" w:space="0" w:sz="4" w:themeColor="text1" w:val="single"/>
+        <w:bottom w:color="000000" w:space="0" w:sz="4" w:themeColor="text1" w:val="single"/>
+        <w:right w:color="000000" w:space="0" w:sz="4" w:themeColor="text1" w:val="single"/>
+        <w:insideH w:color="000000" w:space="0" w:sz="4" w:themeColor="text1" w:val="single"/>
+        <w:insideV w:color="000000" w:space="0" w:sz="4" w:themeColor="text1" w:val="single"/>
+      </w:tblBorders>
+    </w:tblPr>
+  </w:style>
+  <w:style w:customStyle="1" w:styleId="normaltextrun" w:type="character">
+    <w:name w:val="normaltextrun"/>
+    <w:basedOn w:val="Fontepargpadro"/>
+    <w:rsid w:val="00B84148"/>
+  </w:style>
+  <w:style w:customStyle="1" w:styleId="ui-provider" w:type="character">
+    <w:name w:val="ui-provider"/>
+    <w:basedOn w:val="Fontepargpadro"/>
+    <w:rsid w:val="00B84148"/>
+  </w:style>
+  <w:style w:customStyle="1" w:styleId="paragraph" w:type="paragraph">
+    <w:name w:val="paragraph"/>
+    <w:basedOn w:val="Normal"/>
+    <w:rsid w:val="003D7B5D"/>
+    <w:pPr>
+      <w:spacing w:after="100" w:afterAutospacing="1" w:before="100" w:beforeAutospacing="1" w:line="240" w:lineRule="auto"/>
     </w:pPr>
     <w:rPr>
-      <w:i/>
+      <w:rFonts w:ascii="Times New Roman" w:cs="Times New Roman" w:eastAsia="Times New Roman" w:hAnsi="Times New Roman"/>
+      <w:sz w:val="24"/>
+      <w:szCs w:val="24"/>
     </w:rPr>
   </w:style>
-  <w:style w:customStyle="1" w:styleId="TableCaption" w:type="paragraph">
-    <w:name w:val="Table Caption"/>
-    <w:basedOn w:val="Caption"/>
+  <w:style w:customStyle="1" w:styleId="eop" w:type="character">
+    <w:name w:val="eop"/>
+    <w:basedOn w:val="Fontepargpadro"/>
+    <w:rsid w:val="003D7B5D"/>
+  </w:style>
+  <w:style w:customStyle="1" w:styleId="wacimagecontainer" w:type="character">
+    <w:name w:val="wacimagecontainer"/>
+    <w:basedOn w:val="Fontepargpadro"/>
+    <w:rsid w:val="003D7B5D"/>
+  </w:style>
+  <w:style w:styleId="Reviso" w:type="paragraph">
+    <w:name w:val="Revision"/>
+    <w:hidden/>
+    <w:uiPriority w:val="99"/>
+    <w:semiHidden/>
+    <w:rsid w:val="00373AF5"/>
     <w:pPr>
-      <w:keepNext/>
+      <w:spacing w:after="0" w:line="240" w:lineRule="auto"/>
     </w:pPr>
-  </w:style>
-  <w:style w:customStyle="1" w:styleId="ImageCaption" w:type="paragraph">
-    <w:name w:val="Image Caption"/>
-    <w:basedOn w:val="Caption"/>
-  </w:style>
-  <w:style w:customStyle="1" w:styleId="Figure" w:type="paragraph">
-    <w:name w:val="Figure"/>
-    <w:basedOn w:val="Normal"/>
-  </w:style>
-  <w:style w:customStyle="1" w:styleId="CaptionedFigure" w:type="paragraph">
-    <w:name w:val="Captioned Figure"/>
-    <w:basedOn w:val="Figure"/>
-    <w:pPr>
-      <w:keepNext/>
-    </w:pPr>
-  </w:style>
-  <w:style w:customStyle="1" w:styleId="BodyTextChar" w:type="character">
-    <w:name w:val="Body Text Char"/>
-    <w:basedOn w:val="DefaultParagraphFont"/>
-    <w:link w:val="BodyText"/>
-  </w:style>
-  <w:style w:customStyle="1" w:styleId="VerbatimChar" w:type="character">
-    <w:name w:val="Verbatim Char"/>
-    <w:basedOn w:val="BodyTextChar"/>
     <w:rPr>
-      <w:rFonts w:ascii="Consolas" w:hAnsi="Consolas"/>
-      <w:sz w:val="22"/>
+      <w:rFonts w:ascii="Calibri" w:cs="Calibri" w:eastAsia="Calibri" w:hAnsi="Calibri"/>
+      <w:lang w:eastAsia="pt-BR"/>
     </w:rPr>
   </w:style>
-  <w:style w:customStyle="1" w:styleId="SectionNumber" w:type="character">
-    <w:name w:val="Section Number"/>
-    <w:basedOn w:val="BodyTextChar"/>
+  <w:style w:customStyle="1" w:styleId="HeaderChar" w:type="character">
+    <w:name w:val="Header Char"/>
+    <w:basedOn w:val="Fontepargpadro"/>
+    <w:uiPriority w:val="99"/>
+    <w:semiHidden/>
+    <w:rsid w:val="0094060B"/>
+    <w:rPr>
+      <w:rFonts w:ascii="Calibri" w:cs="Calibri" w:eastAsia="Calibri" w:hAnsi="Calibri"/>
+      <w:lang w:eastAsia="pt-BR"/>
+    </w:rPr>
   </w:style>
-  <w:style w:styleId="FootnoteReference" w:type="character">
-    <w:name w:val="Footnote Reference"/>
-    <w:basedOn w:val="BodyTextChar"/>
+  <w:style w:styleId="Textodecomentrio" w:type="paragraph">
+    <w:name w:val="annotation text"/>
+    <w:basedOn w:val="Normal"/>
+    <w:link w:val="TextodecomentrioChar"/>
+    <w:uiPriority w:val="99"/>
+    <w:semiHidden/>
+    <w:unhideWhenUsed/>
+    <w:pPr>
+      <w:spacing w:line="240" w:lineRule="auto"/>
+    </w:pPr>
     <w:rPr>
-      <w:vertAlign w:val="superscript"/>
+      <w:sz w:val="20"/>
+      <w:szCs w:val="20"/>
+    </w:rPr>
+  </w:style>
+  <w:style w:customStyle="1" w:styleId="TextodecomentrioChar" w:type="character">
+    <w:name w:val="Texto de comentário Char"/>
+    <w:basedOn w:val="Fontepargpadro"/>
+    <w:link w:val="Textodecomentrio"/>
+    <w:uiPriority w:val="99"/>
+    <w:semiHidden/>
+    <w:rPr>
+      <w:rFonts w:ascii="Calibri" w:cs="Calibri" w:eastAsia="Calibri" w:hAnsi="Calibri"/>
+      <w:sz w:val="20"/>
+      <w:szCs w:val="20"/>
+      <w:lang w:eastAsia="pt-BR"/>
     </w:rPr>
   </w:style>
   <w:style w:styleId="Hyperlink" w:type="character">
     <w:name w:val="Hyperlink"/>
-    <w:basedOn w:val="BodyTextChar"/>
+    <w:basedOn w:val="Fontepargpadro"/>
+    <w:uiPriority w:val="99"/>
+    <w:unhideWhenUsed/>
+    <w:rsid w:val="00802B5B"/>
     <w:rPr>
-      <w:color w:themeColor="accent1" w:val="4F81BD"/>
+      <w:color w:themeColor="hyperlink" w:val="0563C1"/>
+      <w:u w:val="single"/>
     </w:rPr>
   </w:style>
-  <w:style w:styleId="TOCHeading" w:type="paragraph">
-    <w:name w:val="TOC Heading"/>
-    <w:basedOn w:val="Heading1"/>
-    <w:next w:val="BodyText"/>
-    <w:uiPriority w:val="39"/>
+  <w:style w:styleId="MenoPendente" w:type="character">
+    <w:name w:val="Unresolved Mention"/>
+    <w:basedOn w:val="Fontepargpadro"/>
+    <w:uiPriority w:val="99"/>
+    <w:semiHidden/>
     <w:unhideWhenUsed/>
-    <w:qFormat/>
-    <w:pPr>
-      <w:spacing w:before="240" w:line="259" w:lineRule="auto"/>
-      <w:outlineLvl w:val="9"/>
-    </w:pPr>
+    <w:rsid w:val="00802B5B"/>
+    <w:rPr>
+      <w:color w:val="605E5C"/>
+      <w:shd w:color="auto" w:fill="E1DFDD" w:val="clear"/>
+    </w:rPr>
+  </w:style>
+  <w:style w:customStyle="1" w:styleId="Ttulo3Char" w:type="character">
+    <w:name w:val="Título 3 Char"/>
+    <w:basedOn w:val="Fontepargpadro"/>
+    <w:link w:val="Ttulo3"/>
+    <w:uiPriority w:val="9"/>
+    <w:semiHidden/>
+    <w:rsid w:val="003A129F"/>
     <w:rPr>
       <w:rFonts w:asciiTheme="majorHAnsi" w:cstheme="majorBidi" w:eastAsiaTheme="majorEastAsia" w:hAnsiTheme="majorHAnsi"/>
-      <w:b w:val="0"/>
-      <w:bCs w:val="0"/>
-      <w:color w:themeColor="accent1" w:themeShade="BF" w:val="365F91"/>
+      <w:color w:themeColor="accent1" w:themeShade="7F" w:val="1F4D78"/>
+      <w:sz w:val="24"/>
+      <w:szCs w:val="24"/>
+      <w:lang w:eastAsia="pt-BR"/>
+    </w:rPr>
+  </w:style>
+  <w:style w:customStyle="1" w:styleId="Ttulo1Char" w:type="character">
+    <w:name w:val="Título 1 Char"/>
+    <w:basedOn w:val="Fontepargpadro"/>
+    <w:link w:val="Ttulo1"/>
+    <w:uiPriority w:val="9"/>
+    <w:rsid w:val="006240C0"/>
+    <w:rPr>
+      <w:rFonts w:asciiTheme="majorHAnsi" w:cstheme="majorBidi" w:eastAsiaTheme="majorEastAsia" w:hAnsiTheme="majorHAnsi"/>
+      <w:color w:themeColor="accent1" w:themeShade="BF" w:val="2E74B5"/>
+      <w:sz w:val="32"/>
+      <w:szCs w:val="32"/>
+      <w:lang w:eastAsia="pt-BR"/>
+    </w:rPr>
+  </w:style>
+  <w:style w:customStyle="1" w:styleId="Ttulo4Char" w:type="character">
+    <w:name w:val="Título 4 Char"/>
+    <w:basedOn w:val="Fontepargpadro"/>
+    <w:link w:val="Ttulo4"/>
+    <w:uiPriority w:val="9"/>
+    <w:semiHidden/>
+    <w:rsid w:val="00B207AF"/>
+    <w:rPr>
+      <w:rFonts w:asciiTheme="majorHAnsi" w:cstheme="majorBidi" w:eastAsiaTheme="majorEastAsia" w:hAnsiTheme="majorHAnsi"/>
+      <w:i/>
+      <w:iCs/>
+      <w:color w:themeColor="accent1" w:themeShade="BF" w:val="2E74B5"/>
+      <w:lang w:eastAsia="pt-BR"/>
+    </w:rPr>
+  </w:style>
+  <w:style w:styleId="Forte" w:type="character">
+    <w:name w:val="Strong"/>
+    <w:basedOn w:val="Fontepargpadro"/>
+    <w:uiPriority w:val="22"/>
+    <w:qFormat/>
+    <w:rsid w:val="00042EF3"/>
+    <w:rPr>
+      <w:b/>
+      <w:bCs/>
+    </w:rPr>
+  </w:style>
+  <w:style w:customStyle="1" w:styleId="Ttulo2Char" w:type="character">
+    <w:name w:val="Título 2 Char"/>
+    <w:basedOn w:val="Fontepargpadro"/>
+    <w:link w:val="Ttulo2"/>
+    <w:uiPriority w:val="9"/>
+    <w:semiHidden/>
+    <w:rsid w:val="0004736A"/>
+    <w:rPr>
+      <w:rFonts w:asciiTheme="majorHAnsi" w:cstheme="majorBidi" w:eastAsiaTheme="majorEastAsia" w:hAnsiTheme="majorHAnsi"/>
+      <w:color w:themeColor="accent1" w:themeShade="BF" w:val="2E74B5"/>
+      <w:sz w:val="26"/>
+      <w:szCs w:val="26"/>
+      <w:lang w:eastAsia="pt-BR"/>
     </w:rPr>
   </w:style>
   <w:style w:type="paragraph" w:customStyle="1" w:styleId="SourceCode">
@@ -6002,7 +10114,7 @@
 </file>
 
 <file path=word/theme/theme1.xml><?xml version="1.0" encoding="utf-8"?>
-<a:theme xmlns:a="http://schemas.openxmlformats.org/drawingml/2006/main" name="Office Theme">
+<a:theme xmlns:a="http://schemas.openxmlformats.org/drawingml/2006/main" xmlns:thm15="http://schemas.microsoft.com/office/thememl/2012/main" name="Tema do Office">
   <a:themeElements>
     <a:clrScheme name="Office">
       <a:dk1>
@@ -6012,39 +10124,39 @@
         <a:sysClr val="window" lastClr="FFFFFF"/>
       </a:lt1>
       <a:dk2>
-        <a:srgbClr val="0E2841"/>
+        <a:srgbClr val="44546A"/>
       </a:dk2>
       <a:lt2>
-        <a:srgbClr val="E8E8E8"/>
+        <a:srgbClr val="E7E6E6"/>
       </a:lt2>
       <a:accent1>
-        <a:srgbClr val="156082"/>
+        <a:srgbClr val="5B9BD5"/>
       </a:accent1>
       <a:accent2>
-        <a:srgbClr val="E97132"/>
+        <a:srgbClr val="ED7D31"/>
       </a:accent2>
       <a:accent3>
-        <a:srgbClr val="196B24"/>
+        <a:srgbClr val="A5A5A5"/>
       </a:accent3>
       <a:accent4>
-        <a:srgbClr val="0F9ED5"/>
+        <a:srgbClr val="FFC000"/>
       </a:accent4>
       <a:accent5>
-        <a:srgbClr val="A02B93"/>
+        <a:srgbClr val="4472C4"/>
       </a:accent5>
       <a:accent6>
-        <a:srgbClr val="4EA72E"/>
+        <a:srgbClr val="70AD47"/>
       </a:accent6>
       <a:hlink>
-        <a:srgbClr val="467886"/>
+        <a:srgbClr val="0563C1"/>
       </a:hlink>
       <a:folHlink>
-        <a:srgbClr val="96607D"/>
+        <a:srgbClr val="954F72"/>
       </a:folHlink>
     </a:clrScheme>
     <a:fontScheme name="Office">
       <a:majorFont>
-        <a:latin typeface="Aptos Display" panose="02110004020202020204"/>
+        <a:latin typeface="Calibri Light" panose="020F0302020204030204"/>
         <a:ea typeface=""/>
         <a:cs typeface=""/>
         <a:font script="Jpan" typeface="游ゴシック Light"/>
@@ -6077,26 +10189,9 @@
         <a:font script="Viet" typeface="Times New Roman"/>
         <a:font script="Uigh" typeface="Microsoft Uighur"/>
         <a:font script="Geor" typeface="Sylfaen"/>
-        <a:font script="Armn" typeface="Arial"/>
-        <a:font script="Bugi" typeface="Leelawadee UI"/>
-        <a:font script="Bopo" typeface="Microsoft JhengHei"/>
-        <a:font script="Java" typeface="Javanese Text"/>
-        <a:font script="Lisu" typeface="Segoe UI"/>
-        <a:font script="Mymr" typeface="Myanmar Text"/>
-        <a:font script="Nkoo" typeface="Ebrima"/>
-        <a:font script="Olck" typeface="Nirmala UI"/>
-        <a:font script="Osma" typeface="Ebrima"/>
-        <a:font script="Phag" typeface="Phagspa"/>
-        <a:font script="Syrn" typeface="Estrangelo Edessa"/>
-        <a:font script="Syrj" typeface="Estrangelo Edessa"/>
-        <a:font script="Syre" typeface="Estrangelo Edessa"/>
-        <a:font script="Sora" typeface="Nirmala UI"/>
-        <a:font script="Tale" typeface="Microsoft Tai Le"/>
-        <a:font script="Talu" typeface="Microsoft New Tai Lue"/>
-        <a:font script="Tfng" typeface="Ebrima"/>
       </a:majorFont>
       <a:minorFont>
-        <a:latin typeface="Aptos" panose="02110004020202020204"/>
+        <a:latin typeface="Calibri" panose="020F0502020204030204"/>
         <a:ea typeface=""/>
         <a:cs typeface=""/>
         <a:font script="Jpan" typeface="游明朝"/>
@@ -6129,23 +10224,6 @@
         <a:font script="Viet" typeface="Arial"/>
         <a:font script="Uigh" typeface="Microsoft Uighur"/>
         <a:font script="Geor" typeface="Sylfaen"/>
-        <a:font script="Armn" typeface="Arial"/>
-        <a:font script="Bugi" typeface="Leelawadee UI"/>
-        <a:font script="Bopo" typeface="Microsoft JhengHei"/>
-        <a:font script="Java" typeface="Javanese Text"/>
-        <a:font script="Lisu" typeface="Segoe UI"/>
-        <a:font script="Mymr" typeface="Myanmar Text"/>
-        <a:font script="Nkoo" typeface="Ebrima"/>
-        <a:font script="Olck" typeface="Nirmala UI"/>
-        <a:font script="Osma" typeface="Ebrima"/>
-        <a:font script="Phag" typeface="Phagspa"/>
-        <a:font script="Syrn" typeface="Estrangelo Edessa"/>
-        <a:font script="Syrj" typeface="Estrangelo Edessa"/>
-        <a:font script="Syre" typeface="Estrangelo Edessa"/>
-        <a:font script="Sora" typeface="Nirmala UI"/>
-        <a:font script="Tale" typeface="Microsoft Tai Le"/>
-        <a:font script="Talu" typeface="Microsoft New Tai Lue"/>
-        <a:font script="Tfng" typeface="Ebrima"/>
       </a:minorFont>
     </a:fontScheme>
     <a:fmtScheme name="Office">
@@ -6290,7 +10368,7 @@
   <a:extraClrSchemeLst/>
   <a:extLst>
     <a:ext uri="{05A4C25C-085E-4340-85A3-A5531E510DB2}">
-      <thm15:themeFamily xmlns:thm15="http://schemas.microsoft.com/office/thememl/2012/main" name="Office Theme" id="{2E142A2C-CD16-42D6-873A-C26D2A0506FA}" vid="{1BDDFF52-6CD6-40A5-AB3C-68EB2F1E4D0A}"/>
+      <thm15:themeFamily xmlns:thm15="http://schemas.microsoft.com/office/thememl/2012/main" name="Office Theme" id="{62F939B6-93AF-4DB8-9C6B-D6C7DFDC589F}" vid="{4A3C46E8-61CC-4603-A589-7422A47A8E4A}"/>
     </a:ext>
   </a:extLst>
 </a:theme>
